--- a/docs/report/First Brief Report Template.docx
+++ b/docs/report/First Brief Report Template.docx
@@ -138,7 +138,7 @@
           <w:p>
             <w:pPr>
               <w:rPr>
-                <w:rFonts w:ascii="Times New Roman" w:hAnsi="Times New Roman" w:cs="Times New Roman" w:hint="eastAsia"/>
+                <w:rFonts w:ascii="Times New Roman" w:hAnsi="Times New Roman" w:cs="Times New Roman"/>
               </w:rPr>
             </w:pPr>
             <w:r>
@@ -162,7 +162,7 @@
           <w:p>
             <w:pPr>
               <w:rPr>
-                <w:rFonts w:ascii="Times New Roman" w:hAnsi="Times New Roman" w:cs="Times New Roman" w:hint="eastAsia"/>
+                <w:rFonts w:ascii="Times New Roman" w:hAnsi="Times New Roman" w:cs="Times New Roman"/>
               </w:rPr>
             </w:pPr>
             <w:r>
@@ -221,6 +221,12 @@
               </w:rPr>
               <w:t xml:space="preserve">QM no: </w:t>
             </w:r>
+            <w:r>
+              <w:rPr>
+                <w:rFonts w:ascii="Times New Roman" w:hAnsi="Times New Roman" w:cs="Times New Roman" w:hint="eastAsia"/>
+              </w:rPr>
+              <w:t>231225683</w:t>
+            </w:r>
           </w:p>
         </w:tc>
         <w:tc>
@@ -230,7 +236,7 @@
           <w:p>
             <w:pPr>
               <w:rPr>
-                <w:rFonts w:ascii="Times New Roman" w:hAnsi="Times New Roman" w:cs="Times New Roman" w:hint="eastAsia"/>
+                <w:rFonts w:ascii="Times New Roman" w:hAnsi="Times New Roman" w:cs="Times New Roman"/>
               </w:rPr>
             </w:pPr>
             <w:r>
@@ -298,7 +304,7 @@
           <w:p>
             <w:pPr>
               <w:rPr>
-                <w:rFonts w:ascii="Times New Roman" w:hAnsi="Times New Roman" w:cs="Times New Roman" w:hint="eastAsia"/>
+                <w:rFonts w:ascii="Times New Roman" w:hAnsi="Times New Roman" w:cs="Times New Roman"/>
               </w:rPr>
             </w:pPr>
             <w:r>
@@ -366,7 +372,7 @@
           <w:p>
             <w:pPr>
               <w:rPr>
-                <w:rFonts w:ascii="Times New Roman" w:hAnsi="Times New Roman" w:cs="Times New Roman" w:hint="eastAsia"/>
+                <w:rFonts w:ascii="Times New Roman" w:hAnsi="Times New Roman" w:cs="Times New Roman"/>
               </w:rPr>
             </w:pPr>
             <w:r>
@@ -434,7 +440,7 @@
           <w:p>
             <w:pPr>
               <w:rPr>
-                <w:rFonts w:ascii="Times New Roman" w:hAnsi="Times New Roman" w:cs="Times New Roman" w:hint="eastAsia"/>
+                <w:rFonts w:ascii="Times New Roman" w:hAnsi="Times New Roman" w:cs="Times New Roman"/>
               </w:rPr>
             </w:pPr>
             <w:r>
@@ -502,7 +508,7 @@
           <w:p>
             <w:pPr>
               <w:rPr>
-                <w:rFonts w:ascii="Times New Roman" w:hAnsi="Times New Roman" w:cs="Times New Roman" w:hint="eastAsia"/>
+                <w:rFonts w:ascii="Times New Roman" w:hAnsi="Times New Roman" w:cs="Times New Roman"/>
               </w:rPr>
             </w:pPr>
             <w:r>
@@ -568,129 +574,1050 @@
     </w:p>
     <w:p>
       <w:pPr>
-        <w:rPr>
-          <w:rFonts w:ascii="Times New Roman" w:hAnsi="Times New Roman" w:cs="Times New Roman"/>
-        </w:rPr>
-      </w:pPr>
-      <w:r>
-        <w:rPr>
-          <w:rFonts w:ascii="Times New Roman" w:hAnsi="Times New Roman" w:cs="Times New Roman"/>
-        </w:rPr>
-        <w:t>D</w:t>
-      </w:r>
-      <w:r>
-        <w:rPr>
-          <w:rFonts w:ascii="Times New Roman" w:hAnsi="Times New Roman" w:cs="Times New Roman"/>
-        </w:rPr>
-        <w:t xml:space="preserve">escribe the fact-finding techniques, iteration </w:t>
-      </w:r>
-      <w:r>
-        <w:rPr>
-          <w:rFonts w:ascii="Times New Roman" w:hAnsi="Times New Roman" w:cs="Times New Roman"/>
-        </w:rPr>
-        <w:t>plan</w:t>
-      </w:r>
-      <w:r>
-        <w:rPr>
-          <w:rFonts w:ascii="Times New Roman" w:hAnsi="Times New Roman" w:cs="Times New Roman"/>
-        </w:rPr>
-        <w:t>, prioriti</w:t>
-      </w:r>
-      <w:r>
-        <w:rPr>
-          <w:rFonts w:ascii="Times New Roman" w:hAnsi="Times New Roman" w:cs="Times New Roman"/>
-        </w:rPr>
-        <w:t>s</w:t>
-      </w:r>
-      <w:r>
-        <w:rPr>
-          <w:rFonts w:ascii="Times New Roman" w:hAnsi="Times New Roman" w:cs="Times New Roman"/>
-        </w:rPr>
-        <w:t xml:space="preserve">ation and estimation </w:t>
-      </w:r>
-      <w:r>
-        <w:rPr>
-          <w:rFonts w:ascii="Times New Roman" w:hAnsi="Times New Roman" w:cs="Times New Roman"/>
-        </w:rPr>
-        <w:t>methods</w:t>
-      </w:r>
-      <w:r>
-        <w:rPr>
-          <w:rFonts w:ascii="Times New Roman" w:hAnsi="Times New Roman" w:cs="Times New Roman"/>
-        </w:rPr>
-        <w:t xml:space="preserve"> used in the project</w:t>
-      </w:r>
-      <w:r>
-        <w:rPr>
-          <w:rFonts w:ascii="Times New Roman" w:hAnsi="Times New Roman" w:cs="Times New Roman"/>
+        <w:widowControl w:val="0"/>
+        <w:spacing w:line="240" w:lineRule="auto"/>
+        <w:jc w:val="both"/>
+        <w:rPr>
+          <w:rFonts w:ascii="Times New Roman" w:hAnsi="Times New Roman" w:cs="Times New Roman"/>
+          <w:b/>
+          <w:bCs/>
+          <w:lang w:val="en-US"/>
+        </w:rPr>
+      </w:pPr>
+      <w:r>
+        <w:rPr>
+          <w:rFonts w:ascii="Times New Roman" w:hAnsi="Times New Roman" w:cs="Times New Roman" w:hint="eastAsia"/>
+          <w:b/>
+          <w:bCs/>
+          <w:lang w:val="en-US"/>
+        </w:rPr>
+        <w:t>1.</w:t>
+      </w:r>
+      <w:r>
+        <w:rPr>
+          <w:rFonts w:ascii="Times New Roman" w:hAnsi="Times New Roman" w:cs="Times New Roman"/>
+          <w:b/>
+          <w:bCs/>
+          <w:lang w:val="en-US"/>
+        </w:rPr>
+        <w:t>Fact-finding Techniques</w:t>
+      </w:r>
+    </w:p>
+    <w:p>
+      <w:pPr>
+        <w:widowControl w:val="0"/>
+        <w:spacing w:line="240" w:lineRule="auto"/>
+        <w:jc w:val="both"/>
+        <w:rPr>
+          <w:rFonts w:ascii="Times New Roman" w:hAnsi="Times New Roman" w:cs="Times New Roman"/>
+          <w:lang w:val="en-US"/>
+        </w:rPr>
+      </w:pPr>
+      <w:r>
+        <w:rPr>
+          <w:rFonts w:ascii="Times New Roman" w:hAnsi="Times New Roman" w:cs="Times New Roman"/>
+          <w:lang w:val="en-US"/>
+        </w:rPr>
+        <w:t xml:space="preserve">To identify authentic and detailed requirements, our team used two complementary fact-finding methods: </w:t>
+      </w:r>
+      <w:r>
+        <w:rPr>
+          <w:rFonts w:ascii="Times New Roman" w:hAnsi="Times New Roman" w:cs="Times New Roman"/>
+          <w:b/>
+          <w:bCs/>
+          <w:lang w:val="en-US"/>
+        </w:rPr>
+        <w:t>one-on-one user interviews</w:t>
+      </w:r>
+      <w:r>
+        <w:rPr>
+          <w:rFonts w:ascii="Times New Roman" w:hAnsi="Times New Roman" w:cs="Times New Roman"/>
+          <w:lang w:val="en-US"/>
+        </w:rPr>
+        <w:t xml:space="preserve"> and </w:t>
+      </w:r>
+      <w:r>
+        <w:rPr>
+          <w:rFonts w:ascii="Times New Roman" w:hAnsi="Times New Roman" w:cs="Times New Roman"/>
+          <w:b/>
+          <w:bCs/>
+          <w:lang w:val="en-US"/>
+        </w:rPr>
+        <w:t>structured questionnaires</w:t>
+      </w:r>
+      <w:r>
+        <w:rPr>
+          <w:rFonts w:ascii="Times New Roman" w:hAnsi="Times New Roman" w:cs="Times New Roman"/>
+          <w:lang w:val="en-US"/>
+        </w:rPr>
+        <w:t xml:space="preserve">. This combination leverages their synergies—interviews explore personalized insights from experienced users, while questionnaires quantify common needs across a broader user base. </w:t>
+      </w:r>
+    </w:p>
+    <w:p>
+      <w:pPr>
+        <w:widowControl w:val="0"/>
+        <w:spacing w:line="240" w:lineRule="auto"/>
+        <w:jc w:val="both"/>
+        <w:rPr>
+          <w:rFonts w:ascii="Times New Roman" w:hAnsi="Times New Roman" w:cs="Times New Roman"/>
+          <w:lang w:val="en-US"/>
+        </w:rPr>
+      </w:pPr>
+      <w:r>
+        <w:rPr>
+          <w:rFonts w:ascii="Times New Roman" w:hAnsi="Times New Roman" w:cs="Times New Roman"/>
+          <w:lang w:val="en-US"/>
+        </w:rPr>
+        <w:pict w14:anchorId="76B2C9C0">
+          <v:rect id="_x0000_i1025" style="width:0;height:1.5pt" o:hralign="center" o:hrstd="t" o:hrnoshade="t" o:hr="t" fillcolor="black" stroked="f"/>
+        </w:pict>
+      </w:r>
+    </w:p>
+    <w:p>
+      <w:pPr>
+        <w:widowControl w:val="0"/>
+        <w:spacing w:line="240" w:lineRule="auto"/>
+        <w:jc w:val="both"/>
+        <w:rPr>
+          <w:rFonts w:ascii="Times New Roman" w:hAnsi="Times New Roman" w:cs="Times New Roman"/>
+          <w:lang w:val="en-US"/>
+        </w:rPr>
+      </w:pPr>
+      <w:r>
+        <w:rPr>
+          <w:rFonts w:ascii="Times New Roman" w:hAnsi="Times New Roman" w:cs="Times New Roman" w:hint="eastAsia"/>
+          <w:lang w:val="en-US"/>
+        </w:rPr>
+        <w:t>a</w:t>
+      </w:r>
+      <w:r>
+        <w:rPr>
+          <w:rFonts w:ascii="Times New Roman" w:hAnsi="Times New Roman" w:cs="Times New Roman"/>
+          <w:lang w:val="en-US"/>
+        </w:rPr>
+        <w:t>. One-on-One User Interviews</w:t>
+      </w:r>
+    </w:p>
+    <w:p>
+      <w:pPr>
+        <w:widowControl w:val="0"/>
+        <w:spacing w:line="240" w:lineRule="auto"/>
+        <w:jc w:val="both"/>
+        <w:rPr>
+          <w:rFonts w:ascii="Times New Roman" w:hAnsi="Times New Roman" w:cs="Times New Roman"/>
+          <w:lang w:val="en-US"/>
+        </w:rPr>
+      </w:pPr>
+      <w:r>
+        <w:rPr>
+          <w:rFonts w:ascii="Times New Roman" w:hAnsi="Times New Roman" w:cs="Times New Roman"/>
+          <w:lang w:val="en-US"/>
+        </w:rPr>
+        <w:t>Rationale</w:t>
+      </w:r>
+    </w:p>
+    <w:p>
+      <w:pPr>
+        <w:widowControl w:val="0"/>
+        <w:spacing w:line="240" w:lineRule="auto"/>
+        <w:jc w:val="both"/>
+        <w:rPr>
+          <w:rFonts w:ascii="Times New Roman" w:hAnsi="Times New Roman" w:cs="Times New Roman"/>
+          <w:lang w:val="en-US"/>
+        </w:rPr>
+      </w:pPr>
+      <w:r>
+        <w:rPr>
+          <w:rFonts w:ascii="Times New Roman" w:hAnsi="Times New Roman" w:cs="Times New Roman"/>
+          <w:lang w:val="en-US"/>
+        </w:rPr>
+        <w:t xml:space="preserve">This method uncovers </w:t>
+      </w:r>
+      <w:r>
+        <w:rPr>
+          <w:rFonts w:ascii="Times New Roman" w:hAnsi="Times New Roman" w:cs="Times New Roman"/>
+          <w:b/>
+          <w:bCs/>
+          <w:lang w:val="en-US"/>
+        </w:rPr>
+        <w:t>in-depth, personalized insights not captured by closed-ended questionnaires</w:t>
+      </w:r>
+      <w:r>
+        <w:rPr>
+          <w:rFonts w:ascii="Times New Roman" w:hAnsi="Times New Roman" w:cs="Times New Roman"/>
+          <w:lang w:val="en-US"/>
+        </w:rPr>
+        <w:t>. We interviewed a senior student with TA experience to gather first-hand feedback on the current manual (form/Excel) recruitment process and expectations for the new system, forming the basis for core user stories.</w:t>
+      </w:r>
+    </w:p>
+    <w:p>
+      <w:pPr>
+        <w:widowControl w:val="0"/>
+        <w:spacing w:line="240" w:lineRule="auto"/>
+        <w:jc w:val="both"/>
+        <w:rPr>
+          <w:rFonts w:ascii="Times New Roman" w:hAnsi="Times New Roman" w:cs="Times New Roman"/>
+          <w:lang w:val="en-US"/>
+        </w:rPr>
+      </w:pPr>
+      <w:r>
+        <w:rPr>
+          <w:rFonts w:ascii="Times New Roman" w:hAnsi="Times New Roman" w:cs="Times New Roman"/>
+          <w:lang w:val="en-US"/>
+        </w:rPr>
+        <w:t>Implementation</w:t>
+      </w:r>
+    </w:p>
+    <w:p>
+      <w:pPr>
+        <w:widowControl w:val="0"/>
+        <w:spacing w:line="240" w:lineRule="auto"/>
+        <w:jc w:val="both"/>
+        <w:rPr>
+          <w:rFonts w:ascii="Times New Roman" w:hAnsi="Times New Roman" w:cs="Times New Roman"/>
+          <w:lang w:val="en-US"/>
+        </w:rPr>
+      </w:pPr>
+      <w:r>
+        <w:rPr>
+          <w:rFonts w:ascii="Times New Roman" w:hAnsi="Times New Roman" w:cs="Times New Roman"/>
+          <w:lang w:val="en-US"/>
+        </w:rPr>
+        <w:t>Key Findings</w:t>
+      </w:r>
+    </w:p>
+    <w:p>
+      <w:pPr>
+        <w:widowControl w:val="0"/>
+        <w:numPr>
+          <w:ilvl w:val="0"/>
+          <w:numId w:val="3"/>
+        </w:numPr>
+        <w:spacing w:after="0" w:line="240" w:lineRule="auto"/>
+        <w:jc w:val="both"/>
+        <w:rPr>
+          <w:rFonts w:ascii="Times New Roman" w:hAnsi="Times New Roman" w:cs="Times New Roman"/>
+          <w:lang w:val="en-US"/>
+        </w:rPr>
+      </w:pPr>
+      <w:r>
+        <w:rPr>
+          <w:rFonts w:ascii="Times New Roman" w:hAnsi="Times New Roman" w:cs="Times New Roman"/>
+          <w:b/>
+          <w:bCs/>
+          <w:lang w:val="en-US"/>
+        </w:rPr>
+        <w:t>Core Pain Points</w:t>
+      </w:r>
+      <w:r>
+        <w:rPr>
+          <w:rFonts w:ascii="Times New Roman" w:hAnsi="Times New Roman" w:cs="Times New Roman"/>
+          <w:lang w:val="en-US"/>
+        </w:rPr>
+        <w:t>: Repeated data entry, no application status visibility, scattered job postings, unclear job details causing schedule conflicts, and inefficient email-only communication with MOs.</w:t>
+      </w:r>
+    </w:p>
+    <w:p>
+      <w:pPr>
+        <w:widowControl w:val="0"/>
+        <w:numPr>
+          <w:ilvl w:val="0"/>
+          <w:numId w:val="3"/>
+        </w:numPr>
+        <w:spacing w:after="0" w:line="240" w:lineRule="auto"/>
+        <w:jc w:val="both"/>
+        <w:rPr>
+          <w:rFonts w:ascii="Times New Roman" w:hAnsi="Times New Roman" w:cs="Times New Roman"/>
+          <w:lang w:val="en-US"/>
+        </w:rPr>
+      </w:pPr>
+      <w:r>
+        <w:rPr>
+          <w:rFonts w:ascii="Times New Roman" w:hAnsi="Times New Roman" w:cs="Times New Roman"/>
+          <w:b/>
+          <w:bCs/>
+          <w:lang w:val="en-US"/>
+        </w:rPr>
+        <w:t>Must-Have Features</w:t>
+      </w:r>
+      <w:r>
+        <w:rPr>
+          <w:rFonts w:ascii="Times New Roman" w:hAnsi="Times New Roman" w:cs="Times New Roman"/>
+          <w:lang w:val="en-US"/>
+        </w:rPr>
+        <w:t>: Real-time application status inquiry (US-0</w:t>
+      </w:r>
+      <w:r>
+        <w:rPr>
+          <w:rFonts w:ascii="Times New Roman" w:hAnsi="Times New Roman" w:cs="Times New Roman"/>
+        </w:rPr>
+        <w:t>6</w:t>
+      </w:r>
+      <w:r>
+        <w:rPr>
+          <w:rFonts w:ascii="Times New Roman" w:hAnsi="Times New Roman" w:cs="Times New Roman"/>
+          <w:lang w:val="en-US"/>
+        </w:rPr>
+        <w:t>), one-click CV upload (US-0</w:t>
+      </w:r>
+      <w:r>
+        <w:rPr>
+          <w:rFonts w:ascii="Times New Roman" w:hAnsi="Times New Roman" w:cs="Times New Roman"/>
+        </w:rPr>
+        <w:t>2</w:t>
+      </w:r>
+      <w:r>
+        <w:rPr>
+          <w:rFonts w:ascii="Times New Roman" w:hAnsi="Times New Roman" w:cs="Times New Roman"/>
+          <w:lang w:val="en-US"/>
+        </w:rPr>
+        <w:t>), and a centralized job browsing page (US-0</w:t>
+      </w:r>
+      <w:r>
+        <w:rPr>
+          <w:rFonts w:ascii="Times New Roman" w:hAnsi="Times New Roman" w:cs="Times New Roman"/>
+        </w:rPr>
+        <w:t>3</w:t>
+      </w:r>
+      <w:r>
+        <w:rPr>
+          <w:rFonts w:ascii="Times New Roman" w:hAnsi="Times New Roman" w:cs="Times New Roman"/>
+          <w:lang w:val="en-US"/>
+        </w:rPr>
+        <w:t>).</w:t>
+      </w:r>
+    </w:p>
+    <w:p>
+      <w:pPr>
+        <w:widowControl w:val="0"/>
+        <w:numPr>
+          <w:ilvl w:val="0"/>
+          <w:numId w:val="3"/>
+        </w:numPr>
+        <w:spacing w:after="0" w:line="240" w:lineRule="auto"/>
+        <w:jc w:val="both"/>
+        <w:rPr>
+          <w:rFonts w:ascii="Times New Roman" w:hAnsi="Times New Roman" w:cs="Times New Roman"/>
+          <w:lang w:val="en-US"/>
+        </w:rPr>
+      </w:pPr>
+      <w:r>
+        <w:rPr>
+          <w:rFonts w:ascii="Times New Roman" w:hAnsi="Times New Roman" w:cs="Times New Roman"/>
+          <w:b/>
+          <w:bCs/>
+          <w:lang w:val="en-US"/>
+        </w:rPr>
+        <w:t>Usability Needs</w:t>
+      </w:r>
+      <w:r>
+        <w:rPr>
+          <w:rFonts w:ascii="Times New Roman" w:hAnsi="Times New Roman" w:cs="Times New Roman"/>
+          <w:lang w:val="en-US"/>
+        </w:rPr>
+        <w:t>: Job filtering/search (US-0</w:t>
+      </w:r>
+      <w:r>
+        <w:rPr>
+          <w:rFonts w:ascii="Times New Roman" w:hAnsi="Times New Roman" w:cs="Times New Roman"/>
+        </w:rPr>
+        <w:t>7</w:t>
+      </w:r>
+      <w:r>
+        <w:rPr>
+          <w:rFonts w:ascii="Times New Roman" w:hAnsi="Times New Roman" w:cs="Times New Roman"/>
+          <w:lang w:val="en-US"/>
+        </w:rPr>
+        <w:t>), dedicated MO communication channel (US-</w:t>
+      </w:r>
+      <w:r>
+        <w:rPr>
+          <w:rFonts w:ascii="Times New Roman" w:hAnsi="Times New Roman" w:cs="Times New Roman"/>
+        </w:rPr>
+        <w:t>08</w:t>
+      </w:r>
+      <w:r>
+        <w:rPr>
+          <w:rFonts w:ascii="Times New Roman" w:hAnsi="Times New Roman" w:cs="Times New Roman"/>
+          <w:lang w:val="en-US"/>
+        </w:rPr>
+        <w:t>), and a clear, intuitive interface.</w:t>
+      </w:r>
+    </w:p>
+    <w:p>
+      <w:pPr>
+        <w:widowControl w:val="0"/>
+        <w:spacing w:line="240" w:lineRule="auto"/>
+        <w:jc w:val="both"/>
+        <w:rPr>
+          <w:rFonts w:ascii="Times New Roman" w:hAnsi="Times New Roman" w:cs="Times New Roman"/>
+          <w:lang w:val="en-US"/>
+        </w:rPr>
+      </w:pPr>
+      <w:r>
+        <w:rPr>
+          <w:rFonts w:ascii="Times New Roman" w:hAnsi="Times New Roman" w:cs="Times New Roman"/>
+          <w:lang w:val="en-US"/>
+        </w:rPr>
+        <w:pict w14:anchorId="43F2BCC8">
+          <v:rect id="_x0000_i1026" style="width:0;height:1.5pt" o:hralign="center" o:hrstd="t" o:hrnoshade="t" o:hr="t" fillcolor="black" stroked="f"/>
+        </w:pict>
+      </w:r>
+    </w:p>
+    <w:p>
+      <w:pPr>
+        <w:widowControl w:val="0"/>
+        <w:spacing w:line="240" w:lineRule="auto"/>
+        <w:jc w:val="both"/>
+        <w:rPr>
+          <w:rFonts w:ascii="Times New Roman" w:hAnsi="Times New Roman" w:cs="Times New Roman"/>
+          <w:lang w:val="en-US"/>
+        </w:rPr>
+      </w:pPr>
+      <w:r>
+        <w:rPr>
+          <w:rFonts w:ascii="Times New Roman" w:hAnsi="Times New Roman" w:cs="Times New Roman" w:hint="eastAsia"/>
+          <w:lang w:val="en-US"/>
+        </w:rPr>
+        <w:t>b</w:t>
+      </w:r>
+      <w:r>
+        <w:rPr>
+          <w:rFonts w:ascii="Times New Roman" w:hAnsi="Times New Roman" w:cs="Times New Roman"/>
+          <w:lang w:val="en-US"/>
+        </w:rPr>
+        <w:t>. Structured Questionnaire</w:t>
+      </w:r>
+    </w:p>
+    <w:p>
+      <w:pPr>
+        <w:widowControl w:val="0"/>
+        <w:spacing w:line="240" w:lineRule="auto"/>
+        <w:jc w:val="both"/>
+        <w:rPr>
+          <w:rFonts w:ascii="Times New Roman" w:hAnsi="Times New Roman" w:cs="Times New Roman"/>
+          <w:lang w:val="en-US"/>
+        </w:rPr>
+      </w:pPr>
+      <w:r>
+        <w:rPr>
+          <w:rFonts w:ascii="Times New Roman" w:hAnsi="Times New Roman" w:cs="Times New Roman"/>
+          <w:lang w:val="en-US"/>
+        </w:rPr>
+        <w:t>Rationale</w:t>
+      </w:r>
+    </w:p>
+    <w:p>
+      <w:pPr>
+        <w:widowControl w:val="0"/>
+        <w:spacing w:line="240" w:lineRule="auto"/>
+        <w:jc w:val="both"/>
+        <w:rPr>
+          <w:rFonts w:ascii="Times New Roman" w:hAnsi="Times New Roman" w:cs="Times New Roman"/>
+          <w:lang w:val="en-US"/>
+        </w:rPr>
+      </w:pPr>
+      <w:r>
+        <w:rPr>
+          <w:rFonts w:ascii="Times New Roman" w:hAnsi="Times New Roman" w:cs="Times New Roman"/>
+          <w:lang w:val="en-US"/>
+        </w:rPr>
+        <w:t xml:space="preserve">Questionnaires </w:t>
+      </w:r>
+      <w:r>
+        <w:rPr>
+          <w:rFonts w:ascii="Times New Roman" w:hAnsi="Times New Roman" w:cs="Times New Roman"/>
+          <w:b/>
+          <w:bCs/>
+          <w:lang w:val="en-US"/>
+        </w:rPr>
+        <w:t>quantify common needs and preferences</w:t>
+      </w:r>
+      <w:r>
+        <w:rPr>
+          <w:rFonts w:ascii="Times New Roman" w:hAnsi="Times New Roman" w:cs="Times New Roman"/>
+          <w:lang w:val="en-US"/>
+        </w:rPr>
+        <w:t xml:space="preserve"> across potential TA applicants, </w:t>
+      </w:r>
+      <w:r>
+        <w:rPr>
+          <w:rFonts w:ascii="Times New Roman" w:hAnsi="Times New Roman" w:cs="Times New Roman"/>
+          <w:lang w:val="en-US"/>
+        </w:rPr>
+        <w:lastRenderedPageBreak/>
+        <w:t>verifying the universality of interview findings and informing feature prioritization. This ensures our High/Medium/Low priority ranking reflects the majority user needs.</w:t>
+      </w:r>
+    </w:p>
+    <w:p>
+      <w:pPr>
+        <w:widowControl w:val="0"/>
+        <w:spacing w:line="240" w:lineRule="auto"/>
+        <w:jc w:val="both"/>
+        <w:rPr>
+          <w:rFonts w:ascii="Times New Roman" w:hAnsi="Times New Roman" w:cs="Times New Roman"/>
+          <w:lang w:val="en-US"/>
+        </w:rPr>
+      </w:pPr>
+      <w:r>
+        <w:rPr>
+          <w:rFonts w:ascii="Times New Roman" w:hAnsi="Times New Roman" w:cs="Times New Roman"/>
+          <w:lang w:val="en-US"/>
+        </w:rPr>
+        <w:t>Implementation</w:t>
+      </w:r>
+    </w:p>
+    <w:p>
+      <w:pPr>
+        <w:widowControl w:val="0"/>
+        <w:spacing w:line="240" w:lineRule="auto"/>
+        <w:jc w:val="both"/>
+        <w:rPr>
+          <w:rFonts w:ascii="Times New Roman" w:hAnsi="Times New Roman" w:cs="Times New Roman"/>
+          <w:lang w:val="en-US"/>
+        </w:rPr>
+      </w:pPr>
+      <w:r>
+        <w:rPr>
+          <w:rFonts w:ascii="Times New Roman" w:hAnsi="Times New Roman" w:cs="Times New Roman"/>
+          <w:lang w:val="en-US"/>
+        </w:rPr>
+        <w:t>Key Findings</w:t>
+      </w:r>
+    </w:p>
+    <w:p>
+      <w:pPr>
+        <w:widowControl w:val="0"/>
+        <w:numPr>
+          <w:ilvl w:val="0"/>
+          <w:numId w:val="4"/>
+        </w:numPr>
+        <w:spacing w:after="0" w:line="240" w:lineRule="auto"/>
+        <w:jc w:val="both"/>
+        <w:rPr>
+          <w:rFonts w:ascii="Times New Roman" w:hAnsi="Times New Roman" w:cs="Times New Roman"/>
+          <w:lang w:val="en-US"/>
+        </w:rPr>
+      </w:pPr>
+      <w:r>
+        <w:rPr>
+          <w:rFonts w:ascii="Times New Roman" w:hAnsi="Times New Roman" w:cs="Times New Roman"/>
+          <w:b/>
+          <w:bCs/>
+          <w:lang w:val="en-US"/>
+        </w:rPr>
+        <w:t>Universal Pain Points</w:t>
+      </w:r>
+      <w:r>
+        <w:rPr>
+          <w:rFonts w:ascii="Times New Roman" w:hAnsi="Times New Roman" w:cs="Times New Roman"/>
+          <w:lang w:val="en-US"/>
+        </w:rPr>
+        <w:t>: Scattered job postings, and no status visibility were top concerns, elevating US-0</w:t>
+      </w:r>
+      <w:r>
+        <w:rPr>
+          <w:rFonts w:ascii="Times New Roman" w:hAnsi="Times New Roman" w:cs="Times New Roman"/>
+        </w:rPr>
+        <w:t xml:space="preserve">3 </w:t>
+      </w:r>
+      <w:r>
+        <w:rPr>
+          <w:rFonts w:ascii="Times New Roman" w:hAnsi="Times New Roman" w:cs="Times New Roman"/>
+          <w:lang w:val="en-US"/>
+        </w:rPr>
+        <w:t>and US-0</w:t>
+      </w:r>
+      <w:r>
+        <w:rPr>
+          <w:rFonts w:ascii="Times New Roman" w:hAnsi="Times New Roman" w:cs="Times New Roman"/>
+        </w:rPr>
+        <w:t>6</w:t>
+      </w:r>
+      <w:r>
+        <w:rPr>
+          <w:rFonts w:ascii="Times New Roman" w:hAnsi="Times New Roman" w:cs="Times New Roman"/>
+          <w:lang w:val="en-US"/>
+        </w:rPr>
+        <w:t xml:space="preserve"> to </w:t>
+      </w:r>
+      <w:r>
+        <w:rPr>
+          <w:rFonts w:ascii="Times New Roman" w:hAnsi="Times New Roman" w:cs="Times New Roman"/>
+          <w:b/>
+          <w:bCs/>
+          <w:lang w:val="en-US"/>
+        </w:rPr>
+        <w:t>High priority</w:t>
+      </w:r>
+      <w:r>
+        <w:rPr>
+          <w:rFonts w:ascii="Times New Roman" w:hAnsi="Times New Roman" w:cs="Times New Roman"/>
+          <w:lang w:val="en-US"/>
         </w:rPr>
         <w:t>.</w:t>
       </w:r>
     </w:p>
     <w:p>
       <w:pPr>
+        <w:widowControl w:val="0"/>
+        <w:numPr>
+          <w:ilvl w:val="0"/>
+          <w:numId w:val="4"/>
+        </w:numPr>
+        <w:spacing w:after="0" w:line="240" w:lineRule="auto"/>
+        <w:jc w:val="both"/>
+        <w:rPr>
+          <w:rFonts w:ascii="Times New Roman" w:hAnsi="Times New Roman" w:cs="Times New Roman"/>
+          <w:lang w:val="en-US"/>
+        </w:rPr>
+      </w:pPr>
+      <w:r>
+        <w:rPr>
+          <w:rFonts w:ascii="Times New Roman" w:hAnsi="Times New Roman" w:cs="Times New Roman"/>
+          <w:b/>
+          <w:bCs/>
+          <w:lang w:val="en-US"/>
+        </w:rPr>
+        <w:t>Critical Job Details</w:t>
+      </w:r>
+      <w:r>
+        <w:rPr>
+          <w:rFonts w:ascii="Times New Roman" w:hAnsi="Times New Roman" w:cs="Times New Roman"/>
+          <w:lang w:val="en-US"/>
+        </w:rPr>
+        <w:t>: Required skills, workload, and deadlines were the most important to applicants, guiding mandatory fields in US-11 (Post a Job).</w:t>
+      </w:r>
+    </w:p>
+    <w:p>
+      <w:pPr>
+        <w:widowControl w:val="0"/>
+        <w:numPr>
+          <w:ilvl w:val="0"/>
+          <w:numId w:val="4"/>
+        </w:numPr>
+        <w:spacing w:after="0" w:line="240" w:lineRule="auto"/>
+        <w:ind w:left="840" w:hanging="480"/>
+        <w:jc w:val="both"/>
+        <w:rPr>
+          <w:rFonts w:ascii="Times New Roman" w:hAnsi="Times New Roman" w:cs="Times New Roman"/>
+          <w:lang w:val="en-US"/>
+        </w:rPr>
+      </w:pPr>
+      <w:r>
+        <w:rPr>
+          <w:rFonts w:ascii="Times New Roman" w:hAnsi="Times New Roman" w:cs="Times New Roman"/>
+          <w:b/>
+          <w:bCs/>
+          <w:lang w:val="en-US"/>
+        </w:rPr>
+        <w:t>Function</w:t>
+      </w:r>
+      <w:r>
+        <w:rPr>
+          <w:rFonts w:ascii="Times New Roman" w:hAnsi="Times New Roman" w:cs="Times New Roman"/>
+          <w:b/>
+          <w:bCs/>
+        </w:rPr>
+        <w:t xml:space="preserve"> </w:t>
+      </w:r>
+      <w:r>
+        <w:rPr>
+          <w:rFonts w:ascii="Times New Roman" w:hAnsi="Times New Roman" w:cs="Times New Roman"/>
+          <w:b/>
+          <w:bCs/>
+          <w:lang w:val="en-US"/>
+        </w:rPr>
+        <w:t>Demand</w:t>
+      </w:r>
+      <w:r>
+        <w:rPr>
+          <w:rFonts w:ascii="Times New Roman" w:hAnsi="Times New Roman" w:cs="Times New Roman"/>
+          <w:lang w:val="en-US"/>
+        </w:rPr>
+        <w:t>:</w:t>
+      </w:r>
+    </w:p>
+    <w:p>
+      <w:pPr>
+        <w:widowControl w:val="0"/>
+        <w:numPr>
+          <w:ilvl w:val="1"/>
+          <w:numId w:val="4"/>
+        </w:numPr>
+        <w:spacing w:after="0" w:line="240" w:lineRule="auto"/>
+        <w:jc w:val="both"/>
+        <w:rPr>
+          <w:rFonts w:ascii="Times New Roman" w:hAnsi="Times New Roman" w:cs="Times New Roman"/>
+          <w:lang w:val="en-US"/>
+        </w:rPr>
+      </w:pPr>
+      <w:r>
+        <w:rPr>
+          <w:rFonts w:ascii="Times New Roman" w:hAnsi="Times New Roman" w:cs="Times New Roman"/>
+          <w:lang w:val="en-US"/>
+        </w:rPr>
+        <w:t>80% needed job filtering (US-0</w:t>
+      </w:r>
+      <w:r>
+        <w:rPr>
+          <w:rFonts w:ascii="Times New Roman" w:hAnsi="Times New Roman" w:cs="Times New Roman"/>
+        </w:rPr>
+        <w:t>7</w:t>
+      </w:r>
+      <w:r>
+        <w:rPr>
+          <w:rFonts w:ascii="Times New Roman" w:hAnsi="Times New Roman" w:cs="Times New Roman"/>
+          <w:lang w:val="en-US"/>
+        </w:rPr>
+        <w:t>, Medium priority);</w:t>
+      </w:r>
+    </w:p>
+    <w:p>
+      <w:pPr>
+        <w:widowControl w:val="0"/>
+        <w:numPr>
+          <w:ilvl w:val="1"/>
+          <w:numId w:val="4"/>
+        </w:numPr>
+        <w:spacing w:after="0" w:line="240" w:lineRule="auto"/>
+        <w:jc w:val="both"/>
+        <w:rPr>
+          <w:rFonts w:ascii="Times New Roman" w:hAnsi="Times New Roman" w:cs="Times New Roman"/>
+          <w:lang w:val="en-US"/>
+        </w:rPr>
+      </w:pPr>
+      <w:r>
+        <w:rPr>
+          <w:rFonts w:ascii="Times New Roman" w:hAnsi="Times New Roman" w:cs="Times New Roman"/>
+        </w:rPr>
+        <w:t>Some</w:t>
+      </w:r>
+      <w:r>
+        <w:rPr>
+          <w:rFonts w:ascii="Times New Roman" w:hAnsi="Times New Roman" w:cs="Times New Roman"/>
+          <w:lang w:val="en-US"/>
+        </w:rPr>
+        <w:t xml:space="preserve"> wanted AI job recommendation (US-0</w:t>
+      </w:r>
+      <w:r>
+        <w:rPr>
+          <w:rFonts w:ascii="Times New Roman" w:hAnsi="Times New Roman" w:cs="Times New Roman"/>
+        </w:rPr>
+        <w:t>9</w:t>
+      </w:r>
+      <w:r>
+        <w:rPr>
+          <w:rFonts w:ascii="Times New Roman" w:hAnsi="Times New Roman" w:cs="Times New Roman"/>
+          <w:lang w:val="en-US"/>
+        </w:rPr>
+        <w:t>) and skill feedback (US-</w:t>
+      </w:r>
+      <w:r>
+        <w:rPr>
+          <w:rFonts w:ascii="Times New Roman" w:hAnsi="Times New Roman" w:cs="Times New Roman"/>
+        </w:rPr>
+        <w:t>10</w:t>
+      </w:r>
+      <w:r>
+        <w:rPr>
+          <w:rFonts w:ascii="Times New Roman" w:hAnsi="Times New Roman" w:cs="Times New Roman"/>
+          <w:lang w:val="en-US"/>
+        </w:rPr>
+        <w:t>, Low priority for later iterations);</w:t>
+      </w:r>
+    </w:p>
+    <w:p>
+      <w:pPr>
+        <w:widowControl w:val="0"/>
+        <w:numPr>
+          <w:ilvl w:val="1"/>
+          <w:numId w:val="4"/>
+        </w:numPr>
+        <w:spacing w:after="0" w:line="240" w:lineRule="auto"/>
+        <w:jc w:val="both"/>
+        <w:rPr>
+          <w:rFonts w:ascii="Times New Roman" w:hAnsi="Times New Roman" w:cs="Times New Roman"/>
+          <w:lang w:val="en-US"/>
+        </w:rPr>
+      </w:pPr>
+      <w:r>
+        <w:rPr>
+          <w:rFonts w:ascii="Times New Roman" w:hAnsi="Times New Roman" w:cs="Times New Roman"/>
+          <w:lang w:val="en-US"/>
+        </w:rPr>
+        <w:t>Online MO communication (US-</w:t>
+      </w:r>
+      <w:r>
+        <w:rPr>
+          <w:rFonts w:ascii="Times New Roman" w:hAnsi="Times New Roman" w:cs="Times New Roman"/>
+        </w:rPr>
+        <w:t>08</w:t>
+      </w:r>
+      <w:r>
+        <w:rPr>
+          <w:rFonts w:ascii="Times New Roman" w:hAnsi="Times New Roman" w:cs="Times New Roman"/>
+          <w:lang w:val="en-US"/>
+        </w:rPr>
+        <w:t>) was deemed essential (Medium priority).</w:t>
+      </w:r>
+    </w:p>
+    <w:p>
+      <w:pPr>
+        <w:widowControl w:val="0"/>
+        <w:numPr>
+          <w:ilvl w:val="0"/>
+          <w:numId w:val="4"/>
+        </w:numPr>
+        <w:spacing w:after="0" w:line="240" w:lineRule="auto"/>
+        <w:jc w:val="both"/>
+        <w:rPr>
+          <w:rFonts w:ascii="Times New Roman" w:hAnsi="Times New Roman" w:cs="Times New Roman"/>
+          <w:lang w:val="en-US"/>
+        </w:rPr>
+      </w:pPr>
+      <w:r>
+        <w:rPr>
+          <w:rFonts w:ascii="Times New Roman" w:hAnsi="Times New Roman" w:cs="Times New Roman"/>
+          <w:b/>
+          <w:bCs/>
+          <w:lang w:val="en-US"/>
+        </w:rPr>
+        <w:t>System Rule</w:t>
+      </w:r>
+      <w:r>
+        <w:rPr>
+          <w:rFonts w:ascii="Times New Roman" w:hAnsi="Times New Roman" w:cs="Times New Roman"/>
+          <w:lang w:val="en-US"/>
+        </w:rPr>
+        <w:t>: Support schedule conflict checks (US-1</w:t>
+      </w:r>
+      <w:r>
+        <w:rPr>
+          <w:rFonts w:ascii="Times New Roman" w:hAnsi="Times New Roman" w:cs="Times New Roman"/>
+        </w:rPr>
+        <w:t>5</w:t>
+      </w:r>
+      <w:r>
+        <w:rPr>
+          <w:rFonts w:ascii="Times New Roman" w:hAnsi="Times New Roman" w:cs="Times New Roman"/>
+          <w:lang w:val="en-US"/>
+        </w:rPr>
+        <w:t>).</w:t>
+      </w:r>
+    </w:p>
+    <w:p>
+      <w:pPr>
+        <w:widowControl w:val="0"/>
+        <w:spacing w:line="240" w:lineRule="auto"/>
+        <w:jc w:val="both"/>
+        <w:rPr>
+          <w:rFonts w:ascii="Times New Roman" w:hAnsi="Times New Roman" w:cs="Times New Roman"/>
+          <w:lang w:val="en-US"/>
+        </w:rPr>
+      </w:pPr>
+      <w:r>
+        <w:rPr>
+          <w:rFonts w:ascii="Times New Roman" w:hAnsi="Times New Roman" w:cs="Times New Roman"/>
+          <w:lang w:val="en-US"/>
+        </w:rPr>
+        <w:pict w14:anchorId="524120E4">
+          <v:rect id="_x0000_i1027" style="width:0;height:1.5pt" o:hralign="center" o:hrstd="t" o:hrnoshade="t" o:hr="t" fillcolor="black" stroked="f"/>
+        </w:pict>
+      </w:r>
+    </w:p>
+    <w:p>
+      <w:pPr>
+        <w:widowControl w:val="0"/>
+        <w:spacing w:line="240" w:lineRule="auto"/>
+        <w:jc w:val="both"/>
+        <w:rPr>
+          <w:rFonts w:ascii="Times New Roman" w:hAnsi="Times New Roman" w:cs="Times New Roman"/>
+          <w:lang w:val="en-US"/>
+        </w:rPr>
+      </w:pPr>
+      <w:r>
+        <w:rPr>
+          <w:rFonts w:ascii="Times New Roman" w:hAnsi="Times New Roman" w:cs="Times New Roman" w:hint="eastAsia"/>
+          <w:lang w:val="en-US"/>
+        </w:rPr>
+        <w:t>c</w:t>
+      </w:r>
+      <w:r>
+        <w:rPr>
+          <w:rFonts w:ascii="Times New Roman" w:hAnsi="Times New Roman" w:cs="Times New Roman"/>
+          <w:lang w:val="en-US"/>
+        </w:rPr>
+        <w:t>. Impact on Requirements and Prioritization</w:t>
+      </w:r>
+    </w:p>
+    <w:p>
+      <w:pPr>
+        <w:widowControl w:val="0"/>
+        <w:spacing w:line="240" w:lineRule="auto"/>
+        <w:jc w:val="both"/>
+        <w:rPr>
+          <w:rFonts w:ascii="Times New Roman" w:hAnsi="Times New Roman" w:cs="Times New Roman"/>
+          <w:lang w:val="en-US"/>
+        </w:rPr>
+      </w:pPr>
+      <w:r>
+        <w:rPr>
+          <w:rFonts w:ascii="Times New Roman" w:hAnsi="Times New Roman" w:cs="Times New Roman"/>
+          <w:lang w:val="en-US"/>
+        </w:rPr>
+        <w:t xml:space="preserve">We prioritized features by </w:t>
+      </w:r>
+      <w:r>
+        <w:rPr>
+          <w:rFonts w:ascii="Times New Roman" w:hAnsi="Times New Roman" w:cs="Times New Roman"/>
+          <w:b/>
+          <w:bCs/>
+          <w:lang w:val="en-US"/>
+        </w:rPr>
+        <w:t>suggestion frequency, implementation difficulty, and functional fundamentality</w:t>
+      </w:r>
+      <w:r>
+        <w:rPr>
+          <w:rFonts w:ascii="Times New Roman" w:hAnsi="Times New Roman" w:cs="Times New Roman"/>
+          <w:lang w:val="en-US"/>
+        </w:rPr>
+        <w:t>:</w:t>
+      </w:r>
+    </w:p>
+    <w:p>
+      <w:pPr>
+        <w:widowControl w:val="0"/>
+        <w:numPr>
+          <w:ilvl w:val="0"/>
+          <w:numId w:val="5"/>
+        </w:numPr>
+        <w:spacing w:after="0" w:line="240" w:lineRule="auto"/>
+        <w:jc w:val="both"/>
+        <w:rPr>
+          <w:rFonts w:ascii="Times New Roman" w:hAnsi="Times New Roman" w:cs="Times New Roman"/>
+          <w:lang w:val="en-US"/>
+        </w:rPr>
+      </w:pPr>
+      <w:r>
+        <w:rPr>
+          <w:rFonts w:ascii="Times New Roman" w:hAnsi="Times New Roman" w:cs="Times New Roman"/>
+          <w:b/>
+          <w:bCs/>
+          <w:lang w:val="en-US"/>
+        </w:rPr>
+        <w:t>High priority</w:t>
+      </w:r>
+      <w:r>
+        <w:rPr>
+          <w:rFonts w:ascii="Times New Roman" w:hAnsi="Times New Roman" w:cs="Times New Roman"/>
+          <w:lang w:val="en-US"/>
+        </w:rPr>
+        <w:t>: Core pain-point solving functions;</w:t>
+      </w:r>
+    </w:p>
+    <w:p>
+      <w:pPr>
+        <w:widowControl w:val="0"/>
+        <w:numPr>
+          <w:ilvl w:val="0"/>
+          <w:numId w:val="5"/>
+        </w:numPr>
+        <w:spacing w:after="0" w:line="240" w:lineRule="auto"/>
+        <w:jc w:val="both"/>
+        <w:rPr>
+          <w:rFonts w:ascii="Times New Roman" w:hAnsi="Times New Roman" w:cs="Times New Roman"/>
+          <w:lang w:val="en-US"/>
+        </w:rPr>
+      </w:pPr>
+      <w:r>
+        <w:rPr>
+          <w:rFonts w:ascii="Times New Roman" w:hAnsi="Times New Roman" w:cs="Times New Roman"/>
+          <w:b/>
+          <w:bCs/>
+          <w:lang w:val="en-US"/>
+        </w:rPr>
+        <w:t>Medium priority</w:t>
+      </w:r>
+      <w:r>
+        <w:rPr>
+          <w:rFonts w:ascii="Times New Roman" w:hAnsi="Times New Roman" w:cs="Times New Roman"/>
+          <w:lang w:val="en-US"/>
+        </w:rPr>
+        <w:t>: Usability improvements;</w:t>
+      </w:r>
+    </w:p>
+    <w:p>
+      <w:pPr>
+        <w:widowControl w:val="0"/>
+        <w:numPr>
+          <w:ilvl w:val="0"/>
+          <w:numId w:val="5"/>
+        </w:numPr>
+        <w:spacing w:after="0" w:line="240" w:lineRule="auto"/>
+        <w:jc w:val="both"/>
+        <w:rPr>
+          <w:rFonts w:ascii="Times New Roman" w:hAnsi="Times New Roman" w:cs="Times New Roman"/>
+          <w:lang w:val="en-US"/>
+        </w:rPr>
+      </w:pPr>
+      <w:r>
+        <w:rPr>
+          <w:rFonts w:ascii="Times New Roman" w:hAnsi="Times New Roman" w:cs="Times New Roman"/>
+          <w:b/>
+          <w:bCs/>
+          <w:lang w:val="en-US"/>
+        </w:rPr>
+        <w:t>Low priority</w:t>
+      </w:r>
+      <w:r>
+        <w:rPr>
+          <w:rFonts w:ascii="Times New Roman" w:hAnsi="Times New Roman" w:cs="Times New Roman"/>
+          <w:lang w:val="en-US"/>
+        </w:rPr>
+        <w:t>: Complex AI features for later iterations.</w:t>
+      </w:r>
+    </w:p>
+    <w:p>
+      <w:pPr>
+        <w:widowControl w:val="0"/>
+        <w:spacing w:line="240" w:lineRule="auto"/>
+        <w:jc w:val="both"/>
+        <w:rPr>
+          <w:rFonts w:ascii="Times New Roman" w:hAnsi="Times New Roman" w:cs="Times New Roman"/>
+          <w:lang w:val="en-US"/>
+        </w:rPr>
+      </w:pPr>
+      <w:r>
+        <w:rPr>
+          <w:rFonts w:ascii="Times New Roman" w:hAnsi="Times New Roman" w:cs="Times New Roman"/>
+          <w:lang w:val="en-US"/>
+        </w:rPr>
+        <w:t xml:space="preserve">Detailed requirements (e.g., mandatory fields, notification methods) were embedded into the </w:t>
+      </w:r>
+      <w:r>
+        <w:rPr>
+          <w:rFonts w:ascii="Times New Roman" w:hAnsi="Times New Roman" w:cs="Times New Roman"/>
+          <w:b/>
+          <w:bCs/>
+          <w:lang w:val="en-US"/>
+        </w:rPr>
+        <w:t>acceptance criteria</w:t>
+      </w:r>
+      <w:r>
+        <w:rPr>
+          <w:rFonts w:ascii="Times New Roman" w:hAnsi="Times New Roman" w:cs="Times New Roman"/>
+          <w:lang w:val="en-US"/>
+        </w:rPr>
+        <w:t xml:space="preserve"> of corresponding user stories, ensuring a practical, user-centric design.</w:t>
+      </w:r>
+    </w:p>
+    <w:p>
+      <w:pPr>
         <w:rPr>
           <w:rFonts w:ascii="Times New Roman" w:hAnsi="Times New Roman" w:cs="Times New Roman"/>
           <w:color w:val="FF0000"/>
-        </w:rPr>
-      </w:pPr>
-      <w:r>
-        <w:rPr>
-          <w:rFonts w:ascii="Times New Roman" w:hAnsi="Times New Roman" w:cs="Times New Roman"/>
-          <w:color w:val="FF0000"/>
-        </w:rPr>
-        <w:t xml:space="preserve">To </w:t>
-      </w:r>
-      <w:proofErr w:type="gramStart"/>
-      <w:r>
-        <w:rPr>
-          <w:rFonts w:ascii="Times New Roman" w:hAnsi="Times New Roman" w:cs="Times New Roman"/>
-          <w:color w:val="FF0000"/>
-        </w:rPr>
-        <w:t>here  -</w:t>
-      </w:r>
-      <w:proofErr w:type="gramEnd"/>
-      <w:r>
-        <w:rPr>
-          <w:rFonts w:ascii="Times New Roman" w:hAnsi="Times New Roman" w:cs="Times New Roman"/>
-          <w:color w:val="FF0000"/>
-        </w:rPr>
-        <w:t xml:space="preserve"> </w:t>
-      </w:r>
-      <w:r>
-        <w:rPr>
-          <w:rFonts w:ascii="Times New Roman" w:hAnsi="Times New Roman" w:cs="Times New Roman"/>
-          <w:color w:val="FF0000"/>
-        </w:rPr>
-        <w:t xml:space="preserve">No more than </w:t>
-      </w:r>
-      <w:r>
-        <w:rPr>
-          <w:rFonts w:ascii="Times New Roman" w:hAnsi="Times New Roman" w:cs="Times New Roman"/>
-          <w:color w:val="FF0000"/>
-        </w:rPr>
-        <w:t>5</w:t>
-      </w:r>
-      <w:r>
-        <w:rPr>
-          <w:rFonts w:ascii="Times New Roman" w:hAnsi="Times New Roman" w:cs="Times New Roman"/>
-          <w:color w:val="FF0000"/>
-        </w:rPr>
-        <w:t xml:space="preserve"> pages</w:t>
-      </w:r>
-      <w:r>
-        <w:rPr>
-          <w:rFonts w:ascii="Times New Roman" w:hAnsi="Times New Roman" w:cs="Times New Roman"/>
-          <w:color w:val="FF0000"/>
-        </w:rPr>
-        <w:t>.</w:t>
-      </w:r>
-    </w:p>
-    <w:p>
-      <w:pPr>
-        <w:rPr>
-          <w:rFonts w:ascii="Times New Roman" w:hAnsi="Times New Roman" w:cs="Times New Roman"/>
-          <w:color w:val="FF0000"/>
+          <w:lang w:val="en-US"/>
         </w:rPr>
       </w:pPr>
     </w:p>
@@ -1135,7 +2062,7 @@
           <w:rFonts w:ascii="Times New Roman" w:hAnsi="Times New Roman" w:cs="Times New Roman"/>
           <w:lang w:val="en-US"/>
         </w:rPr>
-        <w:t xml:space="preserve"> delivers the foundational end-to-end recruitment flow. User registration and login (US-00) is implemented first, as it is a prerequisite for all role-specific functionality. Once authentication is in place, the remaining Sprint 1 stories are developed in parallel across team members: a TA applicant can create a profile (US-01), submit a CV (US-02), browse open jobs (US-03), and apply for a position (US-04), while a Module Organiser can post a job </w:t>
+        <w:t xml:space="preserve"> delivers the foundational end-to-end recruitment flow. User registration and login (US-00) is implemented first, as it is a prerequisite for all role-specific functionality. Once authentication is in place, the remaining Sprint 1 stories are developed in parallel across team </w:t>
       </w:r>
       <w:r>
         <w:rPr>
@@ -1143,7 +2070,7 @@
           <w:lang w:val="en-US"/>
         </w:rPr>
         <w:lastRenderedPageBreak/>
-        <w:t>(US-11). This Sprint corresponds to the first implementation phase after the First Assessment and aims to produce the first working software version during the continuation of Iteration 1.</w:t>
+        <w:t>members: a TA applicant can create a profile (US-01), submit a CV (US-02), browse open jobs (US-03), and apply for a position (US-04), while a Module Organiser can post a job (US-11). This Sprint corresponds to the first implementation phase after the First Assessment and aims to produce the first working software version during the continuation of Iteration 1.</w:t>
       </w:r>
     </w:p>
     <w:p>
@@ -1167,23 +2094,7 @@
           <w:rFonts w:ascii="Times New Roman" w:hAnsi="Times New Roman" w:cs="Times New Roman"/>
           <w:lang w:val="en-US"/>
         </w:rPr>
-        <w:t xml:space="preserve"> extends the system with status tracking, job management, and administrative controls. TAs can view their application status (US-06) and edit their profiles (US-05). Module Organisers can review applications and update candidate status (US-13), as well as edit or close job postings (US-12). The </w:t>
-      </w:r>
-      <w:proofErr w:type="gramStart"/>
-      <w:r>
-        <w:rPr>
-          <w:rFonts w:ascii="Times New Roman" w:hAnsi="Times New Roman" w:cs="Times New Roman"/>
-          <w:lang w:val="en-US"/>
-        </w:rPr>
-        <w:t>Admin</w:t>
-      </w:r>
-      <w:proofErr w:type="gramEnd"/>
-      <w:r>
-        <w:rPr>
-          <w:rFonts w:ascii="Times New Roman" w:hAnsi="Times New Roman" w:cs="Times New Roman"/>
-          <w:lang w:val="en-US"/>
-        </w:rPr>
-        <w:t xml:space="preserve"> workload dashboard (US-14) is also delivered in this Sprint, providing the schedule and hours data that US-15 depends on. Sprint 2 spans the Intermediate Assessment on 12 April 2026, and a demonstrable version of the software will be available at that point, with the remaining Sprint 2 tasks completed shortly afterwards.</w:t>
+        <w:t xml:space="preserve"> extends the system with status tracking, job management, and administrative controls. TAs can view their application status (US-06) and edit their profiles (US-05). Module Organisers can review applications and update candidate status (US-13), as well as edit or close job postings (US-12). The Admin workload dashboard (US-14) is also delivered in this Sprint, providing the schedule and hours data that US-15 depends on. Sprint 2 spans the Intermediate Assessment on 12 April 2026, and a demonstrable version of the software will be available at that point, with the remaining Sprint 2 tasks completed shortly afterwards.</w:t>
       </w:r>
     </w:p>
     <w:p>
@@ -1322,7 +2233,6 @@
         </w:rPr>
         <w:t xml:space="preserve">, </w:t>
       </w:r>
-      <w:proofErr w:type="gramStart"/>
       <w:r>
         <w:rPr>
           <w:rFonts w:ascii="Times New Roman" w:hAnsi="Times New Roman" w:cs="Times New Roman"/>
@@ -1330,9 +2240,15 @@
           <w:bCs/>
           <w:lang w:val="en-US"/>
         </w:rPr>
-        <w:t>Should</w:t>
-      </w:r>
-      <w:proofErr w:type="gramEnd"/>
+        <w:t>Should have</w:t>
+      </w:r>
+      <w:r>
+        <w:rPr>
+          <w:rFonts w:ascii="Times New Roman" w:hAnsi="Times New Roman" w:cs="Times New Roman"/>
+          <w:lang w:val="en-US"/>
+        </w:rPr>
+        <w:t xml:space="preserve">, </w:t>
+      </w:r>
       <w:r>
         <w:rPr>
           <w:rFonts w:ascii="Times New Roman" w:hAnsi="Times New Roman" w:cs="Times New Roman"/>
@@ -1340,16 +2256,15 @@
           <w:bCs/>
           <w:lang w:val="en-US"/>
         </w:rPr>
-        <w:t xml:space="preserve"> have</w:t>
-      </w:r>
-      <w:r>
-        <w:rPr>
-          <w:rFonts w:ascii="Times New Roman" w:hAnsi="Times New Roman" w:cs="Times New Roman"/>
-          <w:lang w:val="en-US"/>
-        </w:rPr>
-        <w:t xml:space="preserve">, </w:t>
-      </w:r>
-      <w:proofErr w:type="gramStart"/>
+        <w:t>Could have</w:t>
+      </w:r>
+      <w:r>
+        <w:rPr>
+          <w:rFonts w:ascii="Times New Roman" w:hAnsi="Times New Roman" w:cs="Times New Roman"/>
+          <w:lang w:val="en-US"/>
+        </w:rPr>
+        <w:t xml:space="preserve">, and </w:t>
+      </w:r>
       <w:r>
         <w:rPr>
           <w:rFonts w:ascii="Times New Roman" w:hAnsi="Times New Roman" w:cs="Times New Roman"/>
@@ -1357,9 +2272,23 @@
           <w:bCs/>
           <w:lang w:val="en-US"/>
         </w:rPr>
-        <w:t>Could</w:t>
-      </w:r>
-      <w:proofErr w:type="gramEnd"/>
+        <w:t>Won't have</w:t>
+      </w:r>
+      <w:r>
+        <w:rPr>
+          <w:rFonts w:ascii="Times New Roman" w:hAnsi="Times New Roman" w:cs="Times New Roman"/>
+          <w:lang w:val="en-US"/>
+        </w:rPr>
+        <w:t xml:space="preserve"> — based on business value, user need, and technical feasibility, ensuring that development effort is directed towards the most critical functionality first. Prioritisation decisions were also informed by findings from our fact-finding activities, including survey responses and user interviews.</w:t>
+      </w:r>
+    </w:p>
+    <w:p>
+      <w:pPr>
+        <w:rPr>
+          <w:rFonts w:ascii="Times New Roman" w:hAnsi="Times New Roman" w:cs="Times New Roman"/>
+          <w:lang w:val="en-US"/>
+        </w:rPr>
+      </w:pPr>
       <w:r>
         <w:rPr>
           <w:rFonts w:ascii="Times New Roman" w:hAnsi="Times New Roman" w:cs="Times New Roman"/>
@@ -1367,16 +2296,31 @@
           <w:bCs/>
           <w:lang w:val="en-US"/>
         </w:rPr>
-        <w:t xml:space="preserve"> have</w:t>
-      </w:r>
-      <w:r>
-        <w:rPr>
-          <w:rFonts w:ascii="Times New Roman" w:hAnsi="Times New Roman" w:cs="Times New Roman"/>
-          <w:lang w:val="en-US"/>
-        </w:rPr>
-        <w:t xml:space="preserve">, and </w:t>
-      </w:r>
-      <w:proofErr w:type="gramStart"/>
+        <w:t>Must have</w:t>
+      </w:r>
+      <w:r>
+        <w:rPr>
+          <w:rFonts w:ascii="Times New Roman" w:hAnsi="Times New Roman" w:cs="Times New Roman"/>
+          <w:lang w:val="en-US"/>
+        </w:rPr>
+        <w:t xml:space="preserve"> features are essential to the system's core operation; without them, the system would have no practical value to any user. These are: user registration and login (US-00), creating an applicant profile (US-01), submitting a CV (US-02), browsing open jobs (US-03), applying for a job (US-04), viewing application status (US-06), posting a job (US-11), reviewing and processing applications (US-13), checking TA workload (US-14), and preventing schedule conflicts (US-15). Together, these stories cover the complete recruitment </w:t>
+      </w:r>
+      <w:r>
+        <w:rPr>
+          <w:rFonts w:ascii="Times New Roman" w:hAnsi="Times New Roman" w:cs="Times New Roman"/>
+          <w:lang w:val="en-US"/>
+        </w:rPr>
+        <w:lastRenderedPageBreak/>
+        <w:t>workflow from both the TA and Module Organiser perspective. Participants in our interviews and survey consistently identified these features as essential to daily operations. Although US-15 is delivered in Sprint 3 due to its technical dependencies, its business importance warrants a Must have classification.</w:t>
+      </w:r>
+    </w:p>
+    <w:p>
+      <w:pPr>
+        <w:rPr>
+          <w:rFonts w:ascii="Times New Roman" w:hAnsi="Times New Roman" w:cs="Times New Roman"/>
+          <w:lang w:val="en-US"/>
+        </w:rPr>
+      </w:pPr>
       <w:r>
         <w:rPr>
           <w:rFonts w:ascii="Times New Roman" w:hAnsi="Times New Roman" w:cs="Times New Roman"/>
@@ -1384,9 +2328,23 @@
           <w:bCs/>
           <w:lang w:val="en-US"/>
         </w:rPr>
-        <w:t>Won't</w:t>
-      </w:r>
-      <w:proofErr w:type="gramEnd"/>
+        <w:t>Should have</w:t>
+      </w:r>
+      <w:r>
+        <w:rPr>
+          <w:rFonts w:ascii="Times New Roman" w:hAnsi="Times New Roman" w:cs="Times New Roman"/>
+          <w:lang w:val="en-US"/>
+        </w:rPr>
+        <w:t xml:space="preserve"> features are important for usability and data integrity, but their absence would not prevent the core recruitment process from functioning. These are: editing an applicant profile (US-05) and editing or closing a job posting (US-12). Both features support ongoing system use beyond initial setup but can be deferred to Sprint 2 without breaking the primary workflow.</w:t>
+      </w:r>
+    </w:p>
+    <w:p>
+      <w:pPr>
+        <w:rPr>
+          <w:rFonts w:ascii="Times New Roman" w:hAnsi="Times New Roman" w:cs="Times New Roman"/>
+          <w:lang w:val="en-US"/>
+        </w:rPr>
+      </w:pPr>
       <w:r>
         <w:rPr>
           <w:rFonts w:ascii="Times New Roman" w:hAnsi="Times New Roman" w:cs="Times New Roman"/>
@@ -1394,14 +2352,14 @@
           <w:bCs/>
           <w:lang w:val="en-US"/>
         </w:rPr>
-        <w:t xml:space="preserve"> have</w:t>
-      </w:r>
-      <w:r>
-        <w:rPr>
-          <w:rFonts w:ascii="Times New Roman" w:hAnsi="Times New Roman" w:cs="Times New Roman"/>
-          <w:lang w:val="en-US"/>
-        </w:rPr>
-        <w:t xml:space="preserve"> — based on business value, user need, and technical feasibility, ensuring that development effort is directed towards the most critical functionality first. Prioritisation decisions were also informed by findings from our fact-finding activities, including survey responses and user interviews.</w:t>
+        <w:t>Could have</w:t>
+      </w:r>
+      <w:r>
+        <w:rPr>
+          <w:rFonts w:ascii="Times New Roman" w:hAnsi="Times New Roman" w:cs="Times New Roman"/>
+          <w:lang w:val="en-US"/>
+        </w:rPr>
+        <w:t xml:space="preserve"> features are desirable enhancements that improve the user experience and are planned for delivery in Sprint 3 and beyond. These include: searching and filtering jobs (US-07), contacting a Module Organiser (US-08), and the two AI-assisted features — job recommendation based on skills (US-09) and missing skills feedback (US-10). Users acknowledged these features as useful during fact-finding activities, but did not consider them critical for early delivery. The AI-assisted stories (US-09, US-10) carry the highest story point estimates (8 and 5 respectively) and are therefore deferred to Sprint 4, where they will only be implemented if the core system is fully stable and sufficient development time remains.</w:t>
       </w:r>
     </w:p>
     <w:p>
@@ -1418,79 +2376,57 @@
           <w:bCs/>
           <w:lang w:val="en-US"/>
         </w:rPr>
-        <w:t>Must have</w:t>
-      </w:r>
-      <w:r>
-        <w:rPr>
-          <w:rFonts w:ascii="Times New Roman" w:hAnsi="Times New Roman" w:cs="Times New Roman"/>
-          <w:lang w:val="en-US"/>
-        </w:rPr>
-        <w:t xml:space="preserve"> features are essential to the system's core operation; without them, the system would have no practical value to any user. These are: user registration and login (US-00), creating an applicant profile (US-01), submitting a CV (US-02), browsing open jobs (US-03), applying for a job (US-04), viewing application status (US-06), posting a job (US-11), reviewing and processing applications (US-13), checking TA workload (US-14), and preventing schedule conflicts (US-15). Together, these stories cover the complete recruitment workflow from both the TA and Module Organiser perspective. Participants in our interviews and survey consistently identified these features as essential to daily operations. Although </w:t>
-      </w:r>
-      <w:r>
-        <w:rPr>
-          <w:rFonts w:ascii="Times New Roman" w:hAnsi="Times New Roman" w:cs="Times New Roman"/>
-          <w:lang w:val="en-US"/>
-        </w:rPr>
-        <w:lastRenderedPageBreak/>
-        <w:t>US-15 is delivered in Sprint 3 due to its technical dependencies, its business importance warrants a Must have classification.</w:t>
-      </w:r>
-    </w:p>
-    <w:p>
-      <w:pPr>
-        <w:rPr>
-          <w:rFonts w:ascii="Times New Roman" w:hAnsi="Times New Roman" w:cs="Times New Roman"/>
-          <w:lang w:val="en-US"/>
-        </w:rPr>
-      </w:pPr>
-      <w:r>
+        <w:t>Won't have</w:t>
+      </w:r>
+      <w:r>
+        <w:rPr>
+          <w:rFonts w:ascii="Times New Roman" w:hAnsi="Times New Roman" w:cs="Times New Roman"/>
+          <w:lang w:val="en-US"/>
+        </w:rPr>
+        <w:t xml:space="preserve"> in the current release cycle are features that fall entirely outside the defined project scope, such as third-party integrations or administrative reporting beyond workload tracking. No user stories in the current backlog fall into this category, as the team has already scoped the backlog conservatively in line with available resources.</w:t>
+      </w:r>
+    </w:p>
+    <w:p>
+      <w:pPr>
+        <w:rPr>
+          <w:rFonts w:ascii="Times New Roman" w:hAnsi="Times New Roman" w:cs="Times New Roman"/>
+          <w:lang w:val="en-US"/>
+        </w:rPr>
+      </w:pPr>
+      <w:r>
+        <w:rPr>
+          <w:rFonts w:ascii="Times New Roman" w:hAnsi="Times New Roman" w:cs="Times New Roman"/>
+          <w:lang w:val="en-US"/>
+        </w:rPr>
+        <w:t>The combined application of MoSCoW prioritisation and fact-finding feedback ensured that the Sprint plan reflects both technical feasibility and genuine user value, in line with Agile best practices.</w:t>
+      </w:r>
+    </w:p>
+    <w:p>
+      <w:pPr>
+        <w:rPr>
+          <w:rFonts w:ascii="Times New Roman" w:hAnsi="Times New Roman" w:cs="Times New Roman"/>
+          <w:lang w:val="en-US"/>
+        </w:rPr>
+      </w:pPr>
+    </w:p>
+    <w:p>
+      <w:pPr>
         <w:rPr>
           <w:rFonts w:ascii="Times New Roman" w:hAnsi="Times New Roman" w:cs="Times New Roman"/>
           <w:b/>
           <w:bCs/>
           <w:lang w:val="en-US"/>
         </w:rPr>
-        <w:t>Should have</w:t>
-      </w:r>
-      <w:r>
-        <w:rPr>
-          <w:rFonts w:ascii="Times New Roman" w:hAnsi="Times New Roman" w:cs="Times New Roman"/>
-          <w:lang w:val="en-US"/>
-        </w:rPr>
-        <w:t xml:space="preserve"> features are important for usability and data integrity, but their absence would not prevent the core recruitment process from functioning. These are: editing an applicant profile (US-05) and editing or closing a job posting (US-12). Both features support ongoing system use beyond initial setup but can be deferred to Sprint 2 without breaking the primary workflow.</w:t>
-      </w:r>
-    </w:p>
-    <w:p>
-      <w:pPr>
-        <w:rPr>
-          <w:rFonts w:ascii="Times New Roman" w:hAnsi="Times New Roman" w:cs="Times New Roman"/>
-          <w:lang w:val="en-US"/>
-        </w:rPr>
-      </w:pPr>
-      <w:r>
-        <w:rPr>
-          <w:rFonts w:ascii="Times New Roman" w:hAnsi="Times New Roman" w:cs="Times New Roman"/>
+      </w:pPr>
+      <w:r>
+        <w:rPr>
+          <w:rFonts w:ascii="Cambria Math" w:hAnsi="Cambria Math" w:cs="Cambria Math" w:hint="eastAsia"/>
           <w:b/>
           <w:bCs/>
           <w:lang w:val="en-US"/>
         </w:rPr>
-        <w:t>Could have</w:t>
-      </w:r>
-      <w:r>
-        <w:rPr>
-          <w:rFonts w:ascii="Times New Roman" w:hAnsi="Times New Roman" w:cs="Times New Roman"/>
-          <w:lang w:val="en-US"/>
-        </w:rPr>
-        <w:t xml:space="preserve"> features are desirable enhancements that improve the user experience and are planned for delivery in Sprint 3 and beyond. These include: searching and filtering jobs (US-07), contacting a Module Organiser (US-08), and the two AI-assisted features — job recommendation based on skills (US-09) and missing skills feedback (US-10). Users acknowledged these features as useful during fact-finding activities, but did not consider them critical for early delivery. The AI-assisted stories (US-09, US-10) carry the highest story point estimates (8 and 5 respectively) and are therefore deferred to Sprint 4, where they will only be implemented if the core system is fully stable and sufficient development time remains.</w:t>
-      </w:r>
-    </w:p>
-    <w:p>
-      <w:pPr>
-        <w:rPr>
-          <w:rFonts w:ascii="Times New Roman" w:hAnsi="Times New Roman" w:cs="Times New Roman"/>
-          <w:lang w:val="en-US"/>
-        </w:rPr>
-      </w:pPr>
+        <w:t>4.</w:t>
+      </w:r>
       <w:r>
         <w:rPr>
           <w:rFonts w:ascii="Times New Roman" w:hAnsi="Times New Roman" w:cs="Times New Roman"/>
@@ -1498,35 +2434,534 @@
           <w:bCs/>
           <w:lang w:val="en-US"/>
         </w:rPr>
-        <w:t>Won't have</w:t>
-      </w:r>
-      <w:r>
-        <w:rPr>
-          <w:rFonts w:ascii="Times New Roman" w:hAnsi="Times New Roman" w:cs="Times New Roman"/>
-          <w:lang w:val="en-US"/>
-        </w:rPr>
-        <w:t xml:space="preserve"> in the current release cycle are features that fall entirely outside the defined project scope, such as third-party integrations or administrative reporting beyond workload tracking. No user stories in the current backlog fall into this category, as the team has already scoped the backlog conservatively in line with available resources.</w:t>
-      </w:r>
-    </w:p>
-    <w:p>
-      <w:pPr>
-        <w:rPr>
-          <w:rFonts w:ascii="Times New Roman" w:hAnsi="Times New Roman" w:cs="Times New Roman"/>
-          <w:lang w:val="en-US"/>
-        </w:rPr>
-      </w:pPr>
-      <w:r>
-        <w:rPr>
-          <w:rFonts w:ascii="Times New Roman" w:hAnsi="Times New Roman" w:cs="Times New Roman"/>
-          <w:lang w:val="en-US"/>
-        </w:rPr>
-        <w:t>The combined application of MoSCoW prioritisation and fact-finding feedback ensured that the Sprint plan reflects both technical feasibility and genuine user value, in line with Agile best practices.</w:t>
-      </w:r>
-    </w:p>
-    <w:p>
-      <w:pPr>
+        <w:t xml:space="preserve"> Estimation Method</w:t>
+      </w:r>
+    </w:p>
+    <w:p>
+      <w:pPr>
+        <w:rPr>
+          <w:rFonts w:ascii="Times New Roman" w:hAnsi="Times New Roman" w:cs="Times New Roman"/>
+          <w:lang w:val="en-US"/>
+        </w:rPr>
+      </w:pPr>
+      <w:r>
+        <w:rPr>
+          <w:rFonts w:ascii="Times New Roman" w:hAnsi="Times New Roman" w:cs="Times New Roman"/>
+          <w:lang w:val="en-US"/>
+        </w:rPr>
+        <w:t xml:space="preserve">To ensure reasonable iteration planning, the team adopted the </w:t>
+      </w:r>
+      <w:r>
+        <w:rPr>
+          <w:rFonts w:ascii="Times New Roman" w:hAnsi="Times New Roman" w:cs="Times New Roman"/>
+          <w:b/>
+          <w:bCs/>
+          <w:lang w:val="en-US"/>
+        </w:rPr>
+        <w:t>Story Points</w:t>
+      </w:r>
+      <w:r>
+        <w:rPr>
+          <w:rFonts w:ascii="Times New Roman" w:hAnsi="Times New Roman" w:cs="Times New Roman"/>
+          <w:lang w:val="en-US"/>
+        </w:rPr>
+        <w:t xml:space="preserve"> estimation technique as required in the course materials, with the </w:t>
+      </w:r>
+      <w:r>
+        <w:rPr>
+          <w:rFonts w:ascii="Times New Roman" w:hAnsi="Times New Roman" w:cs="Times New Roman"/>
+          <w:b/>
+          <w:bCs/>
+          <w:lang w:val="en-US"/>
+        </w:rPr>
+        <w:t>Fibonacci sequence (1, 2, 3, 5, 8, 13)</w:t>
+      </w:r>
+      <w:r>
+        <w:rPr>
+          <w:rFonts w:ascii="Times New Roman" w:hAnsi="Times New Roman" w:cs="Times New Roman"/>
+          <w:lang w:val="en-US"/>
+        </w:rPr>
+        <w:t xml:space="preserve"> serving as the scoring scale.</w:t>
+      </w:r>
+    </w:p>
+    <w:p>
+      <w:pPr>
+        <w:rPr>
+          <w:rFonts w:ascii="Times New Roman" w:hAnsi="Times New Roman" w:cs="Times New Roman"/>
+          <w:lang w:val="en-US"/>
+        </w:rPr>
+      </w:pPr>
+      <w:r>
         <w:rPr>
           <w:rFonts w:ascii="Times New Roman" w:hAnsi="Times New Roman" w:cs="Times New Roman" w:hint="eastAsia"/>
+          <w:lang w:val="en-US"/>
+        </w:rPr>
+        <w:t>a</w:t>
+      </w:r>
+      <w:r>
+        <w:rPr>
+          <w:rFonts w:ascii="Times New Roman" w:hAnsi="Times New Roman" w:cs="Times New Roman"/>
+          <w:lang w:val="en-US"/>
+        </w:rPr>
+        <w:t>. Method and Principle: Story Points + Fibonacci Sequence</w:t>
+      </w:r>
+    </w:p>
+    <w:p>
+      <w:pPr>
+        <w:rPr>
+          <w:rFonts w:ascii="Times New Roman" w:hAnsi="Times New Roman" w:cs="Times New Roman"/>
+          <w:b/>
+          <w:bCs/>
+          <w:lang w:val="en-US"/>
+        </w:rPr>
+      </w:pPr>
+      <w:r>
+        <w:rPr>
+          <w:rFonts w:ascii="Times New Roman" w:hAnsi="Times New Roman" w:cs="Times New Roman"/>
+          <w:b/>
+          <w:bCs/>
+          <w:lang w:val="en-US"/>
+        </w:rPr>
+        <w:t>Core of the Method</w:t>
+      </w:r>
+    </w:p>
+    <w:p>
+      <w:pPr>
+        <w:rPr>
+          <w:rFonts w:ascii="Times New Roman" w:hAnsi="Times New Roman" w:cs="Times New Roman"/>
+          <w:lang w:val="en-US"/>
+        </w:rPr>
+      </w:pPr>
+      <w:r>
+        <w:rPr>
+          <w:rFonts w:ascii="Times New Roman" w:hAnsi="Times New Roman" w:cs="Times New Roman"/>
+          <w:lang w:val="en-US"/>
+        </w:rPr>
+        <w:t xml:space="preserve">It replaces absolute time estimation (e.g., person-days) with "relative workload comparison", comprehensively considering </w:t>
+      </w:r>
+      <w:r>
+        <w:rPr>
+          <w:rFonts w:ascii="Times New Roman" w:hAnsi="Times New Roman" w:cs="Times New Roman"/>
+          <w:b/>
+          <w:bCs/>
+          <w:lang w:val="en-US"/>
+        </w:rPr>
+        <w:t>technical complexity, development workload, and risks</w:t>
+      </w:r>
+      <w:r>
+        <w:rPr>
+          <w:rFonts w:ascii="Times New Roman" w:hAnsi="Times New Roman" w:cs="Times New Roman"/>
+          <w:lang w:val="en-US"/>
+        </w:rPr>
+        <w:t>. This avoids estimation deviations caused by differences in team members’ technical proficiency or changes in requirements, and aligns with the iterative characteristics of Agile development.</w:t>
+      </w:r>
+    </w:p>
+    <w:p>
+      <w:pPr>
+        <w:rPr>
+          <w:rFonts w:ascii="Times New Roman" w:hAnsi="Times New Roman" w:cs="Times New Roman"/>
+          <w:b/>
+          <w:bCs/>
+          <w:lang w:val="en-US"/>
+        </w:rPr>
+      </w:pPr>
+      <w:r>
+        <w:rPr>
+          <w:rFonts w:ascii="Times New Roman" w:hAnsi="Times New Roman" w:cs="Times New Roman"/>
+          <w:b/>
+          <w:bCs/>
+          <w:lang w:val="en-US"/>
+        </w:rPr>
+        <w:t>Reason for Choosing the Fibonacci Sequence</w:t>
+      </w:r>
+    </w:p>
+    <w:p>
+      <w:pPr>
+        <w:rPr>
+          <w:rFonts w:ascii="Times New Roman" w:hAnsi="Times New Roman" w:cs="Times New Roman"/>
+          <w:lang w:val="en-US"/>
+        </w:rPr>
+      </w:pPr>
+      <w:r>
+        <w:rPr>
+          <w:rFonts w:ascii="Times New Roman" w:hAnsi="Times New Roman" w:cs="Times New Roman"/>
+          <w:lang w:val="en-US"/>
+        </w:rPr>
+        <w:lastRenderedPageBreak/>
+        <w:t>The non-linear scale of the Fibonacci sequence (e.g., 3→5) truly reflects the principle that "</w:t>
+      </w:r>
+      <w:r>
+        <w:rPr>
+          <w:rFonts w:ascii="Times New Roman" w:hAnsi="Times New Roman" w:cs="Times New Roman"/>
+          <w:b/>
+          <w:bCs/>
+          <w:lang w:val="en-US"/>
+        </w:rPr>
+        <w:t>the larger the task, the higher the uncertainty</w:t>
+      </w:r>
+      <w:r>
+        <w:rPr>
+          <w:rFonts w:ascii="Times New Roman" w:hAnsi="Times New Roman" w:cs="Times New Roman"/>
+          <w:lang w:val="en-US"/>
+        </w:rPr>
+        <w:t>":</w:t>
+      </w:r>
+    </w:p>
+    <w:p>
+      <w:pPr>
+        <w:numPr>
+          <w:ilvl w:val="0"/>
+          <w:numId w:val="6"/>
+        </w:numPr>
+        <w:rPr>
+          <w:rFonts w:ascii="Times New Roman" w:hAnsi="Times New Roman" w:cs="Times New Roman"/>
+          <w:lang w:val="en-US"/>
+        </w:rPr>
+      </w:pPr>
+      <w:r>
+        <w:rPr>
+          <w:rFonts w:ascii="Times New Roman" w:hAnsi="Times New Roman" w:cs="Times New Roman"/>
+          <w:lang w:val="en-US"/>
+        </w:rPr>
+        <w:t>For simple tasks, the team can accurately judge the workload difference between small intervals;</w:t>
+      </w:r>
+    </w:p>
+    <w:p>
+      <w:pPr>
+        <w:numPr>
+          <w:ilvl w:val="0"/>
+          <w:numId w:val="6"/>
+        </w:numPr>
+        <w:rPr>
+          <w:rFonts w:ascii="Times New Roman" w:hAnsi="Times New Roman" w:cs="Times New Roman"/>
+          <w:lang w:val="en-US"/>
+        </w:rPr>
+      </w:pPr>
+      <w:r>
+        <w:rPr>
+          <w:rFonts w:ascii="Times New Roman" w:hAnsi="Times New Roman" w:cs="Times New Roman"/>
+          <w:lang w:val="en-US"/>
+        </w:rPr>
+        <w:t>For complex tasks (such as AI integration), larger intervals (e.g., 5→8) are used to avoid overconfident "precise estimation" and reduce deviations.</w:t>
+      </w:r>
+    </w:p>
+    <w:p>
+      <w:pPr>
+        <w:rPr>
+          <w:rFonts w:ascii="Times New Roman" w:hAnsi="Times New Roman" w:cs="Times New Roman"/>
+          <w:lang w:val="en-US"/>
+        </w:rPr>
+      </w:pPr>
+      <w:r>
+        <w:rPr>
+          <w:rFonts w:ascii="Times New Roman" w:hAnsi="Times New Roman" w:cs="Times New Roman" w:hint="eastAsia"/>
+          <w:lang w:val="en-US"/>
+        </w:rPr>
+        <w:t>b</w:t>
+      </w:r>
+      <w:r>
+        <w:rPr>
+          <w:rFonts w:ascii="Times New Roman" w:hAnsi="Times New Roman" w:cs="Times New Roman"/>
+          <w:lang w:val="en-US"/>
+        </w:rPr>
+        <w:t>. Operation Process: Baseline Reference + Team Consensus</w:t>
+      </w:r>
+    </w:p>
+    <w:p>
+      <w:pPr>
+        <w:rPr>
+          <w:rFonts w:ascii="Times New Roman" w:hAnsi="Times New Roman" w:cs="Times New Roman"/>
+          <w:b/>
+          <w:bCs/>
+          <w:lang w:val="en-US"/>
+        </w:rPr>
+      </w:pPr>
+      <w:r>
+        <w:rPr>
+          <w:rFonts w:ascii="Times New Roman" w:hAnsi="Times New Roman" w:cs="Times New Roman"/>
+          <w:b/>
+          <w:bCs/>
+          <w:lang w:val="en-US"/>
+        </w:rPr>
+        <w:t>Confirming the Baseline Story</w:t>
+      </w:r>
+    </w:p>
+    <w:p>
+      <w:pPr>
+        <w:rPr>
+          <w:rFonts w:ascii="Times New Roman" w:hAnsi="Times New Roman" w:cs="Times New Roman"/>
+          <w:lang w:val="en-US"/>
+        </w:rPr>
+      </w:pPr>
+      <w:r>
+        <w:rPr>
+          <w:rFonts w:ascii="Times New Roman" w:hAnsi="Times New Roman" w:cs="Times New Roman"/>
+          <w:b/>
+          <w:bCs/>
+          <w:lang w:val="en-US"/>
+        </w:rPr>
+        <w:t>US-01 (Create Applicant Profile)</w:t>
+      </w:r>
+      <w:r>
+        <w:rPr>
+          <w:rFonts w:ascii="Times New Roman" w:hAnsi="Times New Roman" w:cs="Times New Roman"/>
+          <w:lang w:val="en-US"/>
+        </w:rPr>
+        <w:t xml:space="preserve"> was designated as the baseline, with a score of 3 Story Points. The reasons are:</w:t>
+      </w:r>
+    </w:p>
+    <w:p>
+      <w:pPr>
+        <w:numPr>
+          <w:ilvl w:val="0"/>
+          <w:numId w:val="7"/>
+        </w:numPr>
+        <w:rPr>
+          <w:rFonts w:ascii="Times New Roman" w:hAnsi="Times New Roman" w:cs="Times New Roman"/>
+          <w:lang w:val="en-US"/>
+        </w:rPr>
+      </w:pPr>
+      <w:r>
+        <w:rPr>
+          <w:rFonts w:ascii="Times New Roman" w:hAnsi="Times New Roman" w:cs="Times New Roman"/>
+          <w:lang w:val="en-US"/>
+        </w:rPr>
+        <w:t>It is a core function with moderate complexity, involving form design, data validation, and storage;</w:t>
+      </w:r>
+    </w:p>
+    <w:p>
+      <w:pPr>
+        <w:numPr>
+          <w:ilvl w:val="0"/>
+          <w:numId w:val="7"/>
+        </w:numPr>
+        <w:rPr>
+          <w:rFonts w:ascii="Times New Roman" w:hAnsi="Times New Roman" w:cs="Times New Roman"/>
+          <w:lang w:val="en-US"/>
+        </w:rPr>
+      </w:pPr>
+      <w:r>
+        <w:rPr>
+          <w:rFonts w:ascii="Times New Roman" w:hAnsi="Times New Roman" w:cs="Times New Roman"/>
+          <w:lang w:val="en-US"/>
+        </w:rPr>
+        <w:t>All team members have a unified understanding of the "3-point workload" standard.</w:t>
+      </w:r>
+    </w:p>
+    <w:p>
+      <w:pPr>
+        <w:rPr>
+          <w:rFonts w:ascii="Times New Roman" w:hAnsi="Times New Roman" w:cs="Times New Roman"/>
+          <w:b/>
+          <w:bCs/>
+          <w:lang w:val="en-US"/>
+        </w:rPr>
+      </w:pPr>
+      <w:r>
+        <w:rPr>
+          <w:rFonts w:ascii="Times New Roman" w:hAnsi="Times New Roman" w:cs="Times New Roman"/>
+          <w:b/>
+          <w:bCs/>
+          <w:lang w:val="en-US"/>
+        </w:rPr>
+        <w:t>Estimation Steps</w:t>
+      </w:r>
+    </w:p>
+    <w:p>
+      <w:pPr>
+        <w:numPr>
+          <w:ilvl w:val="0"/>
+          <w:numId w:val="8"/>
+        </w:numPr>
+        <w:rPr>
+          <w:rFonts w:ascii="Times New Roman" w:hAnsi="Times New Roman" w:cs="Times New Roman"/>
+          <w:lang w:val="en-US"/>
+        </w:rPr>
+      </w:pPr>
+      <w:r>
+        <w:rPr>
+          <w:rFonts w:ascii="Times New Roman" w:hAnsi="Times New Roman" w:cs="Times New Roman"/>
+          <w:lang w:val="en-US"/>
+        </w:rPr>
+        <w:t>The Product Owner (PO) communicates the requirements and acceptance criteria of each user story to the team;</w:t>
+      </w:r>
+    </w:p>
+    <w:p>
+      <w:pPr>
+        <w:numPr>
+          <w:ilvl w:val="0"/>
+          <w:numId w:val="8"/>
+        </w:numPr>
+        <w:rPr>
+          <w:rFonts w:ascii="Times New Roman" w:hAnsi="Times New Roman" w:cs="Times New Roman"/>
+          <w:lang w:val="en-US"/>
+        </w:rPr>
+      </w:pPr>
+      <w:r>
+        <w:rPr>
+          <w:rFonts w:ascii="Times New Roman" w:hAnsi="Times New Roman" w:cs="Times New Roman"/>
+          <w:lang w:val="en-US"/>
+        </w:rPr>
+        <w:t>Team members independently score each story based on the Fibonacci sequence;</w:t>
+      </w:r>
+    </w:p>
+    <w:p>
+      <w:pPr>
+        <w:numPr>
+          <w:ilvl w:val="0"/>
+          <w:numId w:val="8"/>
+        </w:numPr>
+        <w:rPr>
+          <w:rFonts w:ascii="Times New Roman" w:hAnsi="Times New Roman" w:cs="Times New Roman"/>
+          <w:lang w:val="en-US"/>
+        </w:rPr>
+      </w:pPr>
+      <w:r>
+        <w:rPr>
+          <w:rFonts w:ascii="Times New Roman" w:hAnsi="Times New Roman" w:cs="Times New Roman"/>
+          <w:lang w:val="en-US"/>
+        </w:rPr>
+        <w:t>When there are disagreements, the team discusses technical difficulties (e.g., application restrictions for US-04) and records the result in the Backlog after reaching a consensus.</w:t>
+      </w:r>
+    </w:p>
+    <w:p>
+      <w:pPr>
+        <w:rPr>
+          <w:rFonts w:ascii="Times New Roman" w:hAnsi="Times New Roman" w:cs="Times New Roman"/>
+          <w:lang w:val="en-US"/>
+        </w:rPr>
+      </w:pPr>
+      <w:r>
+        <w:rPr>
+          <w:rFonts w:ascii="Times New Roman" w:hAnsi="Times New Roman" w:cs="Times New Roman" w:hint="eastAsia"/>
+          <w:lang w:val="en-US"/>
+        </w:rPr>
+        <w:t>c</w:t>
+      </w:r>
+      <w:r>
+        <w:rPr>
+          <w:rFonts w:ascii="Times New Roman" w:hAnsi="Times New Roman" w:cs="Times New Roman"/>
+          <w:lang w:val="en-US"/>
+        </w:rPr>
+        <w:t>. Estimation Examples</w:t>
+      </w:r>
+    </w:p>
+    <w:p>
+      <w:pPr>
+        <w:rPr>
+          <w:rFonts w:ascii="Times New Roman" w:hAnsi="Times New Roman" w:cs="Times New Roman"/>
+          <w:lang w:val="en-US"/>
+        </w:rPr>
+      </w:pPr>
+      <w:r>
+        <w:rPr>
+          <w:rFonts w:ascii="Times New Roman" w:hAnsi="Times New Roman" w:cs="Times New Roman"/>
+          <w:lang w:val="en-US"/>
+        </w:rPr>
+        <w:t>Example 1: US-08 (Contact Module Organiser) — 5 Points</w:t>
+      </w:r>
+    </w:p>
+    <w:p>
+      <w:pPr>
+        <w:rPr>
+          <w:rFonts w:ascii="Times New Roman" w:hAnsi="Times New Roman" w:cs="Times New Roman"/>
+          <w:lang w:val="en-US"/>
+        </w:rPr>
+      </w:pPr>
+      <w:r>
+        <w:rPr>
+          <w:rFonts w:ascii="Times New Roman" w:hAnsi="Times New Roman" w:cs="Times New Roman"/>
+          <w:lang w:val="en-US"/>
+        </w:rPr>
+        <w:t>This function requires implementing online message interaction with Module Organisers, including message sending, receiving, read status marking, and historical message storage. It needs additional development of message status management logic. Compared with the baseline US-01, it has more interaction processes and data associations, resulting in higher complexity. Therefore, it is estimated at 5 points.</w:t>
+      </w:r>
+    </w:p>
+    <w:p>
+      <w:pPr>
+        <w:rPr>
+          <w:rFonts w:ascii="Times New Roman" w:hAnsi="Times New Roman" w:cs="Times New Roman"/>
+          <w:lang w:val="en-US"/>
+        </w:rPr>
+      </w:pPr>
+      <w:r>
+        <w:rPr>
+          <w:rFonts w:ascii="Times New Roman" w:hAnsi="Times New Roman" w:cs="Times New Roman"/>
+          <w:lang w:val="en-US"/>
+        </w:rPr>
+        <w:t>Example 2: US-09 (</w:t>
+      </w:r>
+      <w:r>
+        <w:rPr>
+          <w:rFonts w:ascii="Times New Roman" w:hAnsi="Times New Roman" w:cs="Times New Roman"/>
+          <w:lang w:val="en-US"/>
+        </w:rPr>
+        <w:t>Job Recommendation Based on Skills</w:t>
+      </w:r>
+      <w:r>
+        <w:rPr>
+          <w:rFonts w:ascii="Times New Roman" w:hAnsi="Times New Roman" w:cs="Times New Roman"/>
+          <w:lang w:val="en-US"/>
+        </w:rPr>
+        <w:t>) — 8 Points</w:t>
+      </w:r>
+    </w:p>
+    <w:p>
+      <w:pPr>
+        <w:rPr>
+          <w:rFonts w:ascii="Times New Roman" w:hAnsi="Times New Roman" w:cs="Times New Roman"/>
+          <w:lang w:val="en-US"/>
+        </w:rPr>
+      </w:pPr>
+      <w:r>
+        <w:rPr>
+          <w:rFonts w:ascii="Times New Roman" w:hAnsi="Times New Roman" w:cs="Times New Roman"/>
+          <w:lang w:val="en-US"/>
+        </w:rPr>
+        <w:t>It has high technical complexity: it requires connecting to AI interfaces, handling fault-tolerance logic (e.g., timeout/data anomalies), and repeated testing of the accuracy of AI results. Its uncertainty is much higher than that of US-01, so it is estimated at 8 points.</w:t>
+      </w:r>
+    </w:p>
+    <w:p>
+      <w:pPr>
+        <w:rPr>
+          <w:rFonts w:ascii="Times New Roman" w:hAnsi="Times New Roman" w:cs="Times New Roman"/>
+          <w:lang w:val="en-US"/>
+        </w:rPr>
+      </w:pPr>
+      <w:r>
+        <w:rPr>
+          <w:rFonts w:ascii="Times New Roman" w:hAnsi="Times New Roman" w:cs="Times New Roman" w:hint="eastAsia"/>
+          <w:lang w:val="en-US"/>
+        </w:rPr>
+        <w:t>d</w:t>
+      </w:r>
+      <w:r>
+        <w:rPr>
+          <w:rFonts w:ascii="Times New Roman" w:hAnsi="Times New Roman" w:cs="Times New Roman"/>
+          <w:lang w:val="en-US"/>
+        </w:rPr>
+        <w:t>. Result Guarantee</w:t>
+      </w:r>
+    </w:p>
+    <w:p>
+      <w:pPr>
+        <w:rPr>
+          <w:rFonts w:ascii="Times New Roman" w:hAnsi="Times New Roman" w:cs="Times New Roman"/>
+          <w:lang w:val="en-US"/>
+        </w:rPr>
+      </w:pPr>
+      <w:r>
+        <w:rPr>
+          <w:rFonts w:ascii="Times New Roman" w:hAnsi="Times New Roman" w:cs="Times New Roman"/>
+          <w:lang w:val="en-US"/>
+        </w:rPr>
+        <w:lastRenderedPageBreak/>
+        <w:t>All estimations require the approval of "over 80% of team members". For high-priority stories (e.g., US-00), additional review meetings are held to confirm the workload of technical difficulties, providing a basis for task allocation in iterations.</w:t>
+      </w:r>
+    </w:p>
+    <w:p>
+      <w:pPr>
+        <w:rPr>
+          <w:rFonts w:ascii="Times New Roman" w:hAnsi="Times New Roman" w:cs="Times New Roman"/>
           <w:lang w:val="en-US"/>
         </w:rPr>
       </w:pPr>
@@ -1553,7 +2988,7 @@
     <w:p>
       <w:pPr>
         <w:rPr>
-          <w:rFonts w:ascii="Times New Roman" w:hAnsi="Times New Roman" w:cs="Times New Roman" w:hint="eastAsia"/>
+          <w:rFonts w:ascii="Times New Roman" w:hAnsi="Times New Roman" w:cs="Times New Roman"/>
         </w:rPr>
       </w:pPr>
       <w:r>
@@ -1603,7 +3038,7 @@
     <w:p>
       <w:pPr>
         <w:rPr>
-          <w:rFonts w:ascii="Times New Roman" w:hAnsi="Times New Roman" w:cs="Times New Roman" w:hint="eastAsia"/>
+          <w:rFonts w:ascii="Times New Roman" w:hAnsi="Times New Roman" w:cs="Times New Roman"/>
           <w:lang w:val="en-US"/>
         </w:rPr>
       </w:pPr>
@@ -1672,7 +3107,6 @@
           <w:bCs/>
           <w:lang w:val="en-US"/>
         </w:rPr>
-        <w:lastRenderedPageBreak/>
         <w:t>Distribution:</w:t>
       </w:r>
       <w:r>
@@ -2041,6 +3475,7 @@
                 <w:rFonts w:ascii="Times New Roman" w:hAnsi="Times New Roman" w:cs="Times New Roman"/>
                 <w:lang w:val="en-US"/>
               </w:rPr>
+              <w:lastRenderedPageBreak/>
               <w:t>Respondents who expressed interest in automated job recommendations based on their CV</w:t>
             </w:r>
           </w:p>
@@ -2296,7 +3731,6 @@
           <w:rFonts w:ascii="Times New Roman" w:hAnsi="Times New Roman" w:cs="Times New Roman"/>
           <w:lang w:val="en-US"/>
         </w:rPr>
-        <w:lastRenderedPageBreak/>
         <w:t>A. No TA experience at all / B. 1 TA experience / C. 2–3 TA experiences / D. 4 or more TA experiences</w:t>
       </w:r>
     </w:p>
@@ -2462,6 +3896,7 @@
           <w:rFonts w:ascii="Times New Roman" w:hAnsi="Times New Roman" w:cs="Times New Roman"/>
           <w:lang w:val="en-US"/>
         </w:rPr>
+        <w:lastRenderedPageBreak/>
         <w:t xml:space="preserve">What methods do you prefer to receive recruitment reminders? </w:t>
       </w:r>
       <w:r>
@@ -2698,7 +4133,6 @@
           <w:rFonts w:ascii="Times New Roman" w:hAnsi="Times New Roman" w:cs="Times New Roman"/>
           <w:lang w:val="en-US"/>
         </w:rPr>
-        <w:lastRenderedPageBreak/>
         <w:t xml:space="preserve">What do you think is the most core and indispensable function of the TA recruitment system? </w:t>
       </w:r>
       <w:r>
@@ -2946,6 +4380,7 @@
                 <w:bCs/>
                 <w:lang w:val="en-US"/>
               </w:rPr>
+              <w:lastRenderedPageBreak/>
               <w:t>Interview Insight</w:t>
             </w:r>
           </w:p>
@@ -3342,7 +4777,6 @@
                 <w:rFonts w:ascii="Times New Roman" w:hAnsi="Times New Roman" w:cs="Times New Roman"/>
                 <w:lang w:val="en-US"/>
               </w:rPr>
-              <w:lastRenderedPageBreak/>
               <w:t>Simple, clearly sectioned interface adaptable to both desktop and mobile was strongly preferred</w:t>
             </w:r>
           </w:p>
@@ -3509,6 +4943,7 @@
           <w:rFonts w:ascii="Times New Roman" w:hAnsi="Times New Roman" w:cs="Times New Roman"/>
           <w:lang w:val="en-US"/>
         </w:rPr>
+        <w:lastRenderedPageBreak/>
         <w:t>Senior: Mainly through the college official website announcements and my major professors posting in our WeChat groups. Occasionally I’d see physical posters in the teaching buildings, but the info was all over the place. Sometimes you’d miss a chance just because you didn’t see the notice in time.</w:t>
       </w:r>
     </w:p>
@@ -3569,7 +5004,97 @@
           <w:rFonts w:ascii="Times New Roman" w:hAnsi="Times New Roman" w:cs="Times New Roman"/>
           <w:lang w:val="en-US"/>
         </w:rPr>
-        <w:t xml:space="preserve">Senior: Yeah, definitely. Sometimes I wanted to ask about specific requirements for grading homework, or switch a proctoring time. The only way was to send an email, and the </w:t>
+        <w:t>Senior: Yeah, definitely. Sometimes I wanted to ask about specific requirements for grading homework, or switch a proctoring time. The only way was to send an email, and the professors never replied right away. It’d be so much easier if there was a dedicated channel for this kind of communication.</w:t>
+      </w:r>
+    </w:p>
+    <w:p>
+      <w:pPr>
+        <w:rPr>
+          <w:rFonts w:ascii="Times New Roman" w:hAnsi="Times New Roman" w:cs="Times New Roman"/>
+          <w:lang w:val="en-US"/>
+        </w:rPr>
+      </w:pPr>
+      <w:r>
+        <w:rPr>
+          <w:rFonts w:ascii="Times New Roman" w:hAnsi="Times New Roman" w:cs="Times New Roman"/>
+          <w:lang w:val="en-US"/>
+        </w:rPr>
+        <w:t>Interviewer: The TA recruitment system we’re building is exactly meant to fix these problems. First off, what do you think are the must-have core features for the system?</w:t>
+      </w:r>
+    </w:p>
+    <w:p>
+      <w:pPr>
+        <w:rPr>
+          <w:rFonts w:ascii="Times New Roman" w:hAnsi="Times New Roman" w:cs="Times New Roman"/>
+          <w:lang w:val="en-US"/>
+        </w:rPr>
+      </w:pPr>
+      <w:r>
+        <w:rPr>
+          <w:rFonts w:ascii="Times New Roman" w:hAnsi="Times New Roman" w:cs="Times New Roman"/>
+          <w:lang w:val="en-US"/>
+        </w:rPr>
+        <w:t>Senior: I think the most important one is definitely being able to check your application status—just to have a clear idea of where you stand. Then, it’d be great to upload your CV directly, so you don’t have to fill in the same info repeatedly, and it’s easier for the professors to review too. Also, having all the job openings listed in one place—no more hunting for info everywhere.</w:t>
+      </w:r>
+    </w:p>
+    <w:p>
+      <w:pPr>
+        <w:rPr>
+          <w:rFonts w:ascii="Times New Roman" w:hAnsi="Times New Roman" w:cs="Times New Roman"/>
+          <w:lang w:val="en-US"/>
+        </w:rPr>
+      </w:pPr>
+      <w:r>
+        <w:rPr>
+          <w:rFonts w:ascii="Times New Roman" w:hAnsi="Times New Roman" w:cs="Times New Roman"/>
+          <w:lang w:val="en-US"/>
+        </w:rPr>
+        <w:t>Interviewer: Those are all core features we’re focusing on building. For browsing job openings, would you want the system to have filter options? Like filtering by course type, working hours, the college offering the job, that sort of thing?</w:t>
+      </w:r>
+    </w:p>
+    <w:p>
+      <w:pPr>
+        <w:rPr>
+          <w:rFonts w:ascii="Times New Roman" w:hAnsi="Times New Roman" w:cs="Times New Roman"/>
+          <w:lang w:val="en-US"/>
+        </w:rPr>
+      </w:pPr>
+      <w:r>
+        <w:rPr>
+          <w:rFonts w:ascii="Times New Roman" w:hAnsi="Times New Roman" w:cs="Times New Roman"/>
+          <w:lang w:val="en-US"/>
+        </w:rPr>
+        <w:t>Senior: That’d be so needed! When I was looking for TA jobs, I wanted a teaching assistant role that fit in with my after-class time, but I had to go through every single posting one by one. It took forever. Being able to filter directly would save a ton of time.</w:t>
+      </w:r>
+    </w:p>
+    <w:p>
+      <w:pPr>
+        <w:rPr>
+          <w:rFonts w:ascii="Times New Roman" w:hAnsi="Times New Roman" w:cs="Times New Roman"/>
+          <w:lang w:val="en-US"/>
+        </w:rPr>
+      </w:pPr>
+      <w:r>
+        <w:rPr>
+          <w:rFonts w:ascii="Times New Roman" w:hAnsi="Times New Roman" w:cs="Times New Roman"/>
+          <w:lang w:val="en-US"/>
+        </w:rPr>
+        <w:t>Interviewer: Also, do you think a one-click application feature for multiple jobs is necessary? Or would you rather apply for each job carefully one by one?</w:t>
+      </w:r>
+    </w:p>
+    <w:p>
+      <w:pPr>
+        <w:rPr>
+          <w:rFonts w:ascii="Times New Roman" w:hAnsi="Times New Roman" w:cs="Times New Roman"/>
+          <w:lang w:val="en-US"/>
+        </w:rPr>
+      </w:pPr>
+      <w:r>
+        <w:rPr>
+          <w:rFonts w:ascii="Times New Roman" w:hAnsi="Times New Roman" w:cs="Times New Roman"/>
+          <w:lang w:val="en-US"/>
+        </w:rPr>
+        <w:t xml:space="preserve">Senior: A one-click apply feature is fine, but there should definitely be a limit—like a maximum of 2 or 3 jobs at the same time. Otherwise, some people would mindlessly apply </w:t>
       </w:r>
       <w:r>
         <w:rPr>
@@ -3577,97 +5102,7 @@
           <w:lang w:val="en-US"/>
         </w:rPr>
         <w:lastRenderedPageBreak/>
-        <w:t>professors never replied right away. It’d be so much easier if there was a dedicated channel for this kind of communication.</w:t>
-      </w:r>
-    </w:p>
-    <w:p>
-      <w:pPr>
-        <w:rPr>
-          <w:rFonts w:ascii="Times New Roman" w:hAnsi="Times New Roman" w:cs="Times New Roman"/>
-          <w:lang w:val="en-US"/>
-        </w:rPr>
-      </w:pPr>
-      <w:r>
-        <w:rPr>
-          <w:rFonts w:ascii="Times New Roman" w:hAnsi="Times New Roman" w:cs="Times New Roman"/>
-          <w:lang w:val="en-US"/>
-        </w:rPr>
-        <w:t>Interviewer: The TA recruitment system we’re building is exactly meant to fix these problems. First off, what do you think are the must-have core features for the system?</w:t>
-      </w:r>
-    </w:p>
-    <w:p>
-      <w:pPr>
-        <w:rPr>
-          <w:rFonts w:ascii="Times New Roman" w:hAnsi="Times New Roman" w:cs="Times New Roman"/>
-          <w:lang w:val="en-US"/>
-        </w:rPr>
-      </w:pPr>
-      <w:r>
-        <w:rPr>
-          <w:rFonts w:ascii="Times New Roman" w:hAnsi="Times New Roman" w:cs="Times New Roman"/>
-          <w:lang w:val="en-US"/>
-        </w:rPr>
-        <w:t>Senior: I think the most important one is definitely being able to check your application status—just to have a clear idea of where you stand. Then, it’d be great to upload your CV directly, so you don’t have to fill in the same info repeatedly, and it’s easier for the professors to review too. Also, having all the job openings listed in one place—no more hunting for info everywhere.</w:t>
-      </w:r>
-    </w:p>
-    <w:p>
-      <w:pPr>
-        <w:rPr>
-          <w:rFonts w:ascii="Times New Roman" w:hAnsi="Times New Roman" w:cs="Times New Roman"/>
-          <w:lang w:val="en-US"/>
-        </w:rPr>
-      </w:pPr>
-      <w:r>
-        <w:rPr>
-          <w:rFonts w:ascii="Times New Roman" w:hAnsi="Times New Roman" w:cs="Times New Roman"/>
-          <w:lang w:val="en-US"/>
-        </w:rPr>
-        <w:t>Interviewer: Those are all core features we’re focusing on building. For browsing job openings, would you want the system to have filter options? Like filtering by course type, working hours, the college offering the job, that sort of thing?</w:t>
-      </w:r>
-    </w:p>
-    <w:p>
-      <w:pPr>
-        <w:rPr>
-          <w:rFonts w:ascii="Times New Roman" w:hAnsi="Times New Roman" w:cs="Times New Roman"/>
-          <w:lang w:val="en-US"/>
-        </w:rPr>
-      </w:pPr>
-      <w:r>
-        <w:rPr>
-          <w:rFonts w:ascii="Times New Roman" w:hAnsi="Times New Roman" w:cs="Times New Roman"/>
-          <w:lang w:val="en-US"/>
-        </w:rPr>
-        <w:t>Senior: That’d be so needed! When I was looking for TA jobs, I wanted a teaching assistant role that fit in with my after-class time, but I had to go through every single posting one by one. It took forever. Being able to filter directly would save a ton of time.</w:t>
-      </w:r>
-    </w:p>
-    <w:p>
-      <w:pPr>
-        <w:rPr>
-          <w:rFonts w:ascii="Times New Roman" w:hAnsi="Times New Roman" w:cs="Times New Roman"/>
-          <w:lang w:val="en-US"/>
-        </w:rPr>
-      </w:pPr>
-      <w:r>
-        <w:rPr>
-          <w:rFonts w:ascii="Times New Roman" w:hAnsi="Times New Roman" w:cs="Times New Roman"/>
-          <w:lang w:val="en-US"/>
-        </w:rPr>
-        <w:t>Interviewer: Also, do you think a one-click application feature for multiple jobs is necessary? Or would you rather apply for each job carefully one by one?</w:t>
-      </w:r>
-    </w:p>
-    <w:p>
-      <w:pPr>
-        <w:rPr>
-          <w:rFonts w:ascii="Times New Roman" w:hAnsi="Times New Roman" w:cs="Times New Roman"/>
-          <w:lang w:val="en-US"/>
-        </w:rPr>
-      </w:pPr>
-      <w:r>
-        <w:rPr>
-          <w:rFonts w:ascii="Times New Roman" w:hAnsi="Times New Roman" w:cs="Times New Roman"/>
-          <w:lang w:val="en-US"/>
-        </w:rPr>
-        <w:t>Senior: A one-click apply feature is fine, but there should definitely be a limit—like a maximum of 2 or 3 jobs at the same time. Otherwise, some people would mindlessly apply for every single opening, hogging all the spots, and the people who actually want the jobs won’t get a chance. It’d also make things a lot more work for the school when they’re reviewing applications.</w:t>
+        <w:t>for every single opening, hogging all the spots, and the people who actually want the jobs won’t get a chance. It’d also make things a lot more work for the school when they’re reviewing applications.</w:t>
       </w:r>
     </w:p>
     <w:p>
@@ -3742,115 +5177,104 @@
           <w:rFonts w:ascii="Times New Roman" w:hAnsi="Times New Roman" w:cs="Times New Roman"/>
           <w:lang w:val="en-US"/>
         </w:rPr>
+        <w:t>Interviewer: Got it—we’ll design the interface to be simple and practical, and make it work on both computers and mobile phones. For system notifications, when you get a reminder for a new TA opening or an update on your application status, would you prefer in-system messages, emails, or SMS?</w:t>
+      </w:r>
+    </w:p>
+    <w:p>
+      <w:pPr>
+        <w:rPr>
+          <w:rFonts w:ascii="Times New Roman" w:hAnsi="Times New Roman" w:cs="Times New Roman"/>
+          <w:lang w:val="en-US"/>
+        </w:rPr>
+      </w:pPr>
+      <w:r>
+        <w:rPr>
+          <w:rFonts w:ascii="Times New Roman" w:hAnsi="Times New Roman" w:cs="Times New Roman"/>
+          <w:lang w:val="en-US"/>
+        </w:rPr>
+        <w:t>Senior: In-system messages plus emails are perfect. SMS is just too intrusive—we get so many messages as it is. In-system messages make sure you see it when you log in, and emails act as a backup, so you don’t miss any important application updates.</w:t>
+      </w:r>
+    </w:p>
+    <w:p>
+      <w:pPr>
+        <w:rPr>
+          <w:rFonts w:ascii="Times New Roman" w:hAnsi="Times New Roman" w:cs="Times New Roman"/>
+          <w:lang w:val="en-US"/>
+        </w:rPr>
+      </w:pPr>
+      <w:r>
+        <w:rPr>
+          <w:rFonts w:ascii="Times New Roman" w:hAnsi="Times New Roman" w:cs="Times New Roman"/>
+          <w:lang w:val="en-US"/>
+        </w:rPr>
+        <w:t>Interviewer: If your application gets rejected, would you want the system to tell you the reason? Like "major mismatch" or "academic performance does not meet the requirements"?</w:t>
+      </w:r>
+    </w:p>
+    <w:p>
+      <w:pPr>
+        <w:rPr>
+          <w:rFonts w:ascii="Times New Roman" w:hAnsi="Times New Roman" w:cs="Times New Roman"/>
+          <w:lang w:val="en-US"/>
+        </w:rPr>
+      </w:pPr>
+      <w:r>
+        <w:rPr>
+          <w:rFonts w:ascii="Times New Roman" w:hAnsi="Times New Roman" w:cs="Times New Roman"/>
+          <w:lang w:val="en-US"/>
+        </w:rPr>
+        <w:t>Senior: Yeah, I would. Even just a simple reason is fine. It lets you know where you fall short, so you can improve for future applications, and it stops you from overthinking and guessing why you didn’t get it.</w:t>
+      </w:r>
+    </w:p>
+    <w:p>
+      <w:pPr>
+        <w:rPr>
+          <w:rFonts w:ascii="Times New Roman" w:hAnsi="Times New Roman" w:cs="Times New Roman"/>
+          <w:lang w:val="en-US"/>
+        </w:rPr>
+      </w:pPr>
+      <w:r>
+        <w:rPr>
+          <w:rFonts w:ascii="Times New Roman" w:hAnsi="Times New Roman" w:cs="Times New Roman"/>
+          <w:lang w:val="en-US"/>
+        </w:rPr>
+        <w:t>Interviewer: These suggestions are incredibly valuable—we’ll note them all down and factor them into the system design. One last question: besides making things easier for applicants, what do you think is the biggest value this TA recruitment system can bring to the school’s module organisers and administrators?</w:t>
+      </w:r>
+    </w:p>
+    <w:p>
+      <w:pPr>
+        <w:rPr>
+          <w:rFonts w:ascii="Times New Roman" w:hAnsi="Times New Roman" w:cs="Times New Roman"/>
+          <w:lang w:val="en-US"/>
+        </w:rPr>
+      </w:pPr>
+      <w:r>
+        <w:rPr>
+          <w:rFonts w:ascii="Times New Roman" w:hAnsi="Times New Roman" w:cs="Times New Roman"/>
+          <w:lang w:val="en-US"/>
+        </w:rPr>
+        <w:t>Senior: For the school side, it should definitely boost recruitment efficiency. They won’t have to sort through application info in Excel sheets one by one anymore—the system can compile it all automatically, making it easier to screen applicants. Also, it</w:t>
+      </w:r>
+      <w:r>
+        <w:rPr>
+          <w:rFonts w:ascii="Times New Roman" w:hAnsi="Times New Roman" w:cs="Times New Roman" w:hint="eastAsia"/>
+          <w:lang w:val="en-US"/>
+        </w:rPr>
+        <w:t>’</w:t>
+      </w:r>
+      <w:r>
+        <w:rPr>
+          <w:rFonts w:ascii="Times New Roman" w:hAnsi="Times New Roman" w:cs="Times New Roman"/>
+          <w:lang w:val="en-US"/>
+        </w:rPr>
+        <w:t xml:space="preserve">ll help allocate TA </w:t>
+      </w:r>
+      <w:r>
+        <w:rPr>
+          <w:rFonts w:ascii="Times New Roman" w:hAnsi="Times New Roman" w:cs="Times New Roman"/>
+          <w:lang w:val="en-US"/>
+        </w:rPr>
         <w:lastRenderedPageBreak/>
-        <w:t>Interviewer: Got it—we’ll design the interface to be simple and practical, and make it work on both computers and mobile phones. For system notifications, when you get a reminder for a new TA opening or an update on your application status, would you prefer in-system messages, emails, or SMS?</w:t>
-      </w:r>
-    </w:p>
-    <w:p>
-      <w:pPr>
-        <w:rPr>
-          <w:rFonts w:ascii="Times New Roman" w:hAnsi="Times New Roman" w:cs="Times New Roman"/>
-          <w:lang w:val="en-US"/>
-        </w:rPr>
-      </w:pPr>
-      <w:r>
-        <w:rPr>
-          <w:rFonts w:ascii="Times New Roman" w:hAnsi="Times New Roman" w:cs="Times New Roman"/>
-          <w:lang w:val="en-US"/>
-        </w:rPr>
-        <w:t>Senior: In-system messages plus emails are perfect. SMS is just too intrusive—we get so many messages as it is. In-system messages make sure you see it when you log in, and emails act as a backup, so you don’t miss any important application updates.</w:t>
-      </w:r>
-    </w:p>
-    <w:p>
-      <w:pPr>
-        <w:rPr>
-          <w:rFonts w:ascii="Times New Roman" w:hAnsi="Times New Roman" w:cs="Times New Roman"/>
-          <w:lang w:val="en-US"/>
-        </w:rPr>
-      </w:pPr>
-      <w:r>
-        <w:rPr>
-          <w:rFonts w:ascii="Times New Roman" w:hAnsi="Times New Roman" w:cs="Times New Roman"/>
-          <w:lang w:val="en-US"/>
-        </w:rPr>
-        <w:t>Interviewer: If your application gets rejected, would you want the system to tell you the reason? Like "major mismatch" or "academic performance does not meet the requirements"?</w:t>
-      </w:r>
-    </w:p>
-    <w:p>
-      <w:pPr>
-        <w:rPr>
-          <w:rFonts w:ascii="Times New Roman" w:hAnsi="Times New Roman" w:cs="Times New Roman"/>
-          <w:lang w:val="en-US"/>
-        </w:rPr>
-      </w:pPr>
-      <w:r>
-        <w:rPr>
-          <w:rFonts w:ascii="Times New Roman" w:hAnsi="Times New Roman" w:cs="Times New Roman"/>
-          <w:lang w:val="en-US"/>
-        </w:rPr>
-        <w:t>Senior: Yeah, I would. Even just a simple reason is fine. It lets you know where you fall short, so you can improve for future applications, and it stops you from overthinking and guessing why you didn’t get it.</w:t>
-      </w:r>
-    </w:p>
-    <w:p>
-      <w:pPr>
-        <w:rPr>
-          <w:rFonts w:ascii="Times New Roman" w:hAnsi="Times New Roman" w:cs="Times New Roman"/>
-          <w:lang w:val="en-US"/>
-        </w:rPr>
-      </w:pPr>
-      <w:r>
-        <w:rPr>
-          <w:rFonts w:ascii="Times New Roman" w:hAnsi="Times New Roman" w:cs="Times New Roman"/>
-          <w:lang w:val="en-US"/>
-        </w:rPr>
-        <w:t>Interviewer: These suggestions are incredibly valuable—we’ll note them all down and factor them into the system design. One last question: besides making things easier for applicants, what do you think is the biggest value this TA recruitment system can bring to the school’s module organisers and administrators?</w:t>
-      </w:r>
-    </w:p>
-    <w:p>
-      <w:pPr>
-        <w:rPr>
-          <w:rFonts w:ascii="Times New Roman" w:hAnsi="Times New Roman" w:cs="Times New Roman"/>
-          <w:lang w:val="en-US"/>
-        </w:rPr>
-      </w:pPr>
-      <w:r>
-        <w:rPr>
-          <w:rFonts w:ascii="Times New Roman" w:hAnsi="Times New Roman" w:cs="Times New Roman"/>
-          <w:lang w:val="en-US"/>
-        </w:rPr>
-        <w:t>Senior: For the school side, it should definitely boost recruitment efficiency. They won’t have to sort through application info in Excel sheets one by one anymore—the system can compile it all automatically, making it easier to screen applicants. Also, it</w:t>
-      </w:r>
-      <w:proofErr w:type="gramStart"/>
-      <w:r>
-        <w:rPr>
-          <w:rFonts w:ascii="Times New Roman" w:hAnsi="Times New Roman" w:cs="Times New Roman" w:hint="eastAsia"/>
-          <w:lang w:val="en-US"/>
-        </w:rPr>
-        <w:t>’</w:t>
-      </w:r>
-      <w:proofErr w:type="gramEnd"/>
-      <w:r>
-        <w:rPr>
-          <w:rFonts w:ascii="Times New Roman" w:hAnsi="Times New Roman" w:cs="Times New Roman"/>
-          <w:lang w:val="en-US"/>
-        </w:rPr>
-        <w:t>ll help allocate TA workloads more fairly, so some TAs aren</w:t>
-      </w:r>
-      <w:proofErr w:type="gramStart"/>
-      <w:r>
-        <w:rPr>
-          <w:rFonts w:ascii="Times New Roman" w:hAnsi="Times New Roman" w:cs="Times New Roman"/>
-          <w:lang w:val="en-US"/>
-        </w:rPr>
-        <w:t>’</w:t>
-      </w:r>
-      <w:proofErr w:type="gramEnd"/>
-      <w:r>
-        <w:rPr>
-          <w:rFonts w:ascii="Times New Roman" w:hAnsi="Times New Roman" w:cs="Times New Roman"/>
-          <w:lang w:val="en-US"/>
-        </w:rPr>
-        <w:t>t swamped with work while others have nothing to do. It’ll make the school’s management a lot more standardized.</w:t>
+        <w:t>workloads more fairly, so some TAs aren’t swamped with work while others have nothing to do. It’ll make the school’s management a lot more standardized.</w:t>
       </w:r>
     </w:p>
     <w:p>
@@ -3895,23 +5319,7 @@
           <w:rFonts w:ascii="Times New Roman" w:hAnsi="Times New Roman" w:cs="Times New Roman"/>
           <w:lang w:val="en-US"/>
         </w:rPr>
-        <w:t xml:space="preserve">Interviewer: We’ll work our hardest on it! Sorry for taking up so much of your time, and thanks again for your time and help. Wish you all the best for your graduation and everything </w:t>
-      </w:r>
-      <w:proofErr w:type="gramStart"/>
-      <w:r>
-        <w:rPr>
-          <w:rFonts w:ascii="Times New Roman" w:hAnsi="Times New Roman" w:cs="Times New Roman"/>
-          <w:lang w:val="en-US"/>
-        </w:rPr>
-        <w:t>ahead!Senior</w:t>
-      </w:r>
-      <w:proofErr w:type="gramEnd"/>
-      <w:r>
-        <w:rPr>
-          <w:rFonts w:ascii="Times New Roman" w:hAnsi="Times New Roman" w:cs="Times New Roman"/>
-          <w:lang w:val="en-US"/>
-        </w:rPr>
-        <w:t>: Thank you, and good luck with your project too!</w:t>
+        <w:t>Interviewer: We’ll work our hardest on it! Sorry for taking up so much of your time, and thanks again for your time and help. Wish you all the best for your graduation and everything ahead!Senior: Thank you, and good luck with your project too!</w:t>
       </w:r>
     </w:p>
     <w:p>
@@ -3932,7 +5340,7 @@
     <w:p>
       <w:pPr>
         <w:rPr>
-          <w:rFonts w:ascii="Times New Roman" w:hAnsi="Times New Roman" w:cs="Times New Roman" w:hint="eastAsia"/>
+          <w:rFonts w:ascii="Times New Roman" w:hAnsi="Times New Roman" w:cs="Times New Roman"/>
           <w:lang w:val="en-US"/>
         </w:rPr>
       </w:pPr>
@@ -4138,6 +5546,566 @@
 <file path=word/numbering.xml><?xml version="1.0" encoding="utf-8"?>
 <w:numbering xmlns:wpc="http://schemas.microsoft.com/office/word/2010/wordprocessingCanvas" xmlns:cx="http://schemas.microsoft.com/office/drawing/2014/chartex" xmlns:cx1="http://schemas.microsoft.com/office/drawing/2015/9/8/chartex" xmlns:cx2="http://schemas.microsoft.com/office/drawing/2015/10/21/chartex" xmlns:cx3="http://schemas.microsoft.com/office/drawing/2016/5/9/chartex" xmlns:cx4="http://schemas.microsoft.com/office/drawing/2016/5/10/chartex" xmlns:cx5="http://schemas.microsoft.com/office/drawing/2016/5/11/chartex" xmlns:cx6="http://schemas.microsoft.com/office/drawing/2016/5/12/chartex" xmlns:cx7="http://schemas.microsoft.com/office/drawing/2016/5/13/chartex" xmlns:cx8="http://schemas.microsoft.com/office/drawing/2016/5/14/chartex" xmlns:mc="http://schemas.openxmlformats.org/markup-compatibility/2006" xmlns:aink="http://schemas.microsoft.com/office/drawing/2016/ink" xmlns:am3d="http://schemas.microsoft.com/office/drawing/2017/model3d" xmlns:o="urn:schemas-microsoft-com:office:office" xmlns:oel="http://schemas.microsoft.com/office/2019/extlst" xmlns:r="http://schemas.openxmlformats.org/officeDocument/2006/relationships" xmlns:m="http://schemas.openxmlformats.org/officeDocument/2006/math" xmlns:v="urn:schemas-microsoft-com:vml" xmlns:wp14="http://schemas.microsoft.com/office/word/2010/wordprocessingDrawing" xmlns:wp="http://schemas.openxmlformats.org/drawingml/2006/wordprocessingDrawing" xmlns:w10="urn:schemas-microsoft-com:office:word" xmlns:w="http://schemas.openxmlformats.org/wordprocessingml/2006/main" xmlns:w14="http://schemas.microsoft.com/office/word/2010/wordml" xmlns:w15="http://schemas.microsoft.com/office/word/2012/wordml" xmlns:w16cex="http://schemas.microsoft.com/office/word/2018/wordml/cex" xmlns:w16cid="http://schemas.microsoft.com/office/word/2016/wordml/cid" xmlns:w16="http://schemas.microsoft.com/office/word/2018/wordml" xmlns:w16du="http://schemas.microsoft.com/office/word/2023/wordml/word16du" xmlns:w16sdtdh="http://schemas.microsoft.com/office/word/2020/wordml/sdtdatahash" xmlns:w16sdtfl="http://schemas.microsoft.com/office/word/2024/wordml/sdtformatlock" xmlns:w16se="http://schemas.microsoft.com/office/word/2015/wordml/symex" xmlns:wpg="http://schemas.microsoft.com/office/word/2010/wordprocessingGroup" xmlns:wpi="http://schemas.microsoft.com/office/word/2010/wordprocessingInk" xmlns:wne="http://schemas.microsoft.com/office/word/2006/wordml" xmlns:wps="http://schemas.microsoft.com/office/word/2010/wordprocessingShape" mc:Ignorable="w14 w15 w16se w16cid w16 w16cex w16sdtdh w16sdtfl w16du wp14">
   <w:abstractNum w:abstractNumId="0" w15:restartNumberingAfterBreak="0">
+    <w:nsid w:val="00AD1C04"/>
+    <w:multiLevelType w:val="multilevel"/>
+    <w:tmpl w:val="DFAC5982"/>
+    <w:lvl w:ilvl="0">
+      <w:start w:val="1"/>
+      <w:numFmt w:val="bullet"/>
+      <w:lvlText w:val=""/>
+      <w:lvlJc w:val="left"/>
+      <w:pPr>
+        <w:tabs>
+          <w:tab w:val="num" w:pos="720"/>
+        </w:tabs>
+        <w:ind w:left="720" w:hanging="360"/>
+      </w:pPr>
+      <w:rPr>
+        <w:rFonts w:ascii="Symbol" w:hAnsi="Symbol" w:hint="default"/>
+        <w:sz w:val="20"/>
+      </w:rPr>
+    </w:lvl>
+    <w:lvl w:ilvl="1" w:tentative="1">
+      <w:start w:val="1"/>
+      <w:numFmt w:val="bullet"/>
+      <w:lvlText w:val="o"/>
+      <w:lvlJc w:val="left"/>
+      <w:pPr>
+        <w:tabs>
+          <w:tab w:val="num" w:pos="1440"/>
+        </w:tabs>
+        <w:ind w:left="1440" w:hanging="360"/>
+      </w:pPr>
+      <w:rPr>
+        <w:rFonts w:ascii="Courier New" w:hAnsi="Courier New" w:hint="default"/>
+        <w:sz w:val="20"/>
+      </w:rPr>
+    </w:lvl>
+    <w:lvl w:ilvl="2" w:tentative="1">
+      <w:start w:val="1"/>
+      <w:numFmt w:val="bullet"/>
+      <w:lvlText w:val=""/>
+      <w:lvlJc w:val="left"/>
+      <w:pPr>
+        <w:tabs>
+          <w:tab w:val="num" w:pos="2160"/>
+        </w:tabs>
+        <w:ind w:left="2160" w:hanging="360"/>
+      </w:pPr>
+      <w:rPr>
+        <w:rFonts w:ascii="Wingdings" w:hAnsi="Wingdings" w:hint="default"/>
+        <w:sz w:val="20"/>
+      </w:rPr>
+    </w:lvl>
+    <w:lvl w:ilvl="3" w:tentative="1">
+      <w:start w:val="1"/>
+      <w:numFmt w:val="bullet"/>
+      <w:lvlText w:val=""/>
+      <w:lvlJc w:val="left"/>
+      <w:pPr>
+        <w:tabs>
+          <w:tab w:val="num" w:pos="2880"/>
+        </w:tabs>
+        <w:ind w:left="2880" w:hanging="360"/>
+      </w:pPr>
+      <w:rPr>
+        <w:rFonts w:ascii="Wingdings" w:hAnsi="Wingdings" w:hint="default"/>
+        <w:sz w:val="20"/>
+      </w:rPr>
+    </w:lvl>
+    <w:lvl w:ilvl="4" w:tentative="1">
+      <w:start w:val="1"/>
+      <w:numFmt w:val="bullet"/>
+      <w:lvlText w:val=""/>
+      <w:lvlJc w:val="left"/>
+      <w:pPr>
+        <w:tabs>
+          <w:tab w:val="num" w:pos="3600"/>
+        </w:tabs>
+        <w:ind w:left="3600" w:hanging="360"/>
+      </w:pPr>
+      <w:rPr>
+        <w:rFonts w:ascii="Wingdings" w:hAnsi="Wingdings" w:hint="default"/>
+        <w:sz w:val="20"/>
+      </w:rPr>
+    </w:lvl>
+    <w:lvl w:ilvl="5" w:tentative="1">
+      <w:start w:val="1"/>
+      <w:numFmt w:val="bullet"/>
+      <w:lvlText w:val=""/>
+      <w:lvlJc w:val="left"/>
+      <w:pPr>
+        <w:tabs>
+          <w:tab w:val="num" w:pos="4320"/>
+        </w:tabs>
+        <w:ind w:left="4320" w:hanging="360"/>
+      </w:pPr>
+      <w:rPr>
+        <w:rFonts w:ascii="Wingdings" w:hAnsi="Wingdings" w:hint="default"/>
+        <w:sz w:val="20"/>
+      </w:rPr>
+    </w:lvl>
+    <w:lvl w:ilvl="6" w:tentative="1">
+      <w:start w:val="1"/>
+      <w:numFmt w:val="bullet"/>
+      <w:lvlText w:val=""/>
+      <w:lvlJc w:val="left"/>
+      <w:pPr>
+        <w:tabs>
+          <w:tab w:val="num" w:pos="5040"/>
+        </w:tabs>
+        <w:ind w:left="5040" w:hanging="360"/>
+      </w:pPr>
+      <w:rPr>
+        <w:rFonts w:ascii="Wingdings" w:hAnsi="Wingdings" w:hint="default"/>
+        <w:sz w:val="20"/>
+      </w:rPr>
+    </w:lvl>
+    <w:lvl w:ilvl="7" w:tentative="1">
+      <w:start w:val="1"/>
+      <w:numFmt w:val="bullet"/>
+      <w:lvlText w:val=""/>
+      <w:lvlJc w:val="left"/>
+      <w:pPr>
+        <w:tabs>
+          <w:tab w:val="num" w:pos="5760"/>
+        </w:tabs>
+        <w:ind w:left="5760" w:hanging="360"/>
+      </w:pPr>
+      <w:rPr>
+        <w:rFonts w:ascii="Wingdings" w:hAnsi="Wingdings" w:hint="default"/>
+        <w:sz w:val="20"/>
+      </w:rPr>
+    </w:lvl>
+    <w:lvl w:ilvl="8" w:tentative="1">
+      <w:start w:val="1"/>
+      <w:numFmt w:val="bullet"/>
+      <w:lvlText w:val=""/>
+      <w:lvlJc w:val="left"/>
+      <w:pPr>
+        <w:tabs>
+          <w:tab w:val="num" w:pos="6480"/>
+        </w:tabs>
+        <w:ind w:left="6480" w:hanging="360"/>
+      </w:pPr>
+      <w:rPr>
+        <w:rFonts w:ascii="Wingdings" w:hAnsi="Wingdings" w:hint="default"/>
+        <w:sz w:val="20"/>
+      </w:rPr>
+    </w:lvl>
+  </w:abstractNum>
+  <w:abstractNum w:abstractNumId="1" w15:restartNumberingAfterBreak="0">
+    <w:nsid w:val="2B8F525D"/>
+    <w:multiLevelType w:val="multilevel"/>
+    <w:tmpl w:val="21D44DB4"/>
+    <w:lvl w:ilvl="0">
+      <w:start w:val="1"/>
+      <w:numFmt w:val="bullet"/>
+      <w:lvlText w:val=""/>
+      <w:lvlJc w:val="left"/>
+      <w:pPr>
+        <w:tabs>
+          <w:tab w:val="num" w:pos="720"/>
+        </w:tabs>
+        <w:ind w:left="720" w:hanging="360"/>
+      </w:pPr>
+      <w:rPr>
+        <w:rFonts w:ascii="Symbol" w:hAnsi="Symbol" w:hint="default"/>
+        <w:sz w:val="20"/>
+      </w:rPr>
+    </w:lvl>
+    <w:lvl w:ilvl="1" w:tentative="1">
+      <w:start w:val="1"/>
+      <w:numFmt w:val="bullet"/>
+      <w:lvlText w:val="o"/>
+      <w:lvlJc w:val="left"/>
+      <w:pPr>
+        <w:tabs>
+          <w:tab w:val="num" w:pos="1440"/>
+        </w:tabs>
+        <w:ind w:left="1440" w:hanging="360"/>
+      </w:pPr>
+      <w:rPr>
+        <w:rFonts w:ascii="Courier New" w:hAnsi="Courier New" w:hint="default"/>
+        <w:sz w:val="20"/>
+      </w:rPr>
+    </w:lvl>
+    <w:lvl w:ilvl="2" w:tentative="1">
+      <w:start w:val="1"/>
+      <w:numFmt w:val="bullet"/>
+      <w:lvlText w:val=""/>
+      <w:lvlJc w:val="left"/>
+      <w:pPr>
+        <w:tabs>
+          <w:tab w:val="num" w:pos="2160"/>
+        </w:tabs>
+        <w:ind w:left="2160" w:hanging="360"/>
+      </w:pPr>
+      <w:rPr>
+        <w:rFonts w:ascii="Wingdings" w:hAnsi="Wingdings" w:hint="default"/>
+        <w:sz w:val="20"/>
+      </w:rPr>
+    </w:lvl>
+    <w:lvl w:ilvl="3" w:tentative="1">
+      <w:start w:val="1"/>
+      <w:numFmt w:val="bullet"/>
+      <w:lvlText w:val=""/>
+      <w:lvlJc w:val="left"/>
+      <w:pPr>
+        <w:tabs>
+          <w:tab w:val="num" w:pos="2880"/>
+        </w:tabs>
+        <w:ind w:left="2880" w:hanging="360"/>
+      </w:pPr>
+      <w:rPr>
+        <w:rFonts w:ascii="Wingdings" w:hAnsi="Wingdings" w:hint="default"/>
+        <w:sz w:val="20"/>
+      </w:rPr>
+    </w:lvl>
+    <w:lvl w:ilvl="4" w:tentative="1">
+      <w:start w:val="1"/>
+      <w:numFmt w:val="bullet"/>
+      <w:lvlText w:val=""/>
+      <w:lvlJc w:val="left"/>
+      <w:pPr>
+        <w:tabs>
+          <w:tab w:val="num" w:pos="3600"/>
+        </w:tabs>
+        <w:ind w:left="3600" w:hanging="360"/>
+      </w:pPr>
+      <w:rPr>
+        <w:rFonts w:ascii="Wingdings" w:hAnsi="Wingdings" w:hint="default"/>
+        <w:sz w:val="20"/>
+      </w:rPr>
+    </w:lvl>
+    <w:lvl w:ilvl="5" w:tentative="1">
+      <w:start w:val="1"/>
+      <w:numFmt w:val="bullet"/>
+      <w:lvlText w:val=""/>
+      <w:lvlJc w:val="left"/>
+      <w:pPr>
+        <w:tabs>
+          <w:tab w:val="num" w:pos="4320"/>
+        </w:tabs>
+        <w:ind w:left="4320" w:hanging="360"/>
+      </w:pPr>
+      <w:rPr>
+        <w:rFonts w:ascii="Wingdings" w:hAnsi="Wingdings" w:hint="default"/>
+        <w:sz w:val="20"/>
+      </w:rPr>
+    </w:lvl>
+    <w:lvl w:ilvl="6" w:tentative="1">
+      <w:start w:val="1"/>
+      <w:numFmt w:val="bullet"/>
+      <w:lvlText w:val=""/>
+      <w:lvlJc w:val="left"/>
+      <w:pPr>
+        <w:tabs>
+          <w:tab w:val="num" w:pos="5040"/>
+        </w:tabs>
+        <w:ind w:left="5040" w:hanging="360"/>
+      </w:pPr>
+      <w:rPr>
+        <w:rFonts w:ascii="Wingdings" w:hAnsi="Wingdings" w:hint="default"/>
+        <w:sz w:val="20"/>
+      </w:rPr>
+    </w:lvl>
+    <w:lvl w:ilvl="7" w:tentative="1">
+      <w:start w:val="1"/>
+      <w:numFmt w:val="bullet"/>
+      <w:lvlText w:val=""/>
+      <w:lvlJc w:val="left"/>
+      <w:pPr>
+        <w:tabs>
+          <w:tab w:val="num" w:pos="5760"/>
+        </w:tabs>
+        <w:ind w:left="5760" w:hanging="360"/>
+      </w:pPr>
+      <w:rPr>
+        <w:rFonts w:ascii="Wingdings" w:hAnsi="Wingdings" w:hint="default"/>
+        <w:sz w:val="20"/>
+      </w:rPr>
+    </w:lvl>
+    <w:lvl w:ilvl="8" w:tentative="1">
+      <w:start w:val="1"/>
+      <w:numFmt w:val="bullet"/>
+      <w:lvlText w:val=""/>
+      <w:lvlJc w:val="left"/>
+      <w:pPr>
+        <w:tabs>
+          <w:tab w:val="num" w:pos="6480"/>
+        </w:tabs>
+        <w:ind w:left="6480" w:hanging="360"/>
+      </w:pPr>
+      <w:rPr>
+        <w:rFonts w:ascii="Wingdings" w:hAnsi="Wingdings" w:hint="default"/>
+        <w:sz w:val="20"/>
+      </w:rPr>
+    </w:lvl>
+  </w:abstractNum>
+  <w:abstractNum w:abstractNumId="2" w15:restartNumberingAfterBreak="0">
+    <w:nsid w:val="31EB319C"/>
+    <w:multiLevelType w:val="multilevel"/>
+    <w:tmpl w:val="D47AFEC0"/>
+    <w:lvl w:ilvl="0">
+      <w:start w:val="1"/>
+      <w:numFmt w:val="bullet"/>
+      <w:lvlText w:val=""/>
+      <w:lvlJc w:val="left"/>
+      <w:pPr>
+        <w:tabs>
+          <w:tab w:val="num" w:pos="720"/>
+        </w:tabs>
+        <w:ind w:left="720" w:hanging="360"/>
+      </w:pPr>
+      <w:rPr>
+        <w:rFonts w:ascii="Symbol" w:hAnsi="Symbol" w:hint="default"/>
+        <w:sz w:val="20"/>
+      </w:rPr>
+    </w:lvl>
+    <w:lvl w:ilvl="1" w:tentative="1">
+      <w:start w:val="1"/>
+      <w:numFmt w:val="bullet"/>
+      <w:lvlText w:val="o"/>
+      <w:lvlJc w:val="left"/>
+      <w:pPr>
+        <w:tabs>
+          <w:tab w:val="num" w:pos="1440"/>
+        </w:tabs>
+        <w:ind w:left="1440" w:hanging="360"/>
+      </w:pPr>
+      <w:rPr>
+        <w:rFonts w:ascii="Courier New" w:hAnsi="Courier New" w:hint="default"/>
+        <w:sz w:val="20"/>
+      </w:rPr>
+    </w:lvl>
+    <w:lvl w:ilvl="2" w:tentative="1">
+      <w:start w:val="1"/>
+      <w:numFmt w:val="bullet"/>
+      <w:lvlText w:val=""/>
+      <w:lvlJc w:val="left"/>
+      <w:pPr>
+        <w:tabs>
+          <w:tab w:val="num" w:pos="2160"/>
+        </w:tabs>
+        <w:ind w:left="2160" w:hanging="360"/>
+      </w:pPr>
+      <w:rPr>
+        <w:rFonts w:ascii="Wingdings" w:hAnsi="Wingdings" w:hint="default"/>
+        <w:sz w:val="20"/>
+      </w:rPr>
+    </w:lvl>
+    <w:lvl w:ilvl="3" w:tentative="1">
+      <w:start w:val="1"/>
+      <w:numFmt w:val="bullet"/>
+      <w:lvlText w:val=""/>
+      <w:lvlJc w:val="left"/>
+      <w:pPr>
+        <w:tabs>
+          <w:tab w:val="num" w:pos="2880"/>
+        </w:tabs>
+        <w:ind w:left="2880" w:hanging="360"/>
+      </w:pPr>
+      <w:rPr>
+        <w:rFonts w:ascii="Wingdings" w:hAnsi="Wingdings" w:hint="default"/>
+        <w:sz w:val="20"/>
+      </w:rPr>
+    </w:lvl>
+    <w:lvl w:ilvl="4" w:tentative="1">
+      <w:start w:val="1"/>
+      <w:numFmt w:val="bullet"/>
+      <w:lvlText w:val=""/>
+      <w:lvlJc w:val="left"/>
+      <w:pPr>
+        <w:tabs>
+          <w:tab w:val="num" w:pos="3600"/>
+        </w:tabs>
+        <w:ind w:left="3600" w:hanging="360"/>
+      </w:pPr>
+      <w:rPr>
+        <w:rFonts w:ascii="Wingdings" w:hAnsi="Wingdings" w:hint="default"/>
+        <w:sz w:val="20"/>
+      </w:rPr>
+    </w:lvl>
+    <w:lvl w:ilvl="5" w:tentative="1">
+      <w:start w:val="1"/>
+      <w:numFmt w:val="bullet"/>
+      <w:lvlText w:val=""/>
+      <w:lvlJc w:val="left"/>
+      <w:pPr>
+        <w:tabs>
+          <w:tab w:val="num" w:pos="4320"/>
+        </w:tabs>
+        <w:ind w:left="4320" w:hanging="360"/>
+      </w:pPr>
+      <w:rPr>
+        <w:rFonts w:ascii="Wingdings" w:hAnsi="Wingdings" w:hint="default"/>
+        <w:sz w:val="20"/>
+      </w:rPr>
+    </w:lvl>
+    <w:lvl w:ilvl="6" w:tentative="1">
+      <w:start w:val="1"/>
+      <w:numFmt w:val="bullet"/>
+      <w:lvlText w:val=""/>
+      <w:lvlJc w:val="left"/>
+      <w:pPr>
+        <w:tabs>
+          <w:tab w:val="num" w:pos="5040"/>
+        </w:tabs>
+        <w:ind w:left="5040" w:hanging="360"/>
+      </w:pPr>
+      <w:rPr>
+        <w:rFonts w:ascii="Wingdings" w:hAnsi="Wingdings" w:hint="default"/>
+        <w:sz w:val="20"/>
+      </w:rPr>
+    </w:lvl>
+    <w:lvl w:ilvl="7" w:tentative="1">
+      <w:start w:val="1"/>
+      <w:numFmt w:val="bullet"/>
+      <w:lvlText w:val=""/>
+      <w:lvlJc w:val="left"/>
+      <w:pPr>
+        <w:tabs>
+          <w:tab w:val="num" w:pos="5760"/>
+        </w:tabs>
+        <w:ind w:left="5760" w:hanging="360"/>
+      </w:pPr>
+      <w:rPr>
+        <w:rFonts w:ascii="Wingdings" w:hAnsi="Wingdings" w:hint="default"/>
+        <w:sz w:val="20"/>
+      </w:rPr>
+    </w:lvl>
+    <w:lvl w:ilvl="8" w:tentative="1">
+      <w:start w:val="1"/>
+      <w:numFmt w:val="bullet"/>
+      <w:lvlText w:val=""/>
+      <w:lvlJc w:val="left"/>
+      <w:pPr>
+        <w:tabs>
+          <w:tab w:val="num" w:pos="6480"/>
+        </w:tabs>
+        <w:ind w:left="6480" w:hanging="360"/>
+      </w:pPr>
+      <w:rPr>
+        <w:rFonts w:ascii="Wingdings" w:hAnsi="Wingdings" w:hint="default"/>
+        <w:sz w:val="20"/>
+      </w:rPr>
+    </w:lvl>
+  </w:abstractNum>
+  <w:abstractNum w:abstractNumId="3" w15:restartNumberingAfterBreak="0">
+    <w:nsid w:val="423E12AA"/>
+    <w:multiLevelType w:val="multilevel"/>
+    <w:tmpl w:val="6C625CA0"/>
+    <w:lvl w:ilvl="0">
+      <w:start w:val="1"/>
+      <w:numFmt w:val="decimal"/>
+      <w:lvlText w:val="%1."/>
+      <w:lvlJc w:val="left"/>
+      <w:pPr>
+        <w:tabs>
+          <w:tab w:val="num" w:pos="720"/>
+        </w:tabs>
+        <w:ind w:left="720" w:hanging="360"/>
+      </w:pPr>
+    </w:lvl>
+    <w:lvl w:ilvl="1" w:tentative="1">
+      <w:start w:val="1"/>
+      <w:numFmt w:val="decimal"/>
+      <w:lvlText w:val="%2."/>
+      <w:lvlJc w:val="left"/>
+      <w:pPr>
+        <w:tabs>
+          <w:tab w:val="num" w:pos="1440"/>
+        </w:tabs>
+        <w:ind w:left="1440" w:hanging="360"/>
+      </w:pPr>
+    </w:lvl>
+    <w:lvl w:ilvl="2" w:tentative="1">
+      <w:start w:val="1"/>
+      <w:numFmt w:val="decimal"/>
+      <w:lvlText w:val="%3."/>
+      <w:lvlJc w:val="left"/>
+      <w:pPr>
+        <w:tabs>
+          <w:tab w:val="num" w:pos="2160"/>
+        </w:tabs>
+        <w:ind w:left="2160" w:hanging="360"/>
+      </w:pPr>
+    </w:lvl>
+    <w:lvl w:ilvl="3" w:tentative="1">
+      <w:start w:val="1"/>
+      <w:numFmt w:val="decimal"/>
+      <w:lvlText w:val="%4."/>
+      <w:lvlJc w:val="left"/>
+      <w:pPr>
+        <w:tabs>
+          <w:tab w:val="num" w:pos="2880"/>
+        </w:tabs>
+        <w:ind w:left="2880" w:hanging="360"/>
+      </w:pPr>
+    </w:lvl>
+    <w:lvl w:ilvl="4" w:tentative="1">
+      <w:start w:val="1"/>
+      <w:numFmt w:val="decimal"/>
+      <w:lvlText w:val="%5."/>
+      <w:lvlJc w:val="left"/>
+      <w:pPr>
+        <w:tabs>
+          <w:tab w:val="num" w:pos="3600"/>
+        </w:tabs>
+        <w:ind w:left="3600" w:hanging="360"/>
+      </w:pPr>
+    </w:lvl>
+    <w:lvl w:ilvl="5" w:tentative="1">
+      <w:start w:val="1"/>
+      <w:numFmt w:val="decimal"/>
+      <w:lvlText w:val="%6."/>
+      <w:lvlJc w:val="left"/>
+      <w:pPr>
+        <w:tabs>
+          <w:tab w:val="num" w:pos="4320"/>
+        </w:tabs>
+        <w:ind w:left="4320" w:hanging="360"/>
+      </w:pPr>
+    </w:lvl>
+    <w:lvl w:ilvl="6" w:tentative="1">
+      <w:start w:val="1"/>
+      <w:numFmt w:val="decimal"/>
+      <w:lvlText w:val="%7."/>
+      <w:lvlJc w:val="left"/>
+      <w:pPr>
+        <w:tabs>
+          <w:tab w:val="num" w:pos="5040"/>
+        </w:tabs>
+        <w:ind w:left="5040" w:hanging="360"/>
+      </w:pPr>
+    </w:lvl>
+    <w:lvl w:ilvl="7" w:tentative="1">
+      <w:start w:val="1"/>
+      <w:numFmt w:val="decimal"/>
+      <w:lvlText w:val="%8."/>
+      <w:lvlJc w:val="left"/>
+      <w:pPr>
+        <w:tabs>
+          <w:tab w:val="num" w:pos="5760"/>
+        </w:tabs>
+        <w:ind w:left="5760" w:hanging="360"/>
+      </w:pPr>
+    </w:lvl>
+    <w:lvl w:ilvl="8" w:tentative="1">
+      <w:start w:val="1"/>
+      <w:numFmt w:val="decimal"/>
+      <w:lvlText w:val="%9."/>
+      <w:lvlJc w:val="left"/>
+      <w:pPr>
+        <w:tabs>
+          <w:tab w:val="num" w:pos="6480"/>
+        </w:tabs>
+        <w:ind w:left="6480" w:hanging="360"/>
+      </w:pPr>
+    </w:lvl>
+  </w:abstractNum>
+  <w:abstractNum w:abstractNumId="4" w15:restartNumberingAfterBreak="0">
     <w:nsid w:val="483F6021"/>
     <w:multiLevelType w:val="hybridMultilevel"/>
     <w:tmpl w:val="0A20ADFE"/>
@@ -4223,7 +6191,120 @@
       </w:pPr>
     </w:lvl>
   </w:abstractNum>
-  <w:abstractNum w:abstractNumId="1" w15:restartNumberingAfterBreak="0">
+  <w:abstractNum w:abstractNumId="5" w15:restartNumberingAfterBreak="0">
+    <w:nsid w:val="706A534E"/>
+    <w:multiLevelType w:val="multilevel"/>
+    <w:tmpl w:val="48BCC96E"/>
+    <w:lvl w:ilvl="0">
+      <w:start w:val="1"/>
+      <w:numFmt w:val="decimal"/>
+      <w:lvlText w:val="%1."/>
+      <w:lvlJc w:val="left"/>
+      <w:pPr>
+        <w:tabs>
+          <w:tab w:val="num" w:pos="720"/>
+        </w:tabs>
+        <w:ind w:left="720" w:hanging="360"/>
+      </w:pPr>
+    </w:lvl>
+    <w:lvl w:ilvl="1" w:tentative="1">
+      <w:start w:val="1"/>
+      <w:numFmt w:val="decimal"/>
+      <w:lvlText w:val="%2."/>
+      <w:lvlJc w:val="left"/>
+      <w:pPr>
+        <w:tabs>
+          <w:tab w:val="num" w:pos="1440"/>
+        </w:tabs>
+        <w:ind w:left="1440" w:hanging="360"/>
+      </w:pPr>
+    </w:lvl>
+    <w:lvl w:ilvl="2" w:tentative="1">
+      <w:start w:val="1"/>
+      <w:numFmt w:val="decimal"/>
+      <w:lvlText w:val="%3."/>
+      <w:lvlJc w:val="left"/>
+      <w:pPr>
+        <w:tabs>
+          <w:tab w:val="num" w:pos="2160"/>
+        </w:tabs>
+        <w:ind w:left="2160" w:hanging="360"/>
+      </w:pPr>
+    </w:lvl>
+    <w:lvl w:ilvl="3" w:tentative="1">
+      <w:start w:val="1"/>
+      <w:numFmt w:val="decimal"/>
+      <w:lvlText w:val="%4."/>
+      <w:lvlJc w:val="left"/>
+      <w:pPr>
+        <w:tabs>
+          <w:tab w:val="num" w:pos="2880"/>
+        </w:tabs>
+        <w:ind w:left="2880" w:hanging="360"/>
+      </w:pPr>
+    </w:lvl>
+    <w:lvl w:ilvl="4" w:tentative="1">
+      <w:start w:val="1"/>
+      <w:numFmt w:val="decimal"/>
+      <w:lvlText w:val="%5."/>
+      <w:lvlJc w:val="left"/>
+      <w:pPr>
+        <w:tabs>
+          <w:tab w:val="num" w:pos="3600"/>
+        </w:tabs>
+        <w:ind w:left="3600" w:hanging="360"/>
+      </w:pPr>
+    </w:lvl>
+    <w:lvl w:ilvl="5" w:tentative="1">
+      <w:start w:val="1"/>
+      <w:numFmt w:val="decimal"/>
+      <w:lvlText w:val="%6."/>
+      <w:lvlJc w:val="left"/>
+      <w:pPr>
+        <w:tabs>
+          <w:tab w:val="num" w:pos="4320"/>
+        </w:tabs>
+        <w:ind w:left="4320" w:hanging="360"/>
+      </w:pPr>
+    </w:lvl>
+    <w:lvl w:ilvl="6" w:tentative="1">
+      <w:start w:val="1"/>
+      <w:numFmt w:val="decimal"/>
+      <w:lvlText w:val="%7."/>
+      <w:lvlJc w:val="left"/>
+      <w:pPr>
+        <w:tabs>
+          <w:tab w:val="num" w:pos="5040"/>
+        </w:tabs>
+        <w:ind w:left="5040" w:hanging="360"/>
+      </w:pPr>
+    </w:lvl>
+    <w:lvl w:ilvl="7" w:tentative="1">
+      <w:start w:val="1"/>
+      <w:numFmt w:val="decimal"/>
+      <w:lvlText w:val="%8."/>
+      <w:lvlJc w:val="left"/>
+      <w:pPr>
+        <w:tabs>
+          <w:tab w:val="num" w:pos="5760"/>
+        </w:tabs>
+        <w:ind w:left="5760" w:hanging="360"/>
+      </w:pPr>
+    </w:lvl>
+    <w:lvl w:ilvl="8" w:tentative="1">
+      <w:start w:val="1"/>
+      <w:numFmt w:val="decimal"/>
+      <w:lvlText w:val="%9."/>
+      <w:lvlJc w:val="left"/>
+      <w:pPr>
+        <w:tabs>
+          <w:tab w:val="num" w:pos="6480"/>
+        </w:tabs>
+        <w:ind w:left="6480" w:hanging="360"/>
+      </w:pPr>
+    </w:lvl>
+  </w:abstractNum>
+  <w:abstractNum w:abstractNumId="6" w15:restartNumberingAfterBreak="0">
     <w:nsid w:val="7E3E57B3"/>
     <w:multiLevelType w:val="multilevel"/>
     <w:tmpl w:val="85C8D96E"/>
@@ -4340,11 +6421,146 @@
       </w:pPr>
     </w:lvl>
   </w:abstractNum>
+  <w:abstractNum w:abstractNumId="7" w15:restartNumberingAfterBreak="0">
+    <w:nsid w:val="7E734FA5"/>
+    <w:multiLevelType w:val="multilevel"/>
+    <w:tmpl w:val="644080D0"/>
+    <w:lvl w:ilvl="0">
+      <w:start w:val="1"/>
+      <w:numFmt w:val="decimal"/>
+      <w:lvlText w:val="%1."/>
+      <w:lvlJc w:val="left"/>
+      <w:pPr>
+        <w:tabs>
+          <w:tab w:val="num" w:pos="720"/>
+        </w:tabs>
+        <w:ind w:left="720" w:hanging="360"/>
+      </w:pPr>
+    </w:lvl>
+    <w:lvl w:ilvl="1">
+      <w:start w:val="1"/>
+      <w:numFmt w:val="bullet"/>
+      <w:lvlText w:val="o"/>
+      <w:lvlJc w:val="left"/>
+      <w:pPr>
+        <w:tabs>
+          <w:tab w:val="num" w:pos="1440"/>
+        </w:tabs>
+        <w:ind w:left="1440" w:hanging="360"/>
+      </w:pPr>
+      <w:rPr>
+        <w:rFonts w:ascii="Courier New" w:hAnsi="Courier New" w:hint="default"/>
+        <w:sz w:val="20"/>
+      </w:rPr>
+    </w:lvl>
+    <w:lvl w:ilvl="2" w:tentative="1">
+      <w:start w:val="1"/>
+      <w:numFmt w:val="decimal"/>
+      <w:lvlText w:val="%3."/>
+      <w:lvlJc w:val="left"/>
+      <w:pPr>
+        <w:tabs>
+          <w:tab w:val="num" w:pos="2160"/>
+        </w:tabs>
+        <w:ind w:left="2160" w:hanging="360"/>
+      </w:pPr>
+    </w:lvl>
+    <w:lvl w:ilvl="3" w:tentative="1">
+      <w:start w:val="1"/>
+      <w:numFmt w:val="decimal"/>
+      <w:lvlText w:val="%4."/>
+      <w:lvlJc w:val="left"/>
+      <w:pPr>
+        <w:tabs>
+          <w:tab w:val="num" w:pos="2880"/>
+        </w:tabs>
+        <w:ind w:left="2880" w:hanging="360"/>
+      </w:pPr>
+    </w:lvl>
+    <w:lvl w:ilvl="4" w:tentative="1">
+      <w:start w:val="1"/>
+      <w:numFmt w:val="decimal"/>
+      <w:lvlText w:val="%5."/>
+      <w:lvlJc w:val="left"/>
+      <w:pPr>
+        <w:tabs>
+          <w:tab w:val="num" w:pos="3600"/>
+        </w:tabs>
+        <w:ind w:left="3600" w:hanging="360"/>
+      </w:pPr>
+    </w:lvl>
+    <w:lvl w:ilvl="5" w:tentative="1">
+      <w:start w:val="1"/>
+      <w:numFmt w:val="decimal"/>
+      <w:lvlText w:val="%6."/>
+      <w:lvlJc w:val="left"/>
+      <w:pPr>
+        <w:tabs>
+          <w:tab w:val="num" w:pos="4320"/>
+        </w:tabs>
+        <w:ind w:left="4320" w:hanging="360"/>
+      </w:pPr>
+    </w:lvl>
+    <w:lvl w:ilvl="6" w:tentative="1">
+      <w:start w:val="1"/>
+      <w:numFmt w:val="decimal"/>
+      <w:lvlText w:val="%7."/>
+      <w:lvlJc w:val="left"/>
+      <w:pPr>
+        <w:tabs>
+          <w:tab w:val="num" w:pos="5040"/>
+        </w:tabs>
+        <w:ind w:left="5040" w:hanging="360"/>
+      </w:pPr>
+    </w:lvl>
+    <w:lvl w:ilvl="7" w:tentative="1">
+      <w:start w:val="1"/>
+      <w:numFmt w:val="decimal"/>
+      <w:lvlText w:val="%8."/>
+      <w:lvlJc w:val="left"/>
+      <w:pPr>
+        <w:tabs>
+          <w:tab w:val="num" w:pos="5760"/>
+        </w:tabs>
+        <w:ind w:left="5760" w:hanging="360"/>
+      </w:pPr>
+    </w:lvl>
+    <w:lvl w:ilvl="8" w:tentative="1">
+      <w:start w:val="1"/>
+      <w:numFmt w:val="decimal"/>
+      <w:lvlText w:val="%9."/>
+      <w:lvlJc w:val="left"/>
+      <w:pPr>
+        <w:tabs>
+          <w:tab w:val="num" w:pos="6480"/>
+        </w:tabs>
+        <w:ind w:left="6480" w:hanging="360"/>
+      </w:pPr>
+    </w:lvl>
+  </w:abstractNum>
   <w:num w:numId="1" w16cid:durableId="2045015159">
+    <w:abstractNumId w:val="4"/>
+  </w:num>
+  <w:num w:numId="2" w16cid:durableId="2011327018">
+    <w:abstractNumId w:val="6"/>
+  </w:num>
+  <w:num w:numId="3" w16cid:durableId="1699429782">
+    <w:abstractNumId w:val="3"/>
+  </w:num>
+  <w:num w:numId="4" w16cid:durableId="633558269">
+    <w:abstractNumId w:val="7"/>
+  </w:num>
+  <w:num w:numId="5" w16cid:durableId="744837536">
+    <w:abstractNumId w:val="1"/>
+  </w:num>
+  <w:num w:numId="6" w16cid:durableId="280460620">
     <w:abstractNumId w:val="0"/>
   </w:num>
-  <w:num w:numId="2" w16cid:durableId="2011327018">
-    <w:abstractNumId w:val="1"/>
+  <w:num w:numId="7" w16cid:durableId="1293242906">
+    <w:abstractNumId w:val="2"/>
+  </w:num>
+  <w:num w:numId="8" w16cid:durableId="247158718">
+    <w:abstractNumId w:val="5"/>
   </w:num>
 </w:numbering>
 </file>
@@ -4952,6 +7168,7 @@
   <w:style w:type="character" w:default="1" w:styleId="a0">
     <w:name w:val="Default Paragraph Font"/>
     <w:uiPriority w:val="1"/>
+    <w:semiHidden/>
     <w:unhideWhenUsed/>
   </w:style>
   <w:style w:type="table" w:default="1" w:styleId="a1">

--- a/docs/report/First Brief Report Template.docx
+++ b/docs/report/First Brief Report Template.docx
@@ -181,8 +181,16 @@
               <w:rPr>
                 <w:rFonts w:ascii="Times New Roman" w:hAnsi="Times New Roman" w:cs="Times New Roman" w:hint="eastAsia"/>
               </w:rPr>
-              <w:t>Zhang Yiliang</w:t>
-            </w:r>
+              <w:t xml:space="preserve">Zhang </w:t>
+            </w:r>
+            <w:proofErr w:type="spellStart"/>
+            <w:r>
+              <w:rPr>
+                <w:rFonts w:ascii="Times New Roman" w:hAnsi="Times New Roman" w:cs="Times New Roman" w:hint="eastAsia"/>
+              </w:rPr>
+              <w:t>Yiliang</w:t>
+            </w:r>
+            <w:proofErr w:type="spellEnd"/>
           </w:p>
         </w:tc>
       </w:tr>
@@ -295,6 +303,12 @@
               </w:rPr>
               <w:t xml:space="preserve">QM no: </w:t>
             </w:r>
+            <w:r>
+              <w:rPr>
+                <w:rFonts w:ascii="Times New Roman" w:hAnsi="Times New Roman" w:cs="Times New Roman"/>
+              </w:rPr>
+              <w:t>231225720</w:t>
+            </w:r>
           </w:p>
         </w:tc>
         <w:tc>
@@ -323,8 +337,16 @@
               <w:rPr>
                 <w:rFonts w:ascii="Times New Roman" w:hAnsi="Times New Roman" w:cs="Times New Roman" w:hint="eastAsia"/>
               </w:rPr>
-              <w:t>He Ruiheng</w:t>
-            </w:r>
+              <w:t xml:space="preserve">He </w:t>
+            </w:r>
+            <w:proofErr w:type="spellStart"/>
+            <w:r>
+              <w:rPr>
+                <w:rFonts w:ascii="Times New Roman" w:hAnsi="Times New Roman" w:cs="Times New Roman" w:hint="eastAsia"/>
+              </w:rPr>
+              <w:t>Ruiheng</w:t>
+            </w:r>
+            <w:proofErr w:type="spellEnd"/>
           </w:p>
         </w:tc>
       </w:tr>
@@ -363,6 +385,12 @@
               </w:rPr>
               <w:t xml:space="preserve">QM no: </w:t>
             </w:r>
+            <w:r>
+              <w:rPr>
+                <w:rFonts w:ascii="Times New Roman" w:hAnsi="Times New Roman" w:cs="Times New Roman"/>
+              </w:rPr>
+              <w:t>231225694</w:t>
+            </w:r>
           </w:p>
         </w:tc>
         <w:tc>
@@ -431,6 +459,12 @@
               </w:rPr>
               <w:t xml:space="preserve">QM no: </w:t>
             </w:r>
+            <w:r>
+              <w:rPr>
+                <w:rFonts w:ascii="Times New Roman" w:hAnsi="Times New Roman" w:cs="Times New Roman"/>
+              </w:rPr>
+              <w:t>231225719</w:t>
+            </w:r>
           </w:p>
         </w:tc>
         <w:tc>
@@ -499,6 +533,12 @@
               </w:rPr>
               <w:t xml:space="preserve">QM no: </w:t>
             </w:r>
+            <w:r>
+              <w:rPr>
+                <w:rFonts w:ascii="Times New Roman" w:hAnsi="Times New Roman" w:cs="Times New Roman"/>
+              </w:rPr>
+              <w:t>231225708</w:t>
+            </w:r>
           </w:p>
         </w:tc>
         <w:tc>
@@ -527,8 +567,16 @@
               <w:rPr>
                 <w:rFonts w:ascii="Times New Roman" w:hAnsi="Times New Roman" w:cs="Times New Roman" w:hint="eastAsia"/>
               </w:rPr>
-              <w:t>Xu Honglu</w:t>
-            </w:r>
+              <w:t xml:space="preserve">Xu </w:t>
+            </w:r>
+            <w:proofErr w:type="spellStart"/>
+            <w:r>
+              <w:rPr>
+                <w:rFonts w:ascii="Times New Roman" w:hAnsi="Times New Roman" w:cs="Times New Roman" w:hint="eastAsia"/>
+              </w:rPr>
+              <w:t>Honglu</w:t>
+            </w:r>
+            <w:proofErr w:type="spellEnd"/>
           </w:p>
         </w:tc>
       </w:tr>
@@ -663,15 +711,6 @@
           <w:lang w:val="en-US"/>
         </w:rPr>
       </w:pPr>
-      <w:r>
-        <w:rPr>
-          <w:rFonts w:ascii="Times New Roman" w:hAnsi="Times New Roman" w:cs="Times New Roman"/>
-          <w:lang w:val="en-US"/>
-        </w:rPr>
-        <w:pict w14:anchorId="76B2C9C0">
-          <v:rect id="_x0000_i1025" style="width:0;height:1.5pt" o:hralign="center" o:hrstd="t" o:hrnoshade="t" o:hr="t" fillcolor="black" stroked="f"/>
-        </w:pict>
-      </w:r>
     </w:p>
     <w:p>
       <w:pPr>
@@ -680,12 +719,16 @@
         <w:jc w:val="both"/>
         <w:rPr>
           <w:rFonts w:ascii="Times New Roman" w:hAnsi="Times New Roman" w:cs="Times New Roman"/>
+          <w:b/>
+          <w:bCs/>
           <w:lang w:val="en-US"/>
         </w:rPr>
       </w:pPr>
       <w:r>
         <w:rPr>
           <w:rFonts w:ascii="Times New Roman" w:hAnsi="Times New Roman" w:cs="Times New Roman" w:hint="eastAsia"/>
+          <w:b/>
+          <w:bCs/>
           <w:lang w:val="en-US"/>
         </w:rPr>
         <w:t>a</w:t>
@@ -693,6 +736,8 @@
       <w:r>
         <w:rPr>
           <w:rFonts w:ascii="Times New Roman" w:hAnsi="Times New Roman" w:cs="Times New Roman"/>
+          <w:b/>
+          <w:bCs/>
           <w:lang w:val="en-US"/>
         </w:rPr>
         <w:t>. One-on-One User Interviews</w:t>
@@ -814,8 +859,17 @@
           <w:rFonts w:ascii="Times New Roman" w:hAnsi="Times New Roman" w:cs="Times New Roman"/>
           <w:lang w:val="en-US"/>
         </w:rPr>
-        <w:t>: Repeated data entry, no application status visibility, scattered job postings, unclear job details causing schedule conflicts, and inefficient email-only communication with MOs.</w:t>
-      </w:r>
+        <w:t xml:space="preserve">: Repeated data entry, no application status visibility, scattered job postings, unclear job details causing schedule conflicts, and inefficient email-only communication with </w:t>
+      </w:r>
+      <w:proofErr w:type="spellStart"/>
+      <w:r>
+        <w:rPr>
+          <w:rFonts w:ascii="Times New Roman" w:hAnsi="Times New Roman" w:cs="Times New Roman"/>
+          <w:lang w:val="en-US"/>
+        </w:rPr>
+        <w:t>MOs.</w:t>
+      </w:r>
+      <w:proofErr w:type="spellEnd"/>
     </w:p>
     <w:p>
       <w:pPr>
@@ -954,15 +1008,6 @@
           <w:lang w:val="en-US"/>
         </w:rPr>
       </w:pPr>
-      <w:r>
-        <w:rPr>
-          <w:rFonts w:ascii="Times New Roman" w:hAnsi="Times New Roman" w:cs="Times New Roman"/>
-          <w:lang w:val="en-US"/>
-        </w:rPr>
-        <w:pict w14:anchorId="43F2BCC8">
-          <v:rect id="_x0000_i1026" style="width:0;height:1.5pt" o:hralign="center" o:hrstd="t" o:hrnoshade="t" o:hr="t" fillcolor="black" stroked="f"/>
-        </w:pict>
-      </w:r>
     </w:p>
     <w:p>
       <w:pPr>
@@ -971,12 +1016,16 @@
         <w:jc w:val="both"/>
         <w:rPr>
           <w:rFonts w:ascii="Times New Roman" w:hAnsi="Times New Roman" w:cs="Times New Roman"/>
+          <w:b/>
+          <w:bCs/>
           <w:lang w:val="en-US"/>
         </w:rPr>
       </w:pPr>
       <w:r>
         <w:rPr>
           <w:rFonts w:ascii="Times New Roman" w:hAnsi="Times New Roman" w:cs="Times New Roman" w:hint="eastAsia"/>
+          <w:b/>
+          <w:bCs/>
           <w:lang w:val="en-US"/>
         </w:rPr>
         <w:t>b</w:t>
@@ -984,6 +1033,8 @@
       <w:r>
         <w:rPr>
           <w:rFonts w:ascii="Times New Roman" w:hAnsi="Times New Roman" w:cs="Times New Roman"/>
+          <w:b/>
+          <w:bCs/>
           <w:lang w:val="en-US"/>
         </w:rPr>
         <w:t>. Structured Questionnaire</w:t>
@@ -1416,15 +1467,6 @@
           <w:lang w:val="en-US"/>
         </w:rPr>
       </w:pPr>
-      <w:r>
-        <w:rPr>
-          <w:rFonts w:ascii="Times New Roman" w:hAnsi="Times New Roman" w:cs="Times New Roman"/>
-          <w:lang w:val="en-US"/>
-        </w:rPr>
-        <w:pict w14:anchorId="524120E4">
-          <v:rect id="_x0000_i1027" style="width:0;height:1.5pt" o:hralign="center" o:hrstd="t" o:hrnoshade="t" o:hr="t" fillcolor="black" stroked="f"/>
-        </w:pict>
-      </w:r>
     </w:p>
     <w:p>
       <w:pPr>
@@ -1433,12 +1475,16 @@
         <w:jc w:val="both"/>
         <w:rPr>
           <w:rFonts w:ascii="Times New Roman" w:hAnsi="Times New Roman" w:cs="Times New Roman"/>
+          <w:b/>
+          <w:bCs/>
           <w:lang w:val="en-US"/>
         </w:rPr>
       </w:pPr>
       <w:r>
         <w:rPr>
           <w:rFonts w:ascii="Times New Roman" w:hAnsi="Times New Roman" w:cs="Times New Roman" w:hint="eastAsia"/>
+          <w:b/>
+          <w:bCs/>
           <w:lang w:val="en-US"/>
         </w:rPr>
         <w:t>c</w:t>
@@ -1446,6 +1492,8 @@
       <w:r>
         <w:rPr>
           <w:rFonts w:ascii="Times New Roman" w:hAnsi="Times New Roman" w:cs="Times New Roman"/>
+          <w:b/>
+          <w:bCs/>
           <w:lang w:val="en-US"/>
         </w:rPr>
         <w:t>. Impact on Requirements and Prioritization</w:t>
@@ -2062,15 +2110,20 @@
           <w:rFonts w:ascii="Times New Roman" w:hAnsi="Times New Roman" w:cs="Times New Roman"/>
           <w:lang w:val="en-US"/>
         </w:rPr>
-        <w:t xml:space="preserve"> delivers the foundational end-to-end recruitment flow. User registration and login (US-00) is implemented first, as it is a prerequisite for all role-specific functionality. Once authentication is in place, the remaining Sprint 1 stories are developed in parallel across team </w:t>
-      </w:r>
-      <w:r>
-        <w:rPr>
-          <w:rFonts w:ascii="Times New Roman" w:hAnsi="Times New Roman" w:cs="Times New Roman"/>
-          <w:lang w:val="en-US"/>
+        <w:t xml:space="preserve"> </w:t>
+      </w:r>
+      <w:r>
+        <w:rPr>
+          <w:rFonts w:ascii="Times New Roman" w:hAnsi="Times New Roman" w:cs="Times New Roman"/>
+        </w:rPr>
+        <w:t xml:space="preserve">delivers the foundational end-to-end recruitment flow. User registration and login (US-00) is implemented first, as it is a prerequisite for all role-specific functionality. Once authentication is in place, the remaining Sprint 1 stories are developed in parallel: a TA </w:t>
+      </w:r>
+      <w:r>
+        <w:rPr>
+          <w:rFonts w:ascii="Times New Roman" w:hAnsi="Times New Roman" w:cs="Times New Roman"/>
         </w:rPr>
         <w:lastRenderedPageBreak/>
-        <w:t>members: a TA applicant can create a profile (US-01), submit a CV (US-02), browse open jobs (US-03), and apply for a position (US-04), while a Module Organiser can post a job (US-11). This Sprint corresponds to the first implementation phase after the First Assessment and aims to produce the first working software version during the continuation of Iteration 1.</w:t>
+        <w:t>applicant can create a profile (US-01), submit a CV (US-02), browse open jobs (US-03), and apply for a position (US-04), while a Module Organiser can post a job (US-11). This Sprint aims to produce Working Software Version 1 by 29 March 2026.</w:t>
       </w:r>
     </w:p>
     <w:p>
@@ -2094,7 +2147,39 @@
           <w:rFonts w:ascii="Times New Roman" w:hAnsi="Times New Roman" w:cs="Times New Roman"/>
           <w:lang w:val="en-US"/>
         </w:rPr>
-        <w:t xml:space="preserve"> extends the system with status tracking, job management, and administrative controls. TAs can view their application status (US-06) and edit their profiles (US-05). Module Organisers can review applications and update candidate status (US-13), as well as edit or close job postings (US-12). The Admin workload dashboard (US-14) is also delivered in this Sprint, providing the schedule and hours data that US-15 depends on. Sprint 2 spans the Intermediate Assessment on 12 April 2026, and a demonstrable version of the software will be available at that point, with the remaining Sprint 2 tasks completed shortly afterwards.</w:t>
+        <w:t xml:space="preserve"> extends the system with status tracking, job management, and administrative controls. TAs can view their application status (US-06) and edit their profiles (US-05). Module </w:t>
+      </w:r>
+      <w:proofErr w:type="spellStart"/>
+      <w:r>
+        <w:rPr>
+          <w:rFonts w:ascii="Times New Roman" w:hAnsi="Times New Roman" w:cs="Times New Roman"/>
+          <w:lang w:val="en-US"/>
+        </w:rPr>
+        <w:t>Organisers</w:t>
+      </w:r>
+      <w:proofErr w:type="spellEnd"/>
+      <w:r>
+        <w:rPr>
+          <w:rFonts w:ascii="Times New Roman" w:hAnsi="Times New Roman" w:cs="Times New Roman"/>
+          <w:lang w:val="en-US"/>
+        </w:rPr>
+        <w:t xml:space="preserve"> can review applications and update candidate status (US-13), as well as edit or close job postings (US-12). The </w:t>
+      </w:r>
+      <w:proofErr w:type="gramStart"/>
+      <w:r>
+        <w:rPr>
+          <w:rFonts w:ascii="Times New Roman" w:hAnsi="Times New Roman" w:cs="Times New Roman"/>
+          <w:lang w:val="en-US"/>
+        </w:rPr>
+        <w:t>Admin</w:t>
+      </w:r>
+      <w:proofErr w:type="gramEnd"/>
+      <w:r>
+        <w:rPr>
+          <w:rFonts w:ascii="Times New Roman" w:hAnsi="Times New Roman" w:cs="Times New Roman"/>
+          <w:lang w:val="en-US"/>
+        </w:rPr>
+        <w:t xml:space="preserve"> workload dashboard (US-14) is also delivered in this Sprint, providing the schedule and hours data that US-15 depends on. Sprint 2 spans the Intermediate Assessment on 12 April 2026, and a demonstrable version of the software will be available at that point, with the remaining Sprint 2 tasks completed shortly afterwards.</w:t>
       </w:r>
     </w:p>
     <w:p>
@@ -2142,73 +2227,108 @@
           <w:rFonts w:ascii="Times New Roman" w:hAnsi="Times New Roman" w:cs="Times New Roman"/>
           <w:lang w:val="en-US"/>
         </w:rPr>
-        <w:t xml:space="preserve"> focuses on advanced and optional AI-assisted features: job recommendation based on skills (US-09) and missing skills feedback (US-10). These are deferred to the final development stage due to their low priority, high story point estimates, and dependency on a stable core system.</w:t>
-      </w:r>
-    </w:p>
-    <w:p>
-      <w:pPr>
-        <w:rPr>
-          <w:rFonts w:ascii="Times New Roman" w:hAnsi="Times New Roman" w:cs="Times New Roman"/>
-          <w:lang w:val="en-US"/>
-        </w:rPr>
-      </w:pPr>
-      <w:r>
-        <w:rPr>
-          <w:rFonts w:ascii="Times New Roman" w:hAnsi="Times New Roman" w:cs="Times New Roman"/>
-          <w:lang w:val="en-US"/>
-        </w:rPr>
-        <w:t>After Sprint 4, a final stabilisation and release-preparation period is reserved from 16 May to 24 May 2026 for testing, bug fixing, documentation, demonstration video preparation, and final submission. Each Sprint concludes with a team retrospective to reflect on progress, address issues identified during development, and adjust plans for the subsequent Sprint where necessary.</w:t>
-      </w:r>
-    </w:p>
-    <w:p>
-      <w:pPr>
-        <w:rPr>
-          <w:rFonts w:ascii="Times New Roman" w:hAnsi="Times New Roman" w:cs="Times New Roman"/>
-          <w:lang w:val="en-US"/>
-        </w:rPr>
-      </w:pPr>
-    </w:p>
-    <w:p>
-      <w:pPr>
-        <w:rPr>
-          <w:rFonts w:ascii="Times New Roman" w:hAnsi="Times New Roman" w:cs="Times New Roman"/>
-          <w:b/>
-          <w:bCs/>
-          <w:lang w:val="en-US"/>
-        </w:rPr>
-      </w:pPr>
-      <w:r>
-        <w:rPr>
-          <w:rFonts w:ascii="Times New Roman" w:hAnsi="Times New Roman" w:cs="Times New Roman"/>
-          <w:b/>
-          <w:bCs/>
-          <w:lang w:val="en-US"/>
-        </w:rPr>
-        <w:t>3. Prioritisation</w:t>
-      </w:r>
-    </w:p>
-    <w:p>
-      <w:pPr>
-        <w:rPr>
-          <w:rFonts w:ascii="Times New Roman" w:hAnsi="Times New Roman" w:cs="Times New Roman"/>
-          <w:lang w:val="en-US"/>
-        </w:rPr>
-      </w:pPr>
-      <w:r>
-        <w:rPr>
-          <w:rFonts w:ascii="Times New Roman" w:hAnsi="Times New Roman" w:cs="Times New Roman"/>
-          <w:lang w:val="en-US"/>
-        </w:rPr>
-        <w:t xml:space="preserve">User stories were prioritised using the </w:t>
-      </w:r>
-      <w:r>
-        <w:rPr>
-          <w:rFonts w:ascii="Times New Roman" w:hAnsi="Times New Roman" w:cs="Times New Roman"/>
-          <w:b/>
-          <w:bCs/>
-          <w:lang w:val="en-US"/>
-        </w:rPr>
-        <w:t>MoSCoW method</w:t>
+        <w:t xml:space="preserve"> </w:t>
+      </w:r>
+      <w:r>
+        <w:rPr>
+          <w:rFonts w:ascii="Times New Roman" w:hAnsi="Times New Roman" w:cs="Times New Roman"/>
+        </w:rPr>
+        <w:t>focuses on advanced and optional AI-assisted features: job recommendation based on skills (US-09) and missing skills feedback (US-10). These are deferred due to their low priority, high story point estimates, and dependency on a stable core system.</w:t>
+      </w:r>
+    </w:p>
+    <w:p>
+      <w:pPr>
+        <w:rPr>
+          <w:rFonts w:ascii="Times New Roman" w:hAnsi="Times New Roman" w:cs="Times New Roman"/>
+          <w:lang w:val="en-US"/>
+        </w:rPr>
+      </w:pPr>
+      <w:r>
+        <w:rPr>
+          <w:rFonts w:ascii="Times New Roman" w:hAnsi="Times New Roman" w:cs="Times New Roman"/>
+        </w:rPr>
+        <w:t>After Sprint 4, a final stabilisation period from 16 May to 24 May 2026 is reserved for testing, bug fixing, documentation, demonstration video preparation, and final submission. Each Sprint concludes with a team retrospective to adjust plans for the subsequent Sprint where necessary.</w:t>
+      </w:r>
+    </w:p>
+    <w:p>
+      <w:pPr>
+        <w:rPr>
+          <w:rFonts w:ascii="Times New Roman" w:hAnsi="Times New Roman" w:cs="Times New Roman"/>
+          <w:b/>
+          <w:bCs/>
+          <w:lang w:val="en-US"/>
+        </w:rPr>
+      </w:pPr>
+      <w:r>
+        <w:rPr>
+          <w:rFonts w:ascii="Times New Roman" w:hAnsi="Times New Roman" w:cs="Times New Roman"/>
+          <w:b/>
+          <w:bCs/>
+          <w:lang w:val="en-US"/>
+        </w:rPr>
+        <w:t xml:space="preserve">3. </w:t>
+      </w:r>
+      <w:proofErr w:type="spellStart"/>
+      <w:r>
+        <w:rPr>
+          <w:rFonts w:ascii="Times New Roman" w:hAnsi="Times New Roman" w:cs="Times New Roman"/>
+          <w:b/>
+          <w:bCs/>
+          <w:lang w:val="en-US"/>
+        </w:rPr>
+        <w:t>Prioritisation</w:t>
+      </w:r>
+      <w:proofErr w:type="spellEnd"/>
+    </w:p>
+    <w:p>
+      <w:pPr>
+        <w:rPr>
+          <w:rFonts w:ascii="Times New Roman" w:hAnsi="Times New Roman" w:cs="Times New Roman"/>
+          <w:lang w:val="en-US"/>
+        </w:rPr>
+      </w:pPr>
+      <w:r>
+        <w:rPr>
+          <w:rFonts w:ascii="Times New Roman" w:hAnsi="Times New Roman" w:cs="Times New Roman"/>
+          <w:lang w:val="en-US"/>
+        </w:rPr>
+        <w:t xml:space="preserve">User stories were </w:t>
+      </w:r>
+      <w:proofErr w:type="spellStart"/>
+      <w:r>
+        <w:rPr>
+          <w:rFonts w:ascii="Times New Roman" w:hAnsi="Times New Roman" w:cs="Times New Roman"/>
+          <w:lang w:val="en-US"/>
+        </w:rPr>
+        <w:t>prioritised</w:t>
+      </w:r>
+      <w:proofErr w:type="spellEnd"/>
+      <w:r>
+        <w:rPr>
+          <w:rFonts w:ascii="Times New Roman" w:hAnsi="Times New Roman" w:cs="Times New Roman"/>
+          <w:lang w:val="en-US"/>
+        </w:rPr>
+        <w:t xml:space="preserve"> using the </w:t>
+      </w:r>
+      <w:proofErr w:type="spellStart"/>
+      <w:r>
+        <w:rPr>
+          <w:rFonts w:ascii="Times New Roman" w:hAnsi="Times New Roman" w:cs="Times New Roman"/>
+          <w:b/>
+          <w:bCs/>
+          <w:lang w:val="en-US"/>
+        </w:rPr>
+        <w:t>MoSCoW</w:t>
+      </w:r>
+      <w:proofErr w:type="spellEnd"/>
+      <w:r>
+        <w:rPr>
+          <w:rFonts w:ascii="Times New Roman" w:hAnsi="Times New Roman" w:cs="Times New Roman"/>
+          <w:b/>
+          <w:bCs/>
+          <w:lang w:val="en-US"/>
+        </w:rPr>
+        <w:t xml:space="preserve"> method</w:t>
       </w:r>
       <w:r>
         <w:rPr>
@@ -2233,6 +2353,151 @@
         </w:rPr>
         <w:t xml:space="preserve">, </w:t>
       </w:r>
+      <w:proofErr w:type="gramStart"/>
+      <w:r>
+        <w:rPr>
+          <w:rFonts w:ascii="Times New Roman" w:hAnsi="Times New Roman" w:cs="Times New Roman"/>
+          <w:b/>
+          <w:bCs/>
+          <w:lang w:val="en-US"/>
+        </w:rPr>
+        <w:t>Should</w:t>
+      </w:r>
+      <w:proofErr w:type="gramEnd"/>
+      <w:r>
+        <w:rPr>
+          <w:rFonts w:ascii="Times New Roman" w:hAnsi="Times New Roman" w:cs="Times New Roman"/>
+          <w:b/>
+          <w:bCs/>
+          <w:lang w:val="en-US"/>
+        </w:rPr>
+        <w:t xml:space="preserve"> have</w:t>
+      </w:r>
+      <w:r>
+        <w:rPr>
+          <w:rFonts w:ascii="Times New Roman" w:hAnsi="Times New Roman" w:cs="Times New Roman"/>
+          <w:lang w:val="en-US"/>
+        </w:rPr>
+        <w:t xml:space="preserve">, </w:t>
+      </w:r>
+      <w:proofErr w:type="gramStart"/>
+      <w:r>
+        <w:rPr>
+          <w:rFonts w:ascii="Times New Roman" w:hAnsi="Times New Roman" w:cs="Times New Roman"/>
+          <w:b/>
+          <w:bCs/>
+          <w:lang w:val="en-US"/>
+        </w:rPr>
+        <w:t>Could</w:t>
+      </w:r>
+      <w:proofErr w:type="gramEnd"/>
+      <w:r>
+        <w:rPr>
+          <w:rFonts w:ascii="Times New Roman" w:hAnsi="Times New Roman" w:cs="Times New Roman"/>
+          <w:b/>
+          <w:bCs/>
+          <w:lang w:val="en-US"/>
+        </w:rPr>
+        <w:t xml:space="preserve"> have</w:t>
+      </w:r>
+      <w:r>
+        <w:rPr>
+          <w:rFonts w:ascii="Times New Roman" w:hAnsi="Times New Roman" w:cs="Times New Roman"/>
+          <w:lang w:val="en-US"/>
+        </w:rPr>
+        <w:t xml:space="preserve">, and </w:t>
+      </w:r>
+      <w:proofErr w:type="gramStart"/>
+      <w:r>
+        <w:rPr>
+          <w:rFonts w:ascii="Times New Roman" w:hAnsi="Times New Roman" w:cs="Times New Roman"/>
+          <w:b/>
+          <w:bCs/>
+          <w:lang w:val="en-US"/>
+        </w:rPr>
+        <w:t>Won't</w:t>
+      </w:r>
+      <w:proofErr w:type="gramEnd"/>
+      <w:r>
+        <w:rPr>
+          <w:rFonts w:ascii="Times New Roman" w:hAnsi="Times New Roman" w:cs="Times New Roman"/>
+          <w:b/>
+          <w:bCs/>
+          <w:lang w:val="en-US"/>
+        </w:rPr>
+        <w:t xml:space="preserve"> have</w:t>
+      </w:r>
+      <w:r>
+        <w:rPr>
+          <w:rFonts w:ascii="Times New Roman" w:hAnsi="Times New Roman" w:cs="Times New Roman"/>
+          <w:lang w:val="en-US"/>
+        </w:rPr>
+        <w:t xml:space="preserve"> — based on business value, user need, and technical feasibility. </w:t>
+      </w:r>
+      <w:proofErr w:type="spellStart"/>
+      <w:r>
+        <w:rPr>
+          <w:rFonts w:ascii="Times New Roman" w:hAnsi="Times New Roman" w:cs="Times New Roman"/>
+          <w:lang w:val="en-US"/>
+        </w:rPr>
+        <w:t>Prioritisation</w:t>
+      </w:r>
+      <w:proofErr w:type="spellEnd"/>
+      <w:r>
+        <w:rPr>
+          <w:rFonts w:ascii="Times New Roman" w:hAnsi="Times New Roman" w:cs="Times New Roman"/>
+          <w:lang w:val="en-US"/>
+        </w:rPr>
+        <w:t xml:space="preserve"> decisions were also informed by findings from our fact-finding activities, including survey responses and user interviews.</w:t>
+      </w:r>
+    </w:p>
+    <w:p>
+      <w:pPr>
+        <w:rPr>
+          <w:rFonts w:ascii="Times New Roman" w:hAnsi="Times New Roman" w:cs="Times New Roman"/>
+          <w:lang w:val="en-US"/>
+        </w:rPr>
+      </w:pPr>
+      <w:r>
+        <w:rPr>
+          <w:rFonts w:ascii="Times New Roman" w:hAnsi="Times New Roman" w:cs="Times New Roman"/>
+          <w:b/>
+          <w:bCs/>
+          <w:lang w:val="en-US"/>
+        </w:rPr>
+        <w:t>Must have</w:t>
+      </w:r>
+      <w:r>
+        <w:rPr>
+          <w:rFonts w:ascii="Times New Roman" w:hAnsi="Times New Roman" w:cs="Times New Roman"/>
+          <w:lang w:val="en-US"/>
+        </w:rPr>
+        <w:t xml:space="preserve"> features are essential to the system's core operation; without them, the system would have no practical value. These are: user registration and login (US-00), creating an applicant profile (US-01), submitting a CV (US-02), browsing open jobs (US-03), applying for a job (US-04), viewing application status (US-06), posting a job (US-11), reviewing and processing applications (US-13), checking TA workload (US-14), and preventing schedule conflicts (US-15). These stories cover the complete recruitment workflow from both the TA and Module </w:t>
+      </w:r>
+      <w:proofErr w:type="spellStart"/>
+      <w:r>
+        <w:rPr>
+          <w:rFonts w:ascii="Times New Roman" w:hAnsi="Times New Roman" w:cs="Times New Roman"/>
+          <w:lang w:val="en-US"/>
+        </w:rPr>
+        <w:t>Organiser</w:t>
+      </w:r>
+      <w:proofErr w:type="spellEnd"/>
+      <w:r>
+        <w:rPr>
+          <w:rFonts w:ascii="Times New Roman" w:hAnsi="Times New Roman" w:cs="Times New Roman"/>
+          <w:lang w:val="en-US"/>
+        </w:rPr>
+        <w:t xml:space="preserve"> perspective, and were consistently identified as essential by participants in our fact-finding activities. Although US-15 is delivered in Sprint 3 due to its technical dependencies, its business importance warrants a Must have classification.</w:t>
+      </w:r>
+    </w:p>
+    <w:p>
+      <w:pPr>
+        <w:rPr>
+          <w:rFonts w:ascii="Times New Roman" w:hAnsi="Times New Roman" w:cs="Times New Roman"/>
+          <w:lang w:val="en-US"/>
+        </w:rPr>
+      </w:pPr>
       <w:r>
         <w:rPr>
           <w:rFonts w:ascii="Times New Roman" w:hAnsi="Times New Roman" w:cs="Times New Roman"/>
@@ -2247,8 +2512,24 @@
           <w:rFonts w:ascii="Times New Roman" w:hAnsi="Times New Roman" w:cs="Times New Roman"/>
           <w:lang w:val="en-US"/>
         </w:rPr>
-        <w:t xml:space="preserve">, </w:t>
-      </w:r>
+        <w:t xml:space="preserve"> features are important for usability and data integrity, but their absence would not prevent the core recruitment process from functioning. These are: editing an applicant </w:t>
+      </w:r>
+      <w:r>
+        <w:rPr>
+          <w:rFonts w:ascii="Times New Roman" w:hAnsi="Times New Roman" w:cs="Times New Roman"/>
+          <w:lang w:val="en-US"/>
+        </w:rPr>
+        <w:lastRenderedPageBreak/>
+        <w:t>profile (US-05) and editing or closing a job posting (US-12). Both support ongoing system use beyond initial setup but can be deferred to Sprint 2 without breaking the primary workflow.</w:t>
+      </w:r>
+    </w:p>
+    <w:p>
+      <w:pPr>
+        <w:rPr>
+          <w:rFonts w:ascii="Times New Roman" w:hAnsi="Times New Roman" w:cs="Times New Roman"/>
+          <w:lang w:val="en-US"/>
+        </w:rPr>
+      </w:pPr>
       <w:r>
         <w:rPr>
           <w:rFonts w:ascii="Times New Roman" w:hAnsi="Times New Roman" w:cs="Times New Roman"/>
@@ -2263,8 +2544,32 @@
           <w:rFonts w:ascii="Times New Roman" w:hAnsi="Times New Roman" w:cs="Times New Roman"/>
           <w:lang w:val="en-US"/>
         </w:rPr>
-        <w:t xml:space="preserve">, and </w:t>
-      </w:r>
+        <w:t xml:space="preserve"> features are desirable enhancements planned for delivery in Sprint 3 and beyond. These include: searching and filtering jobs (US-07), contacting a Module </w:t>
+      </w:r>
+      <w:proofErr w:type="spellStart"/>
+      <w:r>
+        <w:rPr>
+          <w:rFonts w:ascii="Times New Roman" w:hAnsi="Times New Roman" w:cs="Times New Roman"/>
+          <w:lang w:val="en-US"/>
+        </w:rPr>
+        <w:t>Organiser</w:t>
+      </w:r>
+      <w:proofErr w:type="spellEnd"/>
+      <w:r>
+        <w:rPr>
+          <w:rFonts w:ascii="Times New Roman" w:hAnsi="Times New Roman" w:cs="Times New Roman"/>
+          <w:lang w:val="en-US"/>
+        </w:rPr>
+        <w:t xml:space="preserve"> (US-08), and the two AI-assisted features — job recommendation based on skills (US-09) and missing skills feedback (US-10). Users acknowledged these as useful during fact-finding but did not consider them critical for early delivery. The AI-assisted stories (US-09, US-10) carry the highest story point estimates (8 and 5 respectively) and are deferred to Sprint 4, to be implemented only if the core system is fully stable and sufficient development time remains.</w:t>
+      </w:r>
+    </w:p>
+    <w:p>
+      <w:pPr>
+        <w:rPr>
+          <w:rFonts w:ascii="Times New Roman" w:hAnsi="Times New Roman" w:cs="Times New Roman"/>
+          <w:lang w:val="en-US"/>
+        </w:rPr>
+      </w:pPr>
       <w:r>
         <w:rPr>
           <w:rFonts w:ascii="Times New Roman" w:hAnsi="Times New Roman" w:cs="Times New Roman"/>
@@ -2279,126 +2584,7 @@
           <w:rFonts w:ascii="Times New Roman" w:hAnsi="Times New Roman" w:cs="Times New Roman"/>
           <w:lang w:val="en-US"/>
         </w:rPr>
-        <w:t xml:space="preserve"> — based on business value, user need, and technical feasibility, ensuring that development effort is directed towards the most critical functionality first. Prioritisation decisions were also informed by findings from our fact-finding activities, including survey responses and user interviews.</w:t>
-      </w:r>
-    </w:p>
-    <w:p>
-      <w:pPr>
-        <w:rPr>
-          <w:rFonts w:ascii="Times New Roman" w:hAnsi="Times New Roman" w:cs="Times New Roman"/>
-          <w:lang w:val="en-US"/>
-        </w:rPr>
-      </w:pPr>
-      <w:r>
-        <w:rPr>
-          <w:rFonts w:ascii="Times New Roman" w:hAnsi="Times New Roman" w:cs="Times New Roman"/>
-          <w:b/>
-          <w:bCs/>
-          <w:lang w:val="en-US"/>
-        </w:rPr>
-        <w:t>Must have</w:t>
-      </w:r>
-      <w:r>
-        <w:rPr>
-          <w:rFonts w:ascii="Times New Roman" w:hAnsi="Times New Roman" w:cs="Times New Roman"/>
-          <w:lang w:val="en-US"/>
-        </w:rPr>
-        <w:t xml:space="preserve"> features are essential to the system's core operation; without them, the system would have no practical value to any user. These are: user registration and login (US-00), creating an applicant profile (US-01), submitting a CV (US-02), browsing open jobs (US-03), applying for a job (US-04), viewing application status (US-06), posting a job (US-11), reviewing and processing applications (US-13), checking TA workload (US-14), and preventing schedule conflicts (US-15). Together, these stories cover the complete recruitment </w:t>
-      </w:r>
-      <w:r>
-        <w:rPr>
-          <w:rFonts w:ascii="Times New Roman" w:hAnsi="Times New Roman" w:cs="Times New Roman"/>
-          <w:lang w:val="en-US"/>
-        </w:rPr>
-        <w:lastRenderedPageBreak/>
-        <w:t>workflow from both the TA and Module Organiser perspective. Participants in our interviews and survey consistently identified these features as essential to daily operations. Although US-15 is delivered in Sprint 3 due to its technical dependencies, its business importance warrants a Must have classification.</w:t>
-      </w:r>
-    </w:p>
-    <w:p>
-      <w:pPr>
-        <w:rPr>
-          <w:rFonts w:ascii="Times New Roman" w:hAnsi="Times New Roman" w:cs="Times New Roman"/>
-          <w:lang w:val="en-US"/>
-        </w:rPr>
-      </w:pPr>
-      <w:r>
-        <w:rPr>
-          <w:rFonts w:ascii="Times New Roman" w:hAnsi="Times New Roman" w:cs="Times New Roman"/>
-          <w:b/>
-          <w:bCs/>
-          <w:lang w:val="en-US"/>
-        </w:rPr>
-        <w:t>Should have</w:t>
-      </w:r>
-      <w:r>
-        <w:rPr>
-          <w:rFonts w:ascii="Times New Roman" w:hAnsi="Times New Roman" w:cs="Times New Roman"/>
-          <w:lang w:val="en-US"/>
-        </w:rPr>
-        <w:t xml:space="preserve"> features are important for usability and data integrity, but their absence would not prevent the core recruitment process from functioning. These are: editing an applicant profile (US-05) and editing or closing a job posting (US-12). Both features support ongoing system use beyond initial setup but can be deferred to Sprint 2 without breaking the primary workflow.</w:t>
-      </w:r>
-    </w:p>
-    <w:p>
-      <w:pPr>
-        <w:rPr>
-          <w:rFonts w:ascii="Times New Roman" w:hAnsi="Times New Roman" w:cs="Times New Roman"/>
-          <w:lang w:val="en-US"/>
-        </w:rPr>
-      </w:pPr>
-      <w:r>
-        <w:rPr>
-          <w:rFonts w:ascii="Times New Roman" w:hAnsi="Times New Roman" w:cs="Times New Roman"/>
-          <w:b/>
-          <w:bCs/>
-          <w:lang w:val="en-US"/>
-        </w:rPr>
-        <w:t>Could have</w:t>
-      </w:r>
-      <w:r>
-        <w:rPr>
-          <w:rFonts w:ascii="Times New Roman" w:hAnsi="Times New Roman" w:cs="Times New Roman"/>
-          <w:lang w:val="en-US"/>
-        </w:rPr>
-        <w:t xml:space="preserve"> features are desirable enhancements that improve the user experience and are planned for delivery in Sprint 3 and beyond. These include: searching and filtering jobs (US-07), contacting a Module Organiser (US-08), and the two AI-assisted features — job recommendation based on skills (US-09) and missing skills feedback (US-10). Users acknowledged these features as useful during fact-finding activities, but did not consider them critical for early delivery. The AI-assisted stories (US-09, US-10) carry the highest story point estimates (8 and 5 respectively) and are therefore deferred to Sprint 4, where they will only be implemented if the core system is fully stable and sufficient development time remains.</w:t>
-      </w:r>
-    </w:p>
-    <w:p>
-      <w:pPr>
-        <w:rPr>
-          <w:rFonts w:ascii="Times New Roman" w:hAnsi="Times New Roman" w:cs="Times New Roman"/>
-          <w:lang w:val="en-US"/>
-        </w:rPr>
-      </w:pPr>
-      <w:r>
-        <w:rPr>
-          <w:rFonts w:ascii="Times New Roman" w:hAnsi="Times New Roman" w:cs="Times New Roman"/>
-          <w:b/>
-          <w:bCs/>
-          <w:lang w:val="en-US"/>
-        </w:rPr>
-        <w:t>Won't have</w:t>
-      </w:r>
-      <w:r>
-        <w:rPr>
-          <w:rFonts w:ascii="Times New Roman" w:hAnsi="Times New Roman" w:cs="Times New Roman"/>
-          <w:lang w:val="en-US"/>
-        </w:rPr>
-        <w:t xml:space="preserve"> in the current release cycle are features that fall entirely outside the defined project scope, such as third-party integrations or administrative reporting beyond workload tracking. No user stories in the current backlog fall into this category, as the team has already scoped the backlog conservatively in line with available resources.</w:t>
-      </w:r>
-    </w:p>
-    <w:p>
-      <w:pPr>
-        <w:rPr>
-          <w:rFonts w:ascii="Times New Roman" w:hAnsi="Times New Roman" w:cs="Times New Roman"/>
-          <w:lang w:val="en-US"/>
-        </w:rPr>
-      </w:pPr>
-      <w:r>
-        <w:rPr>
-          <w:rFonts w:ascii="Times New Roman" w:hAnsi="Times New Roman" w:cs="Times New Roman"/>
-          <w:lang w:val="en-US"/>
-        </w:rPr>
-        <w:t>The combined application of MoSCoW prioritisation and fact-finding feedback ensured that the Sprint plan reflects both technical feasibility and genuine user value, in line with Agile best practices.</w:t>
+        <w:t xml:space="preserve"> in the current release cycle are features entirely outside the defined project scope, such as third-party integrations or administrative reporting beyond workload tracking; no current backlog items fall into this category.</w:t>
       </w:r>
     </w:p>
     <w:p>
@@ -2440,7 +2626,7 @@
     <w:p>
       <w:pPr>
         <w:rPr>
-          <w:rFonts w:ascii="Times New Roman" w:hAnsi="Times New Roman" w:cs="Times New Roman"/>
+          <w:rFonts w:ascii="Times New Roman" w:hAnsi="Times New Roman" w:cs="Times New Roman" w:hint="eastAsia"/>
           <w:lang w:val="en-US"/>
         </w:rPr>
       </w:pPr>
@@ -2488,12 +2674,16 @@
       <w:pPr>
         <w:rPr>
           <w:rFonts w:ascii="Times New Roman" w:hAnsi="Times New Roman" w:cs="Times New Roman"/>
+          <w:b/>
+          <w:bCs/>
           <w:lang w:val="en-US"/>
         </w:rPr>
       </w:pPr>
       <w:r>
         <w:rPr>
           <w:rFonts w:ascii="Times New Roman" w:hAnsi="Times New Roman" w:cs="Times New Roman" w:hint="eastAsia"/>
+          <w:b/>
+          <w:bCs/>
           <w:lang w:val="en-US"/>
         </w:rPr>
         <w:t>a</w:t>
@@ -2501,6 +2691,8 @@
       <w:r>
         <w:rPr>
           <w:rFonts w:ascii="Times New Roman" w:hAnsi="Times New Roman" w:cs="Times New Roman"/>
+          <w:b/>
+          <w:bCs/>
           <w:lang w:val="en-US"/>
         </w:rPr>
         <w:t>. Method and Principle: Story Points + Fibonacci Sequence</w:t>
@@ -2587,7 +2779,6 @@
           <w:rFonts w:ascii="Times New Roman" w:hAnsi="Times New Roman" w:cs="Times New Roman"/>
           <w:lang w:val="en-US"/>
         </w:rPr>
-        <w:lastRenderedPageBreak/>
         <w:t>The non-linear scale of the Fibonacci sequence (e.g., 3→5) truly reflects the principle that "</w:t>
       </w:r>
       <w:r>
@@ -2649,12 +2840,16 @@
       <w:pPr>
         <w:rPr>
           <w:rFonts w:ascii="Times New Roman" w:hAnsi="Times New Roman" w:cs="Times New Roman"/>
+          <w:b/>
+          <w:bCs/>
           <w:lang w:val="en-US"/>
         </w:rPr>
       </w:pPr>
       <w:r>
         <w:rPr>
           <w:rFonts w:ascii="Times New Roman" w:hAnsi="Times New Roman" w:cs="Times New Roman" w:hint="eastAsia"/>
+          <w:b/>
+          <w:bCs/>
           <w:lang w:val="en-US"/>
         </w:rPr>
         <w:t>b</w:t>
@@ -2662,6 +2857,8 @@
       <w:r>
         <w:rPr>
           <w:rFonts w:ascii="Times New Roman" w:hAnsi="Times New Roman" w:cs="Times New Roman"/>
+          <w:b/>
+          <w:bCs/>
           <w:lang w:val="en-US"/>
         </w:rPr>
         <w:t>. Operation Process: Baseline Reference + Team Consensus</w:t>
@@ -2726,6 +2923,7 @@
           <w:rFonts w:ascii="Times New Roman" w:hAnsi="Times New Roman" w:cs="Times New Roman"/>
           <w:lang w:val="en-US"/>
         </w:rPr>
+        <w:lastRenderedPageBreak/>
         <w:t>It is a core function with moderate complexity, involving form design, data validation, and storage;</w:t>
       </w:r>
     </w:p>
@@ -2828,12 +3026,16 @@
       <w:pPr>
         <w:rPr>
           <w:rFonts w:ascii="Times New Roman" w:hAnsi="Times New Roman" w:cs="Times New Roman"/>
+          <w:b/>
+          <w:bCs/>
           <w:lang w:val="en-US"/>
         </w:rPr>
       </w:pPr>
       <w:r>
         <w:rPr>
           <w:rFonts w:ascii="Times New Roman" w:hAnsi="Times New Roman" w:cs="Times New Roman" w:hint="eastAsia"/>
+          <w:b/>
+          <w:bCs/>
           <w:lang w:val="en-US"/>
         </w:rPr>
         <w:t>c</w:t>
@@ -2841,6 +3043,8 @@
       <w:r>
         <w:rPr>
           <w:rFonts w:ascii="Times New Roman" w:hAnsi="Times New Roman" w:cs="Times New Roman"/>
+          <w:b/>
+          <w:bCs/>
           <w:lang w:val="en-US"/>
         </w:rPr>
         <w:t>. Estimation Examples</w:t>
@@ -2858,22 +3062,54 @@
           <w:rFonts w:ascii="Times New Roman" w:hAnsi="Times New Roman" w:cs="Times New Roman"/>
           <w:lang w:val="en-US"/>
         </w:rPr>
-        <w:t>Example 1: US-08 (Contact Module Organiser) — 5 Points</w:t>
-      </w:r>
-    </w:p>
-    <w:p>
-      <w:pPr>
-        <w:rPr>
-          <w:rFonts w:ascii="Times New Roman" w:hAnsi="Times New Roman" w:cs="Times New Roman"/>
-          <w:lang w:val="en-US"/>
-        </w:rPr>
-      </w:pPr>
-      <w:r>
-        <w:rPr>
-          <w:rFonts w:ascii="Times New Roman" w:hAnsi="Times New Roman" w:cs="Times New Roman"/>
-          <w:lang w:val="en-US"/>
-        </w:rPr>
-        <w:t>This function requires implementing online message interaction with Module Organisers, including message sending, receiving, read status marking, and historical message storage. It needs additional development of message status management logic. Compared with the baseline US-01, it has more interaction processes and data associations, resulting in higher complexity. Therefore, it is estimated at 5 points.</w:t>
+        <w:t xml:space="preserve">Example 1: US-08 (Contact Module </w:t>
+      </w:r>
+      <w:proofErr w:type="spellStart"/>
+      <w:r>
+        <w:rPr>
+          <w:rFonts w:ascii="Times New Roman" w:hAnsi="Times New Roman" w:cs="Times New Roman"/>
+          <w:lang w:val="en-US"/>
+        </w:rPr>
+        <w:t>Organiser</w:t>
+      </w:r>
+      <w:proofErr w:type="spellEnd"/>
+      <w:r>
+        <w:rPr>
+          <w:rFonts w:ascii="Times New Roman" w:hAnsi="Times New Roman" w:cs="Times New Roman"/>
+          <w:lang w:val="en-US"/>
+        </w:rPr>
+        <w:t>) — 5 Points</w:t>
+      </w:r>
+    </w:p>
+    <w:p>
+      <w:pPr>
+        <w:rPr>
+          <w:rFonts w:ascii="Times New Roman" w:hAnsi="Times New Roman" w:cs="Times New Roman"/>
+          <w:lang w:val="en-US"/>
+        </w:rPr>
+      </w:pPr>
+      <w:r>
+        <w:rPr>
+          <w:rFonts w:ascii="Times New Roman" w:hAnsi="Times New Roman" w:cs="Times New Roman"/>
+          <w:lang w:val="en-US"/>
+        </w:rPr>
+        <w:t xml:space="preserve">This function requires implementing online message interaction with Module </w:t>
+      </w:r>
+      <w:proofErr w:type="spellStart"/>
+      <w:r>
+        <w:rPr>
+          <w:rFonts w:ascii="Times New Roman" w:hAnsi="Times New Roman" w:cs="Times New Roman"/>
+          <w:lang w:val="en-US"/>
+        </w:rPr>
+        <w:t>Organisers</w:t>
+      </w:r>
+      <w:proofErr w:type="spellEnd"/>
+      <w:r>
+        <w:rPr>
+          <w:rFonts w:ascii="Times New Roman" w:hAnsi="Times New Roman" w:cs="Times New Roman"/>
+          <w:lang w:val="en-US"/>
+        </w:rPr>
+        <w:t>, including message sending, receiving, read status marking, and historical message storage. It needs additional development of message status management logic. Compared with the baseline US-01, it has more interaction processes and data associations, resulting in higher complexity. Therefore, it is estimated at 5 points.</w:t>
       </w:r>
     </w:p>
     <w:p>
@@ -2924,12 +3160,16 @@
       <w:pPr>
         <w:rPr>
           <w:rFonts w:ascii="Times New Roman" w:hAnsi="Times New Roman" w:cs="Times New Roman"/>
+          <w:b/>
+          <w:bCs/>
           <w:lang w:val="en-US"/>
         </w:rPr>
       </w:pPr>
       <w:r>
         <w:rPr>
           <w:rFonts w:ascii="Times New Roman" w:hAnsi="Times New Roman" w:cs="Times New Roman" w:hint="eastAsia"/>
+          <w:b/>
+          <w:bCs/>
           <w:lang w:val="en-US"/>
         </w:rPr>
         <w:t>d</w:t>
@@ -2937,6 +3177,8 @@
       <w:r>
         <w:rPr>
           <w:rFonts w:ascii="Times New Roman" w:hAnsi="Times New Roman" w:cs="Times New Roman"/>
+          <w:b/>
+          <w:bCs/>
           <w:lang w:val="en-US"/>
         </w:rPr>
         <w:t>. Result Guarantee</w:t>
@@ -2954,7 +3196,6 @@
           <w:rFonts w:ascii="Times New Roman" w:hAnsi="Times New Roman" w:cs="Times New Roman"/>
           <w:lang w:val="en-US"/>
         </w:rPr>
-        <w:lastRenderedPageBreak/>
         <w:t>All estimations require the approval of "over 80% of team members". For high-priority stories (e.g., US-00), additional review meetings are held to confirm the workload of technical difficulties, providing a basis for task allocation in iterations.</w:t>
       </w:r>
     </w:p>
@@ -3047,25 +3288,42 @@
           <w:rFonts w:ascii="Times New Roman" w:hAnsi="Times New Roman" w:cs="Times New Roman"/>
           <w:lang w:val="en-US"/>
         </w:rPr>
-        <w:t>Two primary fact-finding techniques were used to gather requirements: a structured questionnaire distributed to potential TA applicants, and a semi-structured one-on-one interview with a graduating senior who had prior TA application and working experience. The findings from both activities directly informed the product backlog, user story acceptance criteria, and prioritisation decisions described in the main report.</w:t>
-      </w:r>
-    </w:p>
-    <w:p>
-      <w:pPr>
-        <w:rPr>
-          <w:rFonts w:ascii="Times New Roman" w:hAnsi="Times New Roman" w:cs="Times New Roman"/>
-          <w:b/>
-          <w:bCs/>
-          <w:lang w:val="en-US"/>
-        </w:rPr>
-      </w:pPr>
-      <w:r>
-        <w:rPr>
-          <w:rFonts w:ascii="Times New Roman" w:hAnsi="Times New Roman" w:cs="Times New Roman"/>
-          <w:b/>
-          <w:bCs/>
-          <w:lang w:val="en-US"/>
-        </w:rPr>
+        <w:t xml:space="preserve">Two primary fact-finding techniques were used to gather requirements: a structured questionnaire distributed to potential TA applicants, and a semi-structured one-on-one interview with a graduating senior who had prior TA application and working experience. The findings from both activities directly informed the product backlog, user story acceptance criteria, and </w:t>
+      </w:r>
+      <w:proofErr w:type="spellStart"/>
+      <w:r>
+        <w:rPr>
+          <w:rFonts w:ascii="Times New Roman" w:hAnsi="Times New Roman" w:cs="Times New Roman"/>
+          <w:lang w:val="en-US"/>
+        </w:rPr>
+        <w:t>prioritisation</w:t>
+      </w:r>
+      <w:proofErr w:type="spellEnd"/>
+      <w:r>
+        <w:rPr>
+          <w:rFonts w:ascii="Times New Roman" w:hAnsi="Times New Roman" w:cs="Times New Roman"/>
+          <w:lang w:val="en-US"/>
+        </w:rPr>
+        <w:t xml:space="preserve"> decisions described in the main report.</w:t>
+      </w:r>
+    </w:p>
+    <w:p>
+      <w:pPr>
+        <w:rPr>
+          <w:rFonts w:ascii="Times New Roman" w:hAnsi="Times New Roman" w:cs="Times New Roman"/>
+          <w:b/>
+          <w:bCs/>
+          <w:lang w:val="en-US"/>
+        </w:rPr>
+      </w:pPr>
+      <w:r>
+        <w:rPr>
+          <w:rFonts w:ascii="Times New Roman" w:hAnsi="Times New Roman" w:cs="Times New Roman"/>
+          <w:b/>
+          <w:bCs/>
+          <w:lang w:val="en-US"/>
+        </w:rPr>
+        <w:lastRenderedPageBreak/>
         <w:t>2. Survey</w:t>
       </w:r>
     </w:p>
@@ -3114,7 +3372,23 @@
           <w:rFonts w:ascii="Times New Roman" w:hAnsi="Times New Roman" w:cs="Times New Roman"/>
           <w:lang w:val="en-US"/>
         </w:rPr>
-        <w:t xml:space="preserve"> The survey was distributed digitally to students across multiple programmes at BUPT International School.</w:t>
+        <w:t xml:space="preserve"> The survey was distributed digitally to students across multiple </w:t>
+      </w:r>
+      <w:proofErr w:type="spellStart"/>
+      <w:r>
+        <w:rPr>
+          <w:rFonts w:ascii="Times New Roman" w:hAnsi="Times New Roman" w:cs="Times New Roman"/>
+          <w:lang w:val="en-US"/>
+        </w:rPr>
+        <w:t>programmes</w:t>
+      </w:r>
+      <w:proofErr w:type="spellEnd"/>
+      <w:r>
+        <w:rPr>
+          <w:rFonts w:ascii="Times New Roman" w:hAnsi="Times New Roman" w:cs="Times New Roman"/>
+          <w:lang w:val="en-US"/>
+        </w:rPr>
+        <w:t xml:space="preserve"> at BUPT International School.</w:t>
       </w:r>
     </w:p>
     <w:p>
@@ -3475,7 +3749,6 @@
                 <w:rFonts w:ascii="Times New Roman" w:hAnsi="Times New Roman" w:cs="Times New Roman"/>
                 <w:lang w:val="en-US"/>
               </w:rPr>
-              <w:lastRenderedPageBreak/>
               <w:t>Respondents who expressed interest in automated job recommendations based on their CV</w:t>
             </w:r>
           </w:p>
@@ -3623,7 +3896,23 @@
                 <w:rFonts w:ascii="Times New Roman" w:hAnsi="Times New Roman" w:cs="Times New Roman"/>
                 <w:lang w:val="en-US"/>
               </w:rPr>
-              <w:t>Most respondents prioritised a simple, clearly sectioned interface that works on both desktop and mobile</w:t>
+              <w:t xml:space="preserve">Most respondents </w:t>
+            </w:r>
+            <w:proofErr w:type="spellStart"/>
+            <w:r>
+              <w:rPr>
+                <w:rFonts w:ascii="Times New Roman" w:hAnsi="Times New Roman" w:cs="Times New Roman"/>
+                <w:lang w:val="en-US"/>
+              </w:rPr>
+              <w:t>prioritised</w:t>
+            </w:r>
+            <w:proofErr w:type="spellEnd"/>
+            <w:r>
+              <w:rPr>
+                <w:rFonts w:ascii="Times New Roman" w:hAnsi="Times New Roman" w:cs="Times New Roman"/>
+                <w:lang w:val="en-US"/>
+              </w:rPr>
+              <w:t xml:space="preserve"> a simple, clearly sectioned interface that works on both desktop and mobile</w:t>
             </w:r>
           </w:p>
         </w:tc>
@@ -3672,7 +3961,47 @@
           <w:rFonts w:ascii="Times New Roman" w:hAnsi="Times New Roman" w:cs="Times New Roman"/>
           <w:lang w:val="en-US"/>
         </w:rPr>
-        <w:t xml:space="preserve"> Several survey questions (Q6 on a job favourites/bookmarking feature, Q10 on displaying applicant competition levels, Q11 on one-click bulk application, and Q15 on making hired TA profiles publicly visible) were included for exploratory purposes during early fact-finding. After reviewing feasibility and alignment with the core project requirements, the features raised by these questions were evaluated and either excluded from the current project scope or not prioritised in the backlog. This reflects a deliberate scoping decision rather than an oversight.</w:t>
+        <w:t xml:space="preserve"> Several survey questions (Q6 on a job </w:t>
+      </w:r>
+      <w:proofErr w:type="spellStart"/>
+      <w:r>
+        <w:rPr>
+          <w:rFonts w:ascii="Times New Roman" w:hAnsi="Times New Roman" w:cs="Times New Roman"/>
+          <w:lang w:val="en-US"/>
+        </w:rPr>
+        <w:t>favourites</w:t>
+      </w:r>
+      <w:proofErr w:type="spellEnd"/>
+      <w:r>
+        <w:rPr>
+          <w:rFonts w:ascii="Times New Roman" w:hAnsi="Times New Roman" w:cs="Times New Roman"/>
+          <w:lang w:val="en-US"/>
+        </w:rPr>
+        <w:t xml:space="preserve">/bookmarking feature, Q10 on displaying applicant competition levels, Q11 on one-click bulk application, and Q15 on making hired TA profiles publicly visible) were included for exploratory purposes during early fact-finding. After reviewing feasibility and alignment with the core project requirements, the features raised by these questions were evaluated and either </w:t>
+      </w:r>
+      <w:r>
+        <w:rPr>
+          <w:rFonts w:ascii="Times New Roman" w:hAnsi="Times New Roman" w:cs="Times New Roman"/>
+          <w:lang w:val="en-US"/>
+        </w:rPr>
+        <w:lastRenderedPageBreak/>
+        <w:t xml:space="preserve">excluded from the current project scope or not </w:t>
+      </w:r>
+      <w:proofErr w:type="spellStart"/>
+      <w:r>
+        <w:rPr>
+          <w:rFonts w:ascii="Times New Roman" w:hAnsi="Times New Roman" w:cs="Times New Roman"/>
+          <w:lang w:val="en-US"/>
+        </w:rPr>
+        <w:t>prioritised</w:t>
+      </w:r>
+      <w:proofErr w:type="spellEnd"/>
+      <w:r>
+        <w:rPr>
+          <w:rFonts w:ascii="Times New Roman" w:hAnsi="Times New Roman" w:cs="Times New Roman"/>
+          <w:lang w:val="en-US"/>
+        </w:rPr>
+        <w:t xml:space="preserve"> in the backlog. This reflects a deliberate scoping decision rather than an oversight.</w:t>
       </w:r>
     </w:p>
     <w:p>
@@ -3896,7 +4225,6 @@
           <w:rFonts w:ascii="Times New Roman" w:hAnsi="Times New Roman" w:cs="Times New Roman"/>
           <w:lang w:val="en-US"/>
         </w:rPr>
-        <w:lastRenderedPageBreak/>
         <w:t xml:space="preserve">What methods do you prefer to receive recruitment reminders? </w:t>
       </w:r>
       <w:r>
@@ -4080,6 +4408,7 @@
           <w:rFonts w:ascii="Times New Roman" w:hAnsi="Times New Roman" w:cs="Times New Roman"/>
           <w:lang w:val="en-US"/>
         </w:rPr>
+        <w:lastRenderedPageBreak/>
         <w:t>A. Absolutely necessary / B. Doesn't matter / C. No, I prefer email or other means</w:t>
       </w:r>
     </w:p>
@@ -4380,7 +4709,6 @@
                 <w:bCs/>
                 <w:lang w:val="en-US"/>
               </w:rPr>
-              <w:lastRenderedPageBreak/>
               <w:t>Interview Insight</w:t>
             </w:r>
           </w:p>
@@ -4434,7 +4762,23 @@
                 <w:rFonts w:ascii="Times New Roman" w:hAnsi="Times New Roman" w:cs="Times New Roman"/>
                 <w:lang w:val="en-US"/>
               </w:rPr>
-              <w:t>Job information was scattered across multiple channels; applicants frequently missed openings due to lack of a centralised listing</w:t>
+              <w:t xml:space="preserve">Job information was scattered across multiple channels; applicants frequently missed openings due to lack of a </w:t>
+            </w:r>
+            <w:proofErr w:type="spellStart"/>
+            <w:r>
+              <w:rPr>
+                <w:rFonts w:ascii="Times New Roman" w:hAnsi="Times New Roman" w:cs="Times New Roman"/>
+                <w:lang w:val="en-US"/>
+              </w:rPr>
+              <w:t>centralised</w:t>
+            </w:r>
+            <w:proofErr w:type="spellEnd"/>
+            <w:r>
+              <w:rPr>
+                <w:rFonts w:ascii="Times New Roman" w:hAnsi="Times New Roman" w:cs="Times New Roman"/>
+                <w:lang w:val="en-US"/>
+              </w:rPr>
+              <w:t xml:space="preserve"> listing</w:t>
             </w:r>
           </w:p>
         </w:tc>
@@ -4630,7 +4974,23 @@
                 <w:rFonts w:ascii="Times New Roman" w:hAnsi="Times New Roman" w:cs="Times New Roman"/>
                 <w:lang w:val="en-US"/>
               </w:rPr>
-              <w:t>Communicating with Module Organisers post-hiring was difficult; email was the only available channel and responses were slow</w:t>
+              <w:t xml:space="preserve">Communicating with Module </w:t>
+            </w:r>
+            <w:proofErr w:type="spellStart"/>
+            <w:r>
+              <w:rPr>
+                <w:rFonts w:ascii="Times New Roman" w:hAnsi="Times New Roman" w:cs="Times New Roman"/>
+                <w:lang w:val="en-US"/>
+              </w:rPr>
+              <w:t>Organisers</w:t>
+            </w:r>
+            <w:proofErr w:type="spellEnd"/>
+            <w:r>
+              <w:rPr>
+                <w:rFonts w:ascii="Times New Roman" w:hAnsi="Times New Roman" w:cs="Times New Roman"/>
+                <w:lang w:val="en-US"/>
+              </w:rPr>
+              <w:t xml:space="preserve"> post-hiring was difficult; email was the only available channel and responses were slow</w:t>
             </w:r>
           </w:p>
         </w:tc>
@@ -4652,7 +5012,23 @@
                 <w:rFonts w:ascii="Times New Roman" w:hAnsi="Times New Roman" w:cs="Times New Roman"/>
                 <w:lang w:val="en-US"/>
               </w:rPr>
-              <w:t>US-08 (Contact Module Organiser)</w:t>
+              <w:t xml:space="preserve">US-08 (Contact Module </w:t>
+            </w:r>
+            <w:proofErr w:type="spellStart"/>
+            <w:r>
+              <w:rPr>
+                <w:rFonts w:ascii="Times New Roman" w:hAnsi="Times New Roman" w:cs="Times New Roman"/>
+                <w:lang w:val="en-US"/>
+              </w:rPr>
+              <w:t>Organiser</w:t>
+            </w:r>
+            <w:proofErr w:type="spellEnd"/>
+            <w:r>
+              <w:rPr>
+                <w:rFonts w:ascii="Times New Roman" w:hAnsi="Times New Roman" w:cs="Times New Roman"/>
+                <w:lang w:val="en-US"/>
+              </w:rPr>
+              <w:t>)</w:t>
             </w:r>
           </w:p>
         </w:tc>
@@ -4728,6 +5104,7 @@
                 <w:rFonts w:ascii="Times New Roman" w:hAnsi="Times New Roman" w:cs="Times New Roman"/>
                 <w:lang w:val="en-US"/>
               </w:rPr>
+              <w:lastRenderedPageBreak/>
               <w:t>Interviewee suggested a maximum cap on simultaneous applications to prevent indiscriminate bulk-applying, which informed the acceptance criteria for US-04</w:t>
             </w:r>
           </w:p>
@@ -4826,7 +5203,23 @@
                 <w:rFonts w:ascii="Times New Roman" w:hAnsi="Times New Roman" w:cs="Times New Roman"/>
                 <w:lang w:val="en-US"/>
               </w:rPr>
-              <w:t>From the MO/admin perspective: replacing manual Excel-based screening with a centralised system and fairer workload allocation were identified as primary institutional benefits</w:t>
+              <w:t xml:space="preserve">From the MO/admin perspective: replacing manual Excel-based screening with a </w:t>
+            </w:r>
+            <w:proofErr w:type="spellStart"/>
+            <w:r>
+              <w:rPr>
+                <w:rFonts w:ascii="Times New Roman" w:hAnsi="Times New Roman" w:cs="Times New Roman"/>
+                <w:lang w:val="en-US"/>
+              </w:rPr>
+              <w:t>centralised</w:t>
+            </w:r>
+            <w:proofErr w:type="spellEnd"/>
+            <w:r>
+              <w:rPr>
+                <w:rFonts w:ascii="Times New Roman" w:hAnsi="Times New Roman" w:cs="Times New Roman"/>
+                <w:lang w:val="en-US"/>
+              </w:rPr>
+              <w:t xml:space="preserve"> system and fairer workload allocation were identified as primary institutional benefits</w:t>
             </w:r>
           </w:p>
         </w:tc>
@@ -4943,53 +5336,69 @@
           <w:rFonts w:ascii="Times New Roman" w:hAnsi="Times New Roman" w:cs="Times New Roman"/>
           <w:lang w:val="en-US"/>
         </w:rPr>
+        <w:t>Senior: Mainly through the college official website announcements and my major professors posting in our WeChat groups. Occasionally I’d see physical posters in the teaching buildings, but the info was all over the place. Sometimes you’d miss a chance just because you didn’t see the notice in time.</w:t>
+      </w:r>
+    </w:p>
+    <w:p>
+      <w:pPr>
+        <w:rPr>
+          <w:rFonts w:ascii="Times New Roman" w:hAnsi="Times New Roman" w:cs="Times New Roman"/>
+          <w:lang w:val="en-US"/>
+        </w:rPr>
+      </w:pPr>
+      <w:r>
+        <w:rPr>
+          <w:rFonts w:ascii="Times New Roman" w:hAnsi="Times New Roman" w:cs="Times New Roman"/>
+          <w:lang w:val="en-US"/>
+        </w:rPr>
+        <w:t>Interviewer: Back then, you applied using the school’s form and Excel sheet method. Looking back at the whole application process, what was the most troublesome and inconvenient part for you?</w:t>
+      </w:r>
+    </w:p>
+    <w:p>
+      <w:pPr>
+        <w:rPr>
+          <w:rFonts w:ascii="Times New Roman" w:hAnsi="Times New Roman" w:cs="Times New Roman"/>
+          <w:lang w:val="en-US"/>
+        </w:rPr>
+      </w:pPr>
+      <w:r>
+        <w:rPr>
+          <w:rFonts w:ascii="Times New Roman" w:hAnsi="Times New Roman" w:cs="Times New Roman"/>
+          <w:lang w:val="en-US"/>
+        </w:rPr>
+        <w:t>Senior: There were quite a few annoying things. First off, you had to fill in all your personal info over and over again for every application—name, major, grades, all that stuff. It got really tedious after a while. Then, once you submitted an application, you’d hear nothing back. You had no idea if the professor had even seen it, or if you’d made it to the shortlist. Just waiting around felt so helpless. Also, the job info was never detailed enough—like the exact workload and working hours. Sometimes you’d start the job and realize it clashed with your schedule.</w:t>
+      </w:r>
+    </w:p>
+    <w:p>
+      <w:pPr>
+        <w:rPr>
+          <w:rFonts w:ascii="Times New Roman" w:hAnsi="Times New Roman" w:cs="Times New Roman"/>
+          <w:lang w:val="en-US"/>
+        </w:rPr>
+      </w:pPr>
+      <w:r>
+        <w:rPr>
+          <w:rFonts w:ascii="Times New Roman" w:hAnsi="Times New Roman" w:cs="Times New Roman"/>
+          <w:lang w:val="en-US"/>
+        </w:rPr>
         <w:lastRenderedPageBreak/>
-        <w:t>Senior: Mainly through the college official website announcements and my major professors posting in our WeChat groups. Occasionally I’d see physical posters in the teaching buildings, but the info was all over the place. Sometimes you’d miss a chance just because you didn’t see the notice in time.</w:t>
-      </w:r>
-    </w:p>
-    <w:p>
-      <w:pPr>
-        <w:rPr>
-          <w:rFonts w:ascii="Times New Roman" w:hAnsi="Times New Roman" w:cs="Times New Roman"/>
-          <w:lang w:val="en-US"/>
-        </w:rPr>
-      </w:pPr>
-      <w:r>
-        <w:rPr>
-          <w:rFonts w:ascii="Times New Roman" w:hAnsi="Times New Roman" w:cs="Times New Roman"/>
-          <w:lang w:val="en-US"/>
-        </w:rPr>
-        <w:t>Interviewer: Back then, you applied using the school’s form and Excel sheet method. Looking back at the whole application process, what was the most troublesome and inconvenient part for you?</w:t>
-      </w:r>
-    </w:p>
-    <w:p>
-      <w:pPr>
-        <w:rPr>
-          <w:rFonts w:ascii="Times New Roman" w:hAnsi="Times New Roman" w:cs="Times New Roman"/>
-          <w:lang w:val="en-US"/>
-        </w:rPr>
-      </w:pPr>
-      <w:r>
-        <w:rPr>
-          <w:rFonts w:ascii="Times New Roman" w:hAnsi="Times New Roman" w:cs="Times New Roman"/>
-          <w:lang w:val="en-US"/>
-        </w:rPr>
-        <w:t>Senior: There were quite a few annoying things. First off, you had to fill in all your personal info over and over again for every application—name, major, grades, all that stuff. It got really tedious after a while. Then, once you submitted an application, you’d hear nothing back. You had no idea if the professor had even seen it, or if you’d made it to the shortlist. Just waiting around felt so helpless. Also, the job info was never detailed enough—like the exact workload and working hours. Sometimes you’d start the job and realize it clashed with your schedule.</w:t>
-      </w:r>
-    </w:p>
-    <w:p>
-      <w:pPr>
-        <w:rPr>
-          <w:rFonts w:ascii="Times New Roman" w:hAnsi="Times New Roman" w:cs="Times New Roman"/>
-          <w:lang w:val="en-US"/>
-        </w:rPr>
-      </w:pPr>
-      <w:r>
-        <w:rPr>
-          <w:rFonts w:ascii="Times New Roman" w:hAnsi="Times New Roman" w:cs="Times New Roman"/>
-          <w:lang w:val="en-US"/>
-        </w:rPr>
-        <w:t>Interviewer: After you got the TA job, did you ever have trouble communicating with the module organisers or school admins? Like, if you wanted to ask about your work arrangement, was there no easy way to get in touch?</w:t>
+        <w:t xml:space="preserve">Interviewer: After you got the TA job, did you ever have trouble communicating with the module </w:t>
+      </w:r>
+      <w:proofErr w:type="spellStart"/>
+      <w:r>
+        <w:rPr>
+          <w:rFonts w:ascii="Times New Roman" w:hAnsi="Times New Roman" w:cs="Times New Roman"/>
+          <w:lang w:val="en-US"/>
+        </w:rPr>
+        <w:t>organisers</w:t>
+      </w:r>
+      <w:proofErr w:type="spellEnd"/>
+      <w:r>
+        <w:rPr>
+          <w:rFonts w:ascii="Times New Roman" w:hAnsi="Times New Roman" w:cs="Times New Roman"/>
+          <w:lang w:val="en-US"/>
+        </w:rPr>
+        <w:t xml:space="preserve"> or school admins? Like, if you wanted to ask about your work arrangement, was there no easy way to get in touch?</w:t>
       </w:r>
     </w:p>
     <w:p>
@@ -5094,74 +5503,67 @@
           <w:rFonts w:ascii="Times New Roman" w:hAnsi="Times New Roman" w:cs="Times New Roman"/>
           <w:lang w:val="en-US"/>
         </w:rPr>
-        <w:t xml:space="preserve">Senior: A one-click apply feature is fine, but there should definitely be a limit—like a maximum of 2 or 3 jobs at the same time. Otherwise, some people would mindlessly apply </w:t>
-      </w:r>
+        <w:t>Senior: A one-click apply feature is fine, but there should definitely be a limit—like a maximum of 2 or 3 jobs at the same time. Otherwise, some people would mindlessly apply for every single opening, hogging all the spots, and the people who actually want the jobs won’t get a chance. It’d also make things a lot more work for the school when they’re reviewing applications.</w:t>
+      </w:r>
+    </w:p>
+    <w:p>
+      <w:pPr>
+        <w:rPr>
+          <w:rFonts w:ascii="Times New Roman" w:hAnsi="Times New Roman" w:cs="Times New Roman"/>
+          <w:lang w:val="en-US"/>
+        </w:rPr>
+      </w:pPr>
+      <w:r>
+        <w:rPr>
+          <w:rFonts w:ascii="Times New Roman" w:hAnsi="Times New Roman" w:cs="Times New Roman"/>
+          <w:lang w:val="en-US"/>
+        </w:rPr>
+        <w:t>Interviewer: That’s such a thoughtful point—we’ll definitely add that limit to the system. Would you want the system to show the number of applicants for each job, so you can get a sense of how competitive it is? Do you think that’s a good thing or not?</w:t>
+      </w:r>
+    </w:p>
+    <w:p>
+      <w:pPr>
+        <w:rPr>
+          <w:rFonts w:ascii="Times New Roman" w:hAnsi="Times New Roman" w:cs="Times New Roman"/>
+          <w:lang w:val="en-US"/>
+        </w:rPr>
+      </w:pPr>
+      <w:r>
+        <w:rPr>
+          <w:rFonts w:ascii="Times New Roman" w:hAnsi="Times New Roman" w:cs="Times New Roman"/>
+          <w:lang w:val="en-US"/>
+        </w:rPr>
+        <w:t>Senior: That’s a pretty neat feature, I think it’s a good addition—especially for first-time TA applicants. It lets you make a more informed call. For example, if a job is super competitive and your qualifications aren’t the strongest, you can just go for other openings instead of wasting your time. You don’t need to show the exact number though, just a rough range is enough.</w:t>
+      </w:r>
+    </w:p>
+    <w:p>
+      <w:pPr>
+        <w:rPr>
+          <w:rFonts w:ascii="Times New Roman" w:hAnsi="Times New Roman" w:cs="Times New Roman"/>
+          <w:lang w:val="en-US"/>
+        </w:rPr>
+      </w:pPr>
+      <w:r>
+        <w:rPr>
+          <w:rFonts w:ascii="Times New Roman" w:hAnsi="Times New Roman" w:cs="Times New Roman"/>
+          <w:lang w:val="en-US"/>
+        </w:rPr>
+        <w:t>Interviewer: Talking about features, let’s move on to the system’s interface. What’s more important to you—simple, easy operation, or a feature-packed, visually appealing interface?</w:t>
+      </w:r>
+    </w:p>
+    <w:p>
+      <w:pPr>
+        <w:rPr>
+          <w:rFonts w:ascii="Times New Roman" w:hAnsi="Times New Roman" w:cs="Times New Roman"/>
+          <w:lang w:val="en-US"/>
+        </w:rPr>
+      </w:pPr>
       <w:r>
         <w:rPr>
           <w:rFonts w:ascii="Times New Roman" w:hAnsi="Times New Roman" w:cs="Times New Roman"/>
           <w:lang w:val="en-US"/>
         </w:rPr>
         <w:lastRenderedPageBreak/>
-        <w:t>for every single opening, hogging all the spots, and the people who actually want the jobs won’t get a chance. It’d also make things a lot more work for the school when they’re reviewing applications.</w:t>
-      </w:r>
-    </w:p>
-    <w:p>
-      <w:pPr>
-        <w:rPr>
-          <w:rFonts w:ascii="Times New Roman" w:hAnsi="Times New Roman" w:cs="Times New Roman"/>
-          <w:lang w:val="en-US"/>
-        </w:rPr>
-      </w:pPr>
-      <w:r>
-        <w:rPr>
-          <w:rFonts w:ascii="Times New Roman" w:hAnsi="Times New Roman" w:cs="Times New Roman"/>
-          <w:lang w:val="en-US"/>
-        </w:rPr>
-        <w:t>Interviewer: That’s such a thoughtful point—we’ll definitely add that limit to the system. Would you want the system to show the number of applicants for each job, so you can get a sense of how competitive it is? Do you think that’s a good thing or not?</w:t>
-      </w:r>
-    </w:p>
-    <w:p>
-      <w:pPr>
-        <w:rPr>
-          <w:rFonts w:ascii="Times New Roman" w:hAnsi="Times New Roman" w:cs="Times New Roman"/>
-          <w:lang w:val="en-US"/>
-        </w:rPr>
-      </w:pPr>
-      <w:r>
-        <w:rPr>
-          <w:rFonts w:ascii="Times New Roman" w:hAnsi="Times New Roman" w:cs="Times New Roman"/>
-          <w:lang w:val="en-US"/>
-        </w:rPr>
-        <w:t>Senior: That’s a pretty neat feature, I think it’s a good addition—especially for first-time TA applicants. It lets you make a more informed call. For example, if a job is super competitive and your qualifications aren’t the strongest, you can just go for other openings instead of wasting your time. You don’t need to show the exact number though, just a rough range is enough.</w:t>
-      </w:r>
-    </w:p>
-    <w:p>
-      <w:pPr>
-        <w:rPr>
-          <w:rFonts w:ascii="Times New Roman" w:hAnsi="Times New Roman" w:cs="Times New Roman"/>
-          <w:lang w:val="en-US"/>
-        </w:rPr>
-      </w:pPr>
-      <w:r>
-        <w:rPr>
-          <w:rFonts w:ascii="Times New Roman" w:hAnsi="Times New Roman" w:cs="Times New Roman"/>
-          <w:lang w:val="en-US"/>
-        </w:rPr>
-        <w:t>Interviewer: Talking about features, let’s move on to the system’s interface. What’s more important to you—simple, easy operation, or a feature-packed, visually appealing interface?</w:t>
-      </w:r>
-    </w:p>
-    <w:p>
-      <w:pPr>
-        <w:rPr>
-          <w:rFonts w:ascii="Times New Roman" w:hAnsi="Times New Roman" w:cs="Times New Roman"/>
-          <w:lang w:val="en-US"/>
-        </w:rPr>
-      </w:pPr>
-      <w:r>
-        <w:rPr>
-          <w:rFonts w:ascii="Times New Roman" w:hAnsi="Times New Roman" w:cs="Times New Roman"/>
-          <w:lang w:val="en-US"/>
-        </w:rPr>
         <w:t>Senior: Simple and easy to use, hands down. We’d use the system for convenience, so if the interface is too complicated and you have to hunt for every function, it defeats the whole purpose. It’d be best if the functions are clearly sectioned off—like a "Personal Center", "Job Browse", "My Applications" tab that you can see at a glance. And it’d be even better if it’s mobile-friendly. Sometimes you don’t have a computer on hand, so being able to check and apply for jobs on your phone would make it a lot more flexible.</w:t>
       </w:r>
     </w:p>
@@ -5237,7 +5639,23 @@
           <w:rFonts w:ascii="Times New Roman" w:hAnsi="Times New Roman" w:cs="Times New Roman"/>
           <w:lang w:val="en-US"/>
         </w:rPr>
-        <w:t>Interviewer: These suggestions are incredibly valuable—we’ll note them all down and factor them into the system design. One last question: besides making things easier for applicants, what do you think is the biggest value this TA recruitment system can bring to the school’s module organisers and administrators?</w:t>
+        <w:t xml:space="preserve">Interviewer: These suggestions are incredibly valuable—we’ll note them all down and factor them into the system design. One last question: besides making things easier for applicants, what do you think is the biggest value this TA recruitment system can bring to the school’s module </w:t>
+      </w:r>
+      <w:proofErr w:type="spellStart"/>
+      <w:r>
+        <w:rPr>
+          <w:rFonts w:ascii="Times New Roman" w:hAnsi="Times New Roman" w:cs="Times New Roman"/>
+          <w:lang w:val="en-US"/>
+        </w:rPr>
+        <w:t>organisers</w:t>
+      </w:r>
+      <w:proofErr w:type="spellEnd"/>
+      <w:r>
+        <w:rPr>
+          <w:rFonts w:ascii="Times New Roman" w:hAnsi="Times New Roman" w:cs="Times New Roman"/>
+          <w:lang w:val="en-US"/>
+        </w:rPr>
+        <w:t xml:space="preserve"> and administrators?</w:t>
       </w:r>
     </w:p>
     <w:p>
@@ -5254,6 +5672,7 @@
         </w:rPr>
         <w:t>Senior: For the school side, it should definitely boost recruitment efficiency. They won’t have to sort through application info in Excel sheets one by one anymore—the system can compile it all automatically, making it easier to screen applicants. Also, it</w:t>
       </w:r>
+      <w:proofErr w:type="gramStart"/>
       <w:r>
         <w:rPr>
           <w:rFonts w:ascii="Times New Roman" w:hAnsi="Times New Roman" w:cs="Times New Roman" w:hint="eastAsia"/>
@@ -5261,12 +5680,131 @@
         </w:rPr>
         <w:t>’</w:t>
       </w:r>
-      <w:r>
-        <w:rPr>
-          <w:rFonts w:ascii="Times New Roman" w:hAnsi="Times New Roman" w:cs="Times New Roman"/>
-          <w:lang w:val="en-US"/>
-        </w:rPr>
-        <w:t xml:space="preserve">ll help allocate TA </w:t>
+      <w:proofErr w:type="spellStart"/>
+      <w:proofErr w:type="gramEnd"/>
+      <w:r>
+        <w:rPr>
+          <w:rFonts w:ascii="Times New Roman" w:hAnsi="Times New Roman" w:cs="Times New Roman"/>
+          <w:lang w:val="en-US"/>
+        </w:rPr>
+        <w:t>ll</w:t>
+      </w:r>
+      <w:proofErr w:type="spellEnd"/>
+      <w:r>
+        <w:rPr>
+          <w:rFonts w:ascii="Times New Roman" w:hAnsi="Times New Roman" w:cs="Times New Roman"/>
+          <w:lang w:val="en-US"/>
+        </w:rPr>
+        <w:t xml:space="preserve"> help allocate TA workloads more fairly, so some TAs aren</w:t>
+      </w:r>
+      <w:proofErr w:type="gramStart"/>
+      <w:r>
+        <w:rPr>
+          <w:rFonts w:ascii="Times New Roman" w:hAnsi="Times New Roman" w:cs="Times New Roman"/>
+          <w:lang w:val="en-US"/>
+        </w:rPr>
+        <w:t>’</w:t>
+      </w:r>
+      <w:proofErr w:type="gramEnd"/>
+      <w:r>
+        <w:rPr>
+          <w:rFonts w:ascii="Times New Roman" w:hAnsi="Times New Roman" w:cs="Times New Roman"/>
+          <w:lang w:val="en-US"/>
+        </w:rPr>
+        <w:t>t swamped with work while others have nothing to do. It’ll make the school’s management a lot more standardized.</w:t>
+      </w:r>
+    </w:p>
+    <w:p>
+      <w:pPr>
+        <w:rPr>
+          <w:rFonts w:ascii="Times New Roman" w:hAnsi="Times New Roman" w:cs="Times New Roman"/>
+          <w:lang w:val="en-US"/>
+        </w:rPr>
+      </w:pPr>
+      <w:r>
+        <w:rPr>
+          <w:rFonts w:ascii="Times New Roman" w:hAnsi="Times New Roman" w:cs="Times New Roman"/>
+          <w:lang w:val="en-US"/>
+        </w:rPr>
+        <w:t>Interviewer: Thank you so much, senior! Your experience and suggestions are absolutely crucial for our system design. You’ve helped us work through a lot of our design questions, and it’ll make our system so much more tailored to real user needs.</w:t>
+      </w:r>
+    </w:p>
+    <w:p>
+      <w:pPr>
+        <w:rPr>
+          <w:rFonts w:ascii="Times New Roman" w:hAnsi="Times New Roman" w:cs="Times New Roman"/>
+          <w:lang w:val="en-US"/>
+        </w:rPr>
+      </w:pPr>
+      <w:r>
+        <w:rPr>
+          <w:rFonts w:ascii="Times New Roman" w:hAnsi="Times New Roman" w:cs="Times New Roman"/>
+          <w:lang w:val="en-US"/>
+        </w:rPr>
+        <w:t>Senior: Anytime. Hope your system gets built smoothly, and that it makes applying for TA jobs a lot easier for the juniors and sophomores after me.</w:t>
+      </w:r>
+    </w:p>
+    <w:p>
+      <w:pPr>
+        <w:rPr>
+          <w:rFonts w:ascii="Times New Roman" w:hAnsi="Times New Roman" w:cs="Times New Roman"/>
+          <w:lang w:val="en-US"/>
+        </w:rPr>
+      </w:pPr>
+      <w:r>
+        <w:rPr>
+          <w:rFonts w:ascii="Times New Roman" w:hAnsi="Times New Roman" w:cs="Times New Roman"/>
+          <w:lang w:val="en-US"/>
+        </w:rPr>
+        <w:t xml:space="preserve">Interviewer: We’ll work our hardest on it! Sorry for taking up so much of your time, and thanks again for your time and help. Wish you all the best for your graduation and everything </w:t>
+      </w:r>
+      <w:proofErr w:type="spellStart"/>
+      <w:proofErr w:type="gramStart"/>
+      <w:r>
+        <w:rPr>
+          <w:rFonts w:ascii="Times New Roman" w:hAnsi="Times New Roman" w:cs="Times New Roman"/>
+          <w:lang w:val="en-US"/>
+        </w:rPr>
+        <w:t>ahead!Senior</w:t>
+      </w:r>
+      <w:proofErr w:type="spellEnd"/>
+      <w:proofErr w:type="gramEnd"/>
+      <w:r>
+        <w:rPr>
+          <w:rFonts w:ascii="Times New Roman" w:hAnsi="Times New Roman" w:cs="Times New Roman"/>
+          <w:lang w:val="en-US"/>
+        </w:rPr>
+        <w:t>: Thank you, and good luck with your project too!</w:t>
+      </w:r>
+    </w:p>
+    <w:p>
+      <w:pPr>
+        <w:rPr>
+          <w:rFonts w:ascii="Times New Roman" w:hAnsi="Times New Roman" w:cs="Times New Roman"/>
+          <w:lang w:val="en-US"/>
+        </w:rPr>
+      </w:pPr>
+      <w:r>
+        <w:rPr>
+          <w:rFonts w:ascii="Times New Roman" w:hAnsi="Times New Roman" w:cs="Times New Roman"/>
+          <w:lang w:val="en-US"/>
+        </w:rPr>
+        <w:t>Post-Interview Notes</w:t>
+      </w:r>
+    </w:p>
+    <w:p>
+      <w:pPr>
+        <w:rPr>
+          <w:rFonts w:ascii="Times New Roman" w:hAnsi="Times New Roman" w:cs="Times New Roman"/>
+          <w:lang w:val="en-US"/>
+        </w:rPr>
+      </w:pPr>
+      <w:r>
+        <w:rPr>
+          <w:rFonts w:ascii="Times New Roman" w:hAnsi="Times New Roman" w:cs="Times New Roman"/>
+          <w:lang w:val="en-US"/>
+        </w:rPr>
+        <w:t xml:space="preserve">This interview gathered key insights from a graduating senior with hands-on TA application and working experience, including the core pain points of the current TA recruitment process, </w:t>
       </w:r>
       <w:r>
         <w:rPr>
@@ -5274,82 +5812,7 @@
           <w:lang w:val="en-US"/>
         </w:rPr>
         <w:lastRenderedPageBreak/>
-        <w:t>workloads more fairly, so some TAs aren’t swamped with work while others have nothing to do. It’ll make the school’s management a lot more standardized.</w:t>
-      </w:r>
-    </w:p>
-    <w:p>
-      <w:pPr>
-        <w:rPr>
-          <w:rFonts w:ascii="Times New Roman" w:hAnsi="Times New Roman" w:cs="Times New Roman"/>
-          <w:lang w:val="en-US"/>
-        </w:rPr>
-      </w:pPr>
-      <w:r>
-        <w:rPr>
-          <w:rFonts w:ascii="Times New Roman" w:hAnsi="Times New Roman" w:cs="Times New Roman"/>
-          <w:lang w:val="en-US"/>
-        </w:rPr>
-        <w:t>Interviewer: Thank you so much, senior! Your experience and suggestions are absolutely crucial for our system design. You’ve helped us work through a lot of our design questions, and it’ll make our system so much more tailored to real user needs.</w:t>
-      </w:r>
-    </w:p>
-    <w:p>
-      <w:pPr>
-        <w:rPr>
-          <w:rFonts w:ascii="Times New Roman" w:hAnsi="Times New Roman" w:cs="Times New Roman"/>
-          <w:lang w:val="en-US"/>
-        </w:rPr>
-      </w:pPr>
-      <w:r>
-        <w:rPr>
-          <w:rFonts w:ascii="Times New Roman" w:hAnsi="Times New Roman" w:cs="Times New Roman"/>
-          <w:lang w:val="en-US"/>
-        </w:rPr>
-        <w:t>Senior: Anytime. Hope your system gets built smoothly, and that it makes applying for TA jobs a lot easier for the juniors and sophomores after me.</w:t>
-      </w:r>
-    </w:p>
-    <w:p>
-      <w:pPr>
-        <w:rPr>
-          <w:rFonts w:ascii="Times New Roman" w:hAnsi="Times New Roman" w:cs="Times New Roman"/>
-          <w:lang w:val="en-US"/>
-        </w:rPr>
-      </w:pPr>
-      <w:r>
-        <w:rPr>
-          <w:rFonts w:ascii="Times New Roman" w:hAnsi="Times New Roman" w:cs="Times New Roman"/>
-          <w:lang w:val="en-US"/>
-        </w:rPr>
-        <w:t>Interviewer: We’ll work our hardest on it! Sorry for taking up so much of your time, and thanks again for your time and help. Wish you all the best for your graduation and everything ahead!Senior: Thank you, and good luck with your project too!</w:t>
-      </w:r>
-    </w:p>
-    <w:p>
-      <w:pPr>
-        <w:rPr>
-          <w:rFonts w:ascii="Times New Roman" w:hAnsi="Times New Roman" w:cs="Times New Roman"/>
-          <w:lang w:val="en-US"/>
-        </w:rPr>
-      </w:pPr>
-      <w:r>
-        <w:rPr>
-          <w:rFonts w:ascii="Times New Roman" w:hAnsi="Times New Roman" w:cs="Times New Roman"/>
-          <w:lang w:val="en-US"/>
-        </w:rPr>
-        <w:t>Post-Interview Notes</w:t>
-      </w:r>
-    </w:p>
-    <w:p>
-      <w:pPr>
-        <w:rPr>
-          <w:rFonts w:ascii="Times New Roman" w:hAnsi="Times New Roman" w:cs="Times New Roman"/>
-          <w:lang w:val="en-US"/>
-        </w:rPr>
-      </w:pPr>
-      <w:r>
-        <w:rPr>
-          <w:rFonts w:ascii="Times New Roman" w:hAnsi="Times New Roman" w:cs="Times New Roman"/>
-          <w:lang w:val="en-US"/>
-        </w:rPr>
-        <w:t>This interview gathered key insights from a graduating senior with hands-on TA application and working experience, including the core pain points of the current TA recruitment process, functional requirements for the system, and design suggestions for the interface and user experience. All information collected will serve as supporting material for the design of BUPT International School’s TA recruitment system, and will be fully integrated into every stage of the product’s functional design and iterative development.</w:t>
+        <w:t>functional requirements for the system, and design suggestions for the interface and user experience. All information collected will serve as supporting material for the design of BUPT International School’s TA recruitment system, and will be fully integrated into every stage of the product’s functional design and iterative development.</w:t>
       </w:r>
     </w:p>
     <w:sectPr>
@@ -7168,7 +7631,6 @@
   <w:style w:type="character" w:default="1" w:styleId="a0">
     <w:name w:val="Default Paragraph Font"/>
     <w:uiPriority w:val="1"/>
-    <w:semiHidden/>
     <w:unhideWhenUsed/>
   </w:style>
   <w:style w:type="table" w:default="1" w:styleId="a1">
